--- a/docs/thesis-ch3-ch4.docx
+++ b/docs/thesis-ch3-ch4.docx
@@ -11804,7 +11804,7 @@
           <w:b/>
           <w:sz w:val="28"/>
         </w:rPr>
-        <w:t>4.6 本章小结</w:t>
+        <w:t>4.6 数据泄露对评估结果的影响</w:t>
       </w:r>
     </w:p>
     <w:p>
@@ -11818,7 +11818,1137 @@
           <w:b w:val="0"/>
           <w:sz w:val="24"/>
         </w:rPr>
-        <w:t>本章从分类效果、统计显著性、校准和选择性预测四个方面对实验结果进行了分析，主要结论如下：</w:t>
+        <w:t>为检验 3.2 节数据清洗的必要性，本文模拟了直接使用公开数据的常见做法：不去重、不处理冲突，在原始训练文件（随机划出 10% 作验证集）上训练 TF-IDF + 逻辑回归和 RoBERTa（3 个种子），在原始 eval_list 的全部 2020 条样本上测试。根据测试样本是否在训练文件中出现过，把测试集分为三组：训练中出现过且有相同标签（seen_same，868 条，占 43%）、训练中出现过但标签不同（seen_diff，229 条）、训练中未出现过（unseen，923 条）。结果见表 4-9。</w:t>
+      </w:r>
+    </w:p>
+    <w:p>
+      <w:pPr>
+        <w:spacing w:line="360" w:lineRule="auto" w:after="0"/>
+        <w:jc w:val="center"/>
+      </w:pPr>
+      <w:r>
+        <w:rPr>
+          <w:rFonts w:ascii="Times New Roman" w:hAnsi="Times New Roman" w:eastAsia="宋体"/>
+          <w:b w:val="0"/>
+          <w:sz w:val="21"/>
+        </w:rPr>
+        <w:t>表 4-9 未清洗数据上训练与测试的结果（Macro-F1，RoBERTa 为 3 个种子均值）</w:t>
+      </w:r>
+    </w:p>
+    <w:tbl>
+      <w:tblPr>
+        <w:tblW w:type="auto" w:w="0"/>
+        <w:tblLook w:firstColumn="1" w:firstRow="1" w:lastColumn="0" w:lastRow="0" w:noHBand="0" w:noVBand="1" w:val="04A0"/>
+        <w:jc w:val="center"/>
+        <w:tblBorders>
+          <w:top w:val="single" w:sz="4"/>
+          <w:left w:val="single" w:sz="4"/>
+          <w:bottom w:val="single" w:sz="4"/>
+          <w:right w:val="single" w:sz="4"/>
+          <w:insideH w:val="single" w:sz="4"/>
+          <w:insideV w:val="single" w:sz="4"/>
+        </w:tblBorders>
+      </w:tblPr>
+      <w:tblGrid>
+        <w:gridCol w:w="1511"/>
+        <w:gridCol w:w="1511"/>
+        <w:gridCol w:w="1511"/>
+        <w:gridCol w:w="1511"/>
+        <w:gridCol w:w="1511"/>
+        <w:gridCol w:w="1511"/>
+      </w:tblGrid>
+      <w:tr>
+        <w:tc>
+          <w:tcPr>
+            <w:tcW w:type="dxa" w:w="1511"/>
+          </w:tcPr>
+          <w:p>
+            <w:pPr>
+              <w:jc w:val="center"/>
+            </w:pPr>
+            <w:r/>
+            <w:r>
+              <w:rPr>
+                <w:rFonts w:ascii="Times New Roman" w:hAnsi="Times New Roman" w:eastAsia="黑体"/>
+                <w:b w:val="0"/>
+                <w:sz w:val="21"/>
+              </w:rPr>
+              <w:t>测试子集</w:t>
+            </w:r>
+          </w:p>
+        </w:tc>
+        <w:tc>
+          <w:tcPr>
+            <w:tcW w:type="dxa" w:w="1511"/>
+          </w:tcPr>
+          <w:p>
+            <w:pPr>
+              <w:jc w:val="center"/>
+            </w:pPr>
+            <w:r/>
+            <w:r>
+              <w:rPr>
+                <w:rFonts w:ascii="Times New Roman" w:hAnsi="Times New Roman" w:eastAsia="黑体"/>
+                <w:b w:val="0"/>
+                <w:sz w:val="21"/>
+              </w:rPr>
+              <w:t>样本数</w:t>
+            </w:r>
+          </w:p>
+        </w:tc>
+        <w:tc>
+          <w:tcPr>
+            <w:tcW w:type="dxa" w:w="1511"/>
+          </w:tcPr>
+          <w:p>
+            <w:pPr>
+              <w:jc w:val="center"/>
+            </w:pPr>
+            <w:r/>
+            <w:r>
+              <w:rPr>
+                <w:rFonts w:ascii="Times New Roman" w:hAnsi="Times New Roman" w:eastAsia="黑体"/>
+                <w:b w:val="0"/>
+                <w:sz w:val="21"/>
+              </w:rPr>
+              <w:t>TF-IDF+LR 准确率</w:t>
+            </w:r>
+          </w:p>
+        </w:tc>
+        <w:tc>
+          <w:tcPr>
+            <w:tcW w:type="dxa" w:w="1511"/>
+          </w:tcPr>
+          <w:p>
+            <w:pPr>
+              <w:jc w:val="center"/>
+            </w:pPr>
+            <w:r/>
+            <w:r>
+              <w:rPr>
+                <w:rFonts w:ascii="Times New Roman" w:hAnsi="Times New Roman" w:eastAsia="黑体"/>
+                <w:b w:val="0"/>
+                <w:sz w:val="21"/>
+              </w:rPr>
+              <w:t>TF-IDF+LR Macro-F1</w:t>
+            </w:r>
+          </w:p>
+        </w:tc>
+        <w:tc>
+          <w:tcPr>
+            <w:tcW w:type="dxa" w:w="1511"/>
+          </w:tcPr>
+          <w:p>
+            <w:pPr>
+              <w:jc w:val="center"/>
+            </w:pPr>
+            <w:r/>
+            <w:r>
+              <w:rPr>
+                <w:rFonts w:ascii="Times New Roman" w:hAnsi="Times New Roman" w:eastAsia="黑体"/>
+                <w:b w:val="0"/>
+                <w:sz w:val="21"/>
+              </w:rPr>
+              <w:t>RoBERTa 准确率</w:t>
+            </w:r>
+          </w:p>
+        </w:tc>
+        <w:tc>
+          <w:tcPr>
+            <w:tcW w:type="dxa" w:w="1511"/>
+          </w:tcPr>
+          <w:p>
+            <w:pPr>
+              <w:jc w:val="center"/>
+            </w:pPr>
+            <w:r/>
+            <w:r>
+              <w:rPr>
+                <w:rFonts w:ascii="Times New Roman" w:hAnsi="Times New Roman" w:eastAsia="黑体"/>
+                <w:b w:val="0"/>
+                <w:sz w:val="21"/>
+              </w:rPr>
+              <w:t>RoBERTa Macro-F1</w:t>
+            </w:r>
+          </w:p>
+        </w:tc>
+      </w:tr>
+      <w:tr>
+        <w:tc>
+          <w:tcPr>
+            <w:tcW w:type="dxa" w:w="1511"/>
+          </w:tcPr>
+          <w:p>
+            <w:r/>
+            <w:r>
+              <w:rPr>
+                <w:rFonts w:ascii="Times New Roman" w:hAnsi="Times New Roman" w:eastAsia="宋体"/>
+                <w:b w:val="0"/>
+                <w:sz w:val="21"/>
+              </w:rPr>
+              <w:t>全部测试集</w:t>
+            </w:r>
+          </w:p>
+        </w:tc>
+        <w:tc>
+          <w:tcPr>
+            <w:tcW w:type="dxa" w:w="1511"/>
+          </w:tcPr>
+          <w:p>
+            <w:r/>
+            <w:r>
+              <w:rPr>
+                <w:rFonts w:ascii="Times New Roman" w:hAnsi="Times New Roman" w:eastAsia="宋体"/>
+                <w:b w:val="0"/>
+                <w:sz w:val="21"/>
+              </w:rPr>
+              <w:t>2020</w:t>
+            </w:r>
+          </w:p>
+        </w:tc>
+        <w:tc>
+          <w:tcPr>
+            <w:tcW w:type="dxa" w:w="1511"/>
+          </w:tcPr>
+          <w:p>
+            <w:r/>
+            <w:r>
+              <w:rPr>
+                <w:rFonts w:ascii="Times New Roman" w:hAnsi="Times New Roman" w:eastAsia="宋体"/>
+                <w:b w:val="0"/>
+                <w:sz w:val="21"/>
+              </w:rPr>
+              <w:t>0.770</w:t>
+            </w:r>
+          </w:p>
+        </w:tc>
+        <w:tc>
+          <w:tcPr>
+            <w:tcW w:type="dxa" w:w="1511"/>
+          </w:tcPr>
+          <w:p>
+            <w:r/>
+            <w:r>
+              <w:rPr>
+                <w:rFonts w:ascii="Times New Roman" w:hAnsi="Times New Roman" w:eastAsia="宋体"/>
+                <w:b w:val="0"/>
+                <w:sz w:val="21"/>
+              </w:rPr>
+              <w:t>0.755</w:t>
+            </w:r>
+          </w:p>
+        </w:tc>
+        <w:tc>
+          <w:tcPr>
+            <w:tcW w:type="dxa" w:w="1511"/>
+          </w:tcPr>
+          <w:p>
+            <w:r/>
+            <w:r>
+              <w:rPr>
+                <w:rFonts w:ascii="Times New Roman" w:hAnsi="Times New Roman" w:eastAsia="宋体"/>
+                <w:b w:val="0"/>
+                <w:sz w:val="21"/>
+              </w:rPr>
+              <w:t>0.788</w:t>
+            </w:r>
+          </w:p>
+        </w:tc>
+        <w:tc>
+          <w:tcPr>
+            <w:tcW w:type="dxa" w:w="1511"/>
+          </w:tcPr>
+          <w:p>
+            <w:r/>
+            <w:r>
+              <w:rPr>
+                <w:rFonts w:ascii="Times New Roman" w:hAnsi="Times New Roman" w:eastAsia="宋体"/>
+                <w:b w:val="0"/>
+                <w:sz w:val="21"/>
+              </w:rPr>
+              <w:t>0.773</w:t>
+            </w:r>
+          </w:p>
+        </w:tc>
+      </w:tr>
+      <w:tr>
+        <w:tc>
+          <w:tcPr>
+            <w:tcW w:type="dxa" w:w="1511"/>
+          </w:tcPr>
+          <w:p>
+            <w:r/>
+            <w:r>
+              <w:rPr>
+                <w:rFonts w:ascii="Times New Roman" w:hAnsi="Times New Roman" w:eastAsia="宋体"/>
+                <w:b w:val="0"/>
+                <w:sz w:val="21"/>
+              </w:rPr>
+              <w:t>见过且标签相同（seen_same）</w:t>
+            </w:r>
+          </w:p>
+        </w:tc>
+        <w:tc>
+          <w:tcPr>
+            <w:tcW w:type="dxa" w:w="1511"/>
+          </w:tcPr>
+          <w:p>
+            <w:r/>
+            <w:r>
+              <w:rPr>
+                <w:rFonts w:ascii="Times New Roman" w:hAnsi="Times New Roman" w:eastAsia="宋体"/>
+                <w:b w:val="0"/>
+                <w:sz w:val="21"/>
+              </w:rPr>
+              <w:t>868</w:t>
+            </w:r>
+          </w:p>
+        </w:tc>
+        <w:tc>
+          <w:tcPr>
+            <w:tcW w:type="dxa" w:w="1511"/>
+          </w:tcPr>
+          <w:p>
+            <w:r/>
+            <w:r>
+              <w:rPr>
+                <w:rFonts w:ascii="Times New Roman" w:hAnsi="Times New Roman" w:eastAsia="宋体"/>
+                <w:b w:val="0"/>
+                <w:sz w:val="21"/>
+              </w:rPr>
+              <w:t>0.968</w:t>
+            </w:r>
+          </w:p>
+        </w:tc>
+        <w:tc>
+          <w:tcPr>
+            <w:tcW w:type="dxa" w:w="1511"/>
+          </w:tcPr>
+          <w:p>
+            <w:r/>
+            <w:r>
+              <w:rPr>
+                <w:rFonts w:ascii="Times New Roman" w:hAnsi="Times New Roman" w:eastAsia="宋体"/>
+                <w:b w:val="0"/>
+                <w:sz w:val="21"/>
+              </w:rPr>
+              <w:t>0.967</w:t>
+            </w:r>
+          </w:p>
+        </w:tc>
+        <w:tc>
+          <w:tcPr>
+            <w:tcW w:type="dxa" w:w="1511"/>
+          </w:tcPr>
+          <w:p>
+            <w:r/>
+            <w:r>
+              <w:rPr>
+                <w:rFonts w:ascii="Times New Roman" w:hAnsi="Times New Roman" w:eastAsia="宋体"/>
+                <w:b w:val="0"/>
+                <w:sz w:val="21"/>
+              </w:rPr>
+              <w:t>0.926</w:t>
+            </w:r>
+          </w:p>
+        </w:tc>
+        <w:tc>
+          <w:tcPr>
+            <w:tcW w:type="dxa" w:w="1511"/>
+          </w:tcPr>
+          <w:p>
+            <w:r/>
+            <w:r>
+              <w:rPr>
+                <w:rFonts w:ascii="Times New Roman" w:hAnsi="Times New Roman" w:eastAsia="宋体"/>
+                <w:b w:val="0"/>
+                <w:sz w:val="21"/>
+              </w:rPr>
+              <w:t>0.923</w:t>
+            </w:r>
+          </w:p>
+        </w:tc>
+      </w:tr>
+      <w:tr>
+        <w:tc>
+          <w:tcPr>
+            <w:tcW w:type="dxa" w:w="1511"/>
+          </w:tcPr>
+          <w:p>
+            <w:r/>
+            <w:r>
+              <w:rPr>
+                <w:rFonts w:ascii="Times New Roman" w:hAnsi="Times New Roman" w:eastAsia="宋体"/>
+                <w:b w:val="0"/>
+                <w:sz w:val="21"/>
+              </w:rPr>
+              <w:t>见过但标签不同（seen_diff）</w:t>
+            </w:r>
+          </w:p>
+        </w:tc>
+        <w:tc>
+          <w:tcPr>
+            <w:tcW w:type="dxa" w:w="1511"/>
+          </w:tcPr>
+          <w:p>
+            <w:r/>
+            <w:r>
+              <w:rPr>
+                <w:rFonts w:ascii="Times New Roman" w:hAnsi="Times New Roman" w:eastAsia="宋体"/>
+                <w:b w:val="0"/>
+                <w:sz w:val="21"/>
+              </w:rPr>
+              <w:t>229</w:t>
+            </w:r>
+          </w:p>
+        </w:tc>
+        <w:tc>
+          <w:tcPr>
+            <w:tcW w:type="dxa" w:w="1511"/>
+          </w:tcPr>
+          <w:p>
+            <w:r/>
+            <w:r>
+              <w:rPr>
+                <w:rFonts w:ascii="Times New Roman" w:hAnsi="Times New Roman" w:eastAsia="宋体"/>
+                <w:b w:val="0"/>
+                <w:sz w:val="21"/>
+              </w:rPr>
+              <w:t>0.052</w:t>
+            </w:r>
+          </w:p>
+        </w:tc>
+        <w:tc>
+          <w:tcPr>
+            <w:tcW w:type="dxa" w:w="1511"/>
+          </w:tcPr>
+          <w:p>
+            <w:r/>
+            <w:r>
+              <w:rPr>
+                <w:rFonts w:ascii="Times New Roman" w:hAnsi="Times New Roman" w:eastAsia="宋体"/>
+                <w:b w:val="0"/>
+                <w:sz w:val="21"/>
+              </w:rPr>
+              <w:t>0.055</w:t>
+            </w:r>
+          </w:p>
+        </w:tc>
+        <w:tc>
+          <w:tcPr>
+            <w:tcW w:type="dxa" w:w="1511"/>
+          </w:tcPr>
+          <w:p>
+            <w:r/>
+            <w:r>
+              <w:rPr>
+                <w:rFonts w:ascii="Times New Roman" w:hAnsi="Times New Roman" w:eastAsia="宋体"/>
+                <w:b w:val="0"/>
+                <w:sz w:val="21"/>
+              </w:rPr>
+              <w:t>0.214</w:t>
+            </w:r>
+          </w:p>
+        </w:tc>
+        <w:tc>
+          <w:tcPr>
+            <w:tcW w:type="dxa" w:w="1511"/>
+          </w:tcPr>
+          <w:p>
+            <w:r/>
+            <w:r>
+              <w:rPr>
+                <w:rFonts w:ascii="Times New Roman" w:hAnsi="Times New Roman" w:eastAsia="宋体"/>
+                <w:b w:val="0"/>
+                <w:sz w:val="21"/>
+              </w:rPr>
+              <w:t>0.217</w:t>
+            </w:r>
+          </w:p>
+        </w:tc>
+      </w:tr>
+      <w:tr>
+        <w:tc>
+          <w:tcPr>
+            <w:tcW w:type="dxa" w:w="1511"/>
+          </w:tcPr>
+          <w:p>
+            <w:r/>
+            <w:r>
+              <w:rPr>
+                <w:rFonts w:ascii="Times New Roman" w:hAnsi="Times New Roman" w:eastAsia="宋体"/>
+                <w:b w:val="0"/>
+                <w:sz w:val="21"/>
+              </w:rPr>
+              <w:t>未见过（unseen）</w:t>
+            </w:r>
+          </w:p>
+        </w:tc>
+        <w:tc>
+          <w:tcPr>
+            <w:tcW w:type="dxa" w:w="1511"/>
+          </w:tcPr>
+          <w:p>
+            <w:r/>
+            <w:r>
+              <w:rPr>
+                <w:rFonts w:ascii="Times New Roman" w:hAnsi="Times New Roman" w:eastAsia="宋体"/>
+                <w:b w:val="0"/>
+                <w:sz w:val="21"/>
+              </w:rPr>
+              <w:t>923</w:t>
+            </w:r>
+          </w:p>
+        </w:tc>
+        <w:tc>
+          <w:tcPr>
+            <w:tcW w:type="dxa" w:w="1511"/>
+          </w:tcPr>
+          <w:p>
+            <w:r/>
+            <w:r>
+              <w:rPr>
+                <w:rFonts w:ascii="Times New Roman" w:hAnsi="Times New Roman" w:eastAsia="宋体"/>
+                <w:b w:val="0"/>
+                <w:sz w:val="21"/>
+              </w:rPr>
+              <w:t>0.763</w:t>
+            </w:r>
+          </w:p>
+        </w:tc>
+        <w:tc>
+          <w:tcPr>
+            <w:tcW w:type="dxa" w:w="1511"/>
+          </w:tcPr>
+          <w:p>
+            <w:r/>
+            <w:r>
+              <w:rPr>
+                <w:rFonts w:ascii="Times New Roman" w:hAnsi="Times New Roman" w:eastAsia="宋体"/>
+                <w:b w:val="0"/>
+                <w:sz w:val="21"/>
+              </w:rPr>
+              <w:t>0.673</w:t>
+            </w:r>
+          </w:p>
+        </w:tc>
+        <w:tc>
+          <w:tcPr>
+            <w:tcW w:type="dxa" w:w="1511"/>
+          </w:tcPr>
+          <w:p>
+            <w:r/>
+            <w:r>
+              <w:rPr>
+                <w:rFonts w:ascii="Times New Roman" w:hAnsi="Times New Roman" w:eastAsia="宋体"/>
+                <w:b w:val="0"/>
+                <w:sz w:val="21"/>
+              </w:rPr>
+              <w:t>0.801</w:t>
+            </w:r>
+          </w:p>
+        </w:tc>
+        <w:tc>
+          <w:tcPr>
+            <w:tcW w:type="dxa" w:w="1511"/>
+          </w:tcPr>
+          <w:p>
+            <w:r/>
+            <w:r>
+              <w:rPr>
+                <w:rFonts w:ascii="Times New Roman" w:hAnsi="Times New Roman" w:eastAsia="宋体"/>
+                <w:b w:val="0"/>
+                <w:sz w:val="21"/>
+              </w:rPr>
+              <w:t>0.740</w:t>
+            </w:r>
+          </w:p>
+        </w:tc>
+      </w:tr>
+      <w:tr>
+        <w:tc>
+          <w:tcPr>
+            <w:tcW w:type="dxa" w:w="1511"/>
+          </w:tcPr>
+          <w:p>
+            <w:r/>
+            <w:r>
+              <w:rPr>
+                <w:rFonts w:ascii="Times New Roman" w:hAnsi="Times New Roman" w:eastAsia="宋体"/>
+                <w:b w:val="0"/>
+                <w:sz w:val="21"/>
+              </w:rPr>
+              <w:t>参照：清洗后测试集</w:t>
+            </w:r>
+          </w:p>
+        </w:tc>
+        <w:tc>
+          <w:tcPr>
+            <w:tcW w:type="dxa" w:w="1511"/>
+          </w:tcPr>
+          <w:p>
+            <w:r/>
+            <w:r>
+              <w:rPr>
+                <w:rFonts w:ascii="Times New Roman" w:hAnsi="Times New Roman" w:eastAsia="宋体"/>
+                <w:b w:val="0"/>
+                <w:sz w:val="21"/>
+              </w:rPr>
+              <w:t>1713</w:t>
+            </w:r>
+          </w:p>
+        </w:tc>
+        <w:tc>
+          <w:tcPr>
+            <w:tcW w:type="dxa" w:w="1511"/>
+          </w:tcPr>
+          <w:p>
+            <w:r/>
+            <w:r>
+              <w:rPr>
+                <w:rFonts w:ascii="Times New Roman" w:hAnsi="Times New Roman" w:eastAsia="宋体"/>
+                <w:b w:val="0"/>
+                <w:sz w:val="21"/>
+              </w:rPr>
+              <w:t>0.734</w:t>
+            </w:r>
+          </w:p>
+        </w:tc>
+        <w:tc>
+          <w:tcPr>
+            <w:tcW w:type="dxa" w:w="1511"/>
+          </w:tcPr>
+          <w:p>
+            <w:r/>
+            <w:r>
+              <w:rPr>
+                <w:rFonts w:ascii="Times New Roman" w:hAnsi="Times New Roman" w:eastAsia="宋体"/>
+                <w:b w:val="0"/>
+                <w:sz w:val="21"/>
+              </w:rPr>
+              <w:t>0.702</w:t>
+            </w:r>
+          </w:p>
+        </w:tc>
+        <w:tc>
+          <w:tcPr>
+            <w:tcW w:type="dxa" w:w="1511"/>
+          </w:tcPr>
+          <w:p>
+            <w:r/>
+            <w:r>
+              <w:rPr>
+                <w:rFonts w:ascii="Times New Roman" w:hAnsi="Times New Roman" w:eastAsia="宋体"/>
+                <w:b w:val="0"/>
+                <w:sz w:val="21"/>
+              </w:rPr>
+              <w:t>0.802</w:t>
+            </w:r>
+          </w:p>
+        </w:tc>
+        <w:tc>
+          <w:tcPr>
+            <w:tcW w:type="dxa" w:w="1511"/>
+          </w:tcPr>
+          <w:p>
+            <w:r/>
+            <w:r>
+              <w:rPr>
+                <w:rFonts w:ascii="Times New Roman" w:hAnsi="Times New Roman" w:eastAsia="宋体"/>
+                <w:b w:val="0"/>
+                <w:sz w:val="21"/>
+              </w:rPr>
+              <w:t>0.778</w:t>
+            </w:r>
+          </w:p>
+        </w:tc>
+      </w:tr>
+    </w:tbl>
+    <w:p/>
+    <w:p>
+      <w:pPr>
+        <w:spacing w:line="360" w:lineRule="auto" w:after="0"/>
+        <w:ind w:firstLine="480"/>
+      </w:pPr>
+      <w:r>
+        <w:rPr>
+          <w:rFonts w:ascii="Times New Roman" w:hAnsi="Times New Roman" w:eastAsia="宋体"/>
+          <w:b w:val="0"/>
+          <w:sz w:val="24"/>
+        </w:rPr>
+        <w:t>结果揭示了泄露的三个影响：</w:t>
+      </w:r>
+    </w:p>
+    <w:p>
+      <w:pPr>
+        <w:spacing w:line="360" w:lineRule="auto" w:after="0"/>
+        <w:ind w:firstLine="480"/>
+      </w:pPr>
+      <w:r>
+        <w:rPr>
+          <w:rFonts w:ascii="Times New Roman" w:hAnsi="Times New Roman" w:eastAsia="宋体"/>
+          <w:b w:val="0"/>
+          <w:sz w:val="24"/>
+        </w:rPr>
+        <w:t>第一，模型会“背答案”。对训练中见过的原句，TF-IDF 的准确率高达 96.8%，RoBERTa 为 92.6%，远高于未见过样本上的 76.3% 和 80.1%；而对训练中标签不同的 229 条样本，两个模型的准确率只有 5.2% 和 21.4%，说明它们基本是在复现训练中记住的标签。</w:t>
+      </w:r>
+    </w:p>
+    <w:p>
+      <w:pPr>
+        <w:spacing w:line="360" w:lineRule="auto" w:after="0"/>
+        <w:ind w:firstLine="480"/>
+      </w:pPr>
+      <w:r>
+        <w:rPr>
+          <w:rFonts w:ascii="Times New Roman" w:hAnsi="Times New Roman" w:eastAsia="宋体"/>
+          <w:b w:val="0"/>
+          <w:sz w:val="24"/>
+        </w:rPr>
+        <w:t>第二，泄露使分数偏离模型真实的泛化能力，偏离程度因模型而异。以未见过样本上的 Macro-F1 作为真实泛化能力的估计，TF-IDF 在全部测试集上的分数虚高了 8.1 个百分点（0.755 对 0.673），RoBERTa 虚高了 3.3 个百分点（0.773 对 0.740）。依赖词面匹配的 TF-IDF 更善于记忆原句，受益更多。</w:t>
+      </w:r>
+    </w:p>
+    <w:p>
+      <w:pPr>
+        <w:spacing w:line="360" w:lineRule="auto" w:after="0"/>
+        <w:ind w:firstLine="480"/>
+      </w:pPr>
+      <w:r>
+        <w:rPr>
+          <w:rFonts w:ascii="Times New Roman" w:hAnsi="Times New Roman" w:eastAsia="宋体"/>
+          <w:b w:val="0"/>
+          <w:sz w:val="24"/>
+        </w:rPr>
+        <w:t>第三，泄露会扭曲模型之间的比较。在未清洗的全部测试集上，RoBERTa 只比 TF-IDF 高 1.9 个百分点；但在未见过的样本上，两者差距为 6.7 个百分点，在清洗后的测试集上为 7.7 个百分点。也就是说，泄露把两类模型的真实差距缩小了约三分之二，可能导致研究者低估更强模型的优势。</w:t>
+      </w:r>
+    </w:p>
+    <w:p>
+      <w:pPr>
+        <w:spacing w:line="360" w:lineRule="auto" w:after="0"/>
+        <w:ind w:firstLine="480"/>
+      </w:pPr>
+      <w:r>
+        <w:rPr>
+          <w:rFonts w:ascii="Times New Roman" w:hAnsi="Times New Roman" w:eastAsia="宋体"/>
+          <w:b w:val="0"/>
+          <w:sz w:val="24"/>
+        </w:rPr>
+        <w:t>此外，比较两种训练方式在“未见过”文本上的表现：未清洗数据训练的 RoBERTa 在 923 条未见过样本上的 Macro-F1 为 0.740，清洗后数据训练的 RoBERTa 在其中同时属于清洗后测试集的 845 条样本上为 0.739，两者基本持平（两个子集大部分重合但不完全相同，此比较为近似）。这说明清洗虽然删除了部分训练样本，但没有明显损害模型的泛化能力。</w:t>
+      </w:r>
+    </w:p>
+    <w:p>
+      <w:pPr>
+        <w:spacing w:before="240" w:after="120"/>
+      </w:pPr>
+      <w:r>
+        <w:rPr>
+          <w:rFonts w:ascii="Times New Roman" w:hAnsi="Times New Roman" w:eastAsia="黑体"/>
+          <w:b/>
+          <w:sz w:val="28"/>
+        </w:rPr>
+        <w:t>4.7 标注噪声与准确率上限</w:t>
+      </w:r>
+    </w:p>
+    <w:p>
+      <w:pPr>
+        <w:spacing w:line="360" w:lineRule="auto" w:after="0"/>
+        <w:ind w:firstLine="480"/>
+      </w:pPr>
+      <w:r>
+        <w:rPr>
+          <w:rFonts w:ascii="Times New Roman" w:hAnsi="Times New Roman" w:eastAsia="宋体"/>
+          <w:b w:val="0"/>
+          <w:sz w:val="24"/>
+        </w:rPr>
+        <w:t>FinFE 中有 5575 条文本被标注了两次及以上，共形成 6048 对“同一文本的两次标注”。本文以这些配对估计标注的一致性，结果见表 4-10。</w:t>
+      </w:r>
+    </w:p>
+    <w:p>
+      <w:pPr>
+        <w:spacing w:line="360" w:lineRule="auto" w:after="0"/>
+        <w:jc w:val="center"/>
+      </w:pPr>
+      <w:r>
+        <w:rPr>
+          <w:rFonts w:ascii="Times New Roman" w:hAnsi="Times New Roman" w:eastAsia="宋体"/>
+          <w:b w:val="0"/>
+          <w:sz w:val="21"/>
+        </w:rPr>
+        <w:t>表 4-10 重复标注的一致性分析</w:t>
+      </w:r>
+    </w:p>
+    <w:tbl>
+      <w:tblPr>
+        <w:tblW w:type="auto" w:w="0"/>
+        <w:tblLook w:firstColumn="1" w:firstRow="1" w:lastColumn="0" w:lastRow="0" w:noHBand="0" w:noVBand="1" w:val="04A0"/>
+        <w:jc w:val="center"/>
+        <w:tblBorders>
+          <w:top w:val="single" w:sz="4"/>
+          <w:left w:val="single" w:sz="4"/>
+          <w:bottom w:val="single" w:sz="4"/>
+          <w:right w:val="single" w:sz="4"/>
+          <w:insideH w:val="single" w:sz="4"/>
+          <w:insideV w:val="single" w:sz="4"/>
+        </w:tblBorders>
+      </w:tblPr>
+      <w:tblGrid>
+        <w:gridCol w:w="4533"/>
+        <w:gridCol w:w="4533"/>
+      </w:tblGrid>
+      <w:tr>
+        <w:tc>
+          <w:tcPr>
+            <w:tcW w:type="dxa" w:w="4533"/>
+          </w:tcPr>
+          <w:p>
+            <w:pPr>
+              <w:jc w:val="center"/>
+            </w:pPr>
+            <w:r/>
+            <w:r>
+              <w:rPr>
+                <w:rFonts w:ascii="Times New Roman" w:hAnsi="Times New Roman" w:eastAsia="黑体"/>
+                <w:b w:val="0"/>
+                <w:sz w:val="21"/>
+              </w:rPr>
+              <w:t>指标</w:t>
+            </w:r>
+          </w:p>
+        </w:tc>
+        <w:tc>
+          <w:tcPr>
+            <w:tcW w:type="dxa" w:w="4533"/>
+          </w:tcPr>
+          <w:p>
+            <w:pPr>
+              <w:jc w:val="center"/>
+            </w:pPr>
+            <w:r/>
+            <w:r>
+              <w:rPr>
+                <w:rFonts w:ascii="Times New Roman" w:hAnsi="Times New Roman" w:eastAsia="黑体"/>
+                <w:b w:val="0"/>
+                <w:sz w:val="21"/>
+              </w:rPr>
+              <w:t>数值</w:t>
+            </w:r>
+          </w:p>
+        </w:tc>
+      </w:tr>
+      <w:tr>
+        <w:tc>
+          <w:tcPr>
+            <w:tcW w:type="dxa" w:w="4533"/>
+          </w:tcPr>
+          <w:p>
+            <w:r/>
+            <w:r>
+              <w:rPr>
+                <w:rFonts w:ascii="Times New Roman" w:hAnsi="Times New Roman" w:eastAsia="宋体"/>
+                <w:b w:val="0"/>
+                <w:sz w:val="21"/>
+              </w:rPr>
+              <w:t>被重复标注的文本数 / 标注配对数</w:t>
+            </w:r>
+          </w:p>
+        </w:tc>
+        <w:tc>
+          <w:tcPr>
+            <w:tcW w:type="dxa" w:w="4533"/>
+          </w:tcPr>
+          <w:p>
+            <w:r/>
+            <w:r>
+              <w:rPr>
+                <w:rFonts w:ascii="Times New Roman" w:hAnsi="Times New Roman" w:eastAsia="宋体"/>
+                <w:b w:val="0"/>
+                <w:sz w:val="21"/>
+              </w:rPr>
+              <w:t>5575 / 6048</w:t>
+            </w:r>
+          </w:p>
+        </w:tc>
+      </w:tr>
+      <w:tr>
+        <w:tc>
+          <w:tcPr>
+            <w:tcW w:type="dxa" w:w="4533"/>
+          </w:tcPr>
+          <w:p>
+            <w:r/>
+            <w:r>
+              <w:rPr>
+                <w:rFonts w:ascii="Times New Roman" w:hAnsi="Times New Roman" w:eastAsia="宋体"/>
+                <w:b w:val="0"/>
+                <w:sz w:val="21"/>
+              </w:rPr>
+              <w:t>两次标注一致率 p</w:t>
+            </w:r>
+          </w:p>
+        </w:tc>
+        <w:tc>
+          <w:tcPr>
+            <w:tcW w:type="dxa" w:w="4533"/>
+          </w:tcPr>
+          <w:p>
+            <w:r/>
+            <w:r>
+              <w:rPr>
+                <w:rFonts w:ascii="Times New Roman" w:hAnsi="Times New Roman" w:eastAsia="宋体"/>
+                <w:b w:val="0"/>
+                <w:sz w:val="21"/>
+              </w:rPr>
+              <w:t>0.829（95% CI：0.814～0.845）</w:t>
+            </w:r>
+          </w:p>
+        </w:tc>
+      </w:tr>
+      <w:tr>
+        <w:tc>
+          <w:tcPr>
+            <w:tcW w:type="dxa" w:w="4533"/>
+          </w:tcPr>
+          <w:p>
+            <w:r/>
+            <w:r>
+              <w:rPr>
+                <w:rFonts w:ascii="Times New Roman" w:hAnsi="Times New Roman" w:eastAsia="宋体"/>
+                <w:b w:val="0"/>
+                <w:sz w:val="21"/>
+              </w:rPr>
+              <w:t>随机一致率 p_e（按类别比例）</w:t>
+            </w:r>
+          </w:p>
+        </w:tc>
+        <w:tc>
+          <w:tcPr>
+            <w:tcW w:type="dxa" w:w="4533"/>
+          </w:tcPr>
+          <w:p>
+            <w:r/>
+            <w:r>
+              <w:rPr>
+                <w:rFonts w:ascii="Times New Roman" w:hAnsi="Times New Roman" w:eastAsia="宋体"/>
+                <w:b w:val="0"/>
+                <w:sz w:val="21"/>
+              </w:rPr>
+              <w:t>0.355</w:t>
+            </w:r>
+          </w:p>
+        </w:tc>
+      </w:tr>
+      <w:tr>
+        <w:tc>
+          <w:tcPr>
+            <w:tcW w:type="dxa" w:w="4533"/>
+          </w:tcPr>
+          <w:p>
+            <w:r/>
+            <w:r>
+              <w:rPr>
+                <w:rFonts w:ascii="Times New Roman" w:hAnsi="Times New Roman" w:eastAsia="宋体"/>
+                <w:b w:val="0"/>
+                <w:sz w:val="21"/>
+              </w:rPr>
+              <w:t>机会校正一致率 κ</w:t>
+            </w:r>
+          </w:p>
+        </w:tc>
+        <w:tc>
+          <w:tcPr>
+            <w:tcW w:type="dxa" w:w="4533"/>
+          </w:tcPr>
+          <w:p>
+            <w:r/>
+            <w:r>
+              <w:rPr>
+                <w:rFonts w:ascii="Times New Roman" w:hAnsi="Times New Roman" w:eastAsia="宋体"/>
+                <w:b w:val="0"/>
+                <w:sz w:val="21"/>
+              </w:rPr>
+              <w:t>0.735</w:t>
+            </w:r>
+          </w:p>
+        </w:tc>
+      </w:tr>
+      <w:tr>
+        <w:tc>
+          <w:tcPr>
+            <w:tcW w:type="dxa" w:w="4533"/>
+          </w:tcPr>
+          <w:p>
+            <w:r/>
+            <w:r>
+              <w:rPr>
+                <w:rFonts w:ascii="Times New Roman" w:hAnsi="Times New Roman" w:eastAsia="宋体"/>
+                <w:b w:val="0"/>
+                <w:sz w:val="21"/>
+              </w:rPr>
+              <w:t>估计的单次标注正确率 q</w:t>
+            </w:r>
+          </w:p>
+        </w:tc>
+        <w:tc>
+          <w:tcPr>
+            <w:tcW w:type="dxa" w:w="4533"/>
+          </w:tcPr>
+          <w:p>
+            <w:r/>
+            <w:r>
+              <w:rPr>
+                <w:rFonts w:ascii="Times New Roman" w:hAnsi="Times New Roman" w:eastAsia="宋体"/>
+                <w:b w:val="0"/>
+                <w:sz w:val="21"/>
+              </w:rPr>
+              <w:t>0.908（95% CI：0.899～0.918）</w:t>
+            </w:r>
+          </w:p>
+        </w:tc>
+      </w:tr>
+      <w:tr>
+        <w:tc>
+          <w:tcPr>
+            <w:tcW w:type="dxa" w:w="4533"/>
+          </w:tcPr>
+          <w:p>
+            <w:r/>
+            <w:r>
+              <w:rPr>
+                <w:rFonts w:ascii="Times New Roman" w:hAnsi="Times New Roman" w:eastAsia="宋体"/>
+                <w:b w:val="0"/>
+                <w:sz w:val="21"/>
+              </w:rPr>
+              <w:t>冲突配对中：消极—中性 / 中性—积极 / 消极—积极</w:t>
+            </w:r>
+          </w:p>
+        </w:tc>
+        <w:tc>
+          <w:tcPr>
+            <w:tcW w:type="dxa" w:w="4533"/>
+          </w:tcPr>
+          <w:p>
+            <w:r/>
+            <w:r>
+              <w:rPr>
+                <w:rFonts w:ascii="Times New Roman" w:hAnsi="Times New Roman" w:eastAsia="宋体"/>
+                <w:b w:val="0"/>
+                <w:sz w:val="21"/>
+              </w:rPr>
+              <w:t>475 / 374 / 186</w:t>
+            </w:r>
+          </w:p>
+        </w:tc>
+      </w:tr>
+    </w:tbl>
+    <w:p/>
+    <w:p>
+      <w:pPr>
+        <w:spacing w:line="360" w:lineRule="auto" w:after="0"/>
+        <w:ind w:firstLine="480"/>
+      </w:pPr>
+      <w:r>
+        <w:rPr>
+          <w:rFonts w:ascii="Times New Roman" w:hAnsi="Times New Roman" w:eastAsia="宋体"/>
+          <w:b w:val="0"/>
+          <w:sz w:val="24"/>
+        </w:rPr>
+        <w:t>同一条文本的两次标注只有 82.9% 是一致的，机会校正后的 κ 为 0.735，按常用标准属于“较高但不完全”的一致性。假设每次标注以概率 q 给出真实标签、否则等可能地给出另外两类之一，则两次标注一致的概率为 p = q² + (1 − q)²/2，解得 q = [1 + √(6p − 2)]/3 ≈ 0.908。这意味着，即使一个模型能完全预测出真实情感，它与数据集标签的一致率也只有约 91%，可以把 91% 看作该数据集上准确率的近似上限。</w:t>
+      </w:r>
+    </w:p>
+    <w:p>
+      <w:pPr>
+        <w:spacing w:line="360" w:lineRule="auto" w:after="0"/>
+        <w:ind w:firstLine="480"/>
+      </w:pPr>
+      <w:r>
+        <w:rPr>
+          <w:rFonts w:ascii="Times New Roman" w:hAnsi="Times New Roman" w:eastAsia="宋体"/>
+          <w:b w:val="0"/>
+          <w:sz w:val="24"/>
+        </w:rPr>
+        <w:t>这一分析有三点启示：</w:t>
+      </w:r>
+    </w:p>
+    <w:p>
+      <w:pPr>
+        <w:spacing w:line="360" w:lineRule="auto" w:after="0"/>
+        <w:ind w:firstLine="480"/>
+      </w:pPr>
+      <w:r>
+        <w:rPr>
+          <w:rFonts w:ascii="Times New Roman" w:hAnsi="Times New Roman" w:eastAsia="宋体"/>
+          <w:b w:val="0"/>
+          <w:sz w:val="24"/>
+        </w:rPr>
+        <w:t>1. 本文最好的模型准确率约为 82%，距离约 91% 的上限仍有约 9 个百分点的空间，模型仍有改进余地；</w:t>
+      </w:r>
+    </w:p>
+    <w:p>
+      <w:pPr>
+        <w:spacing w:line="360" w:lineRule="auto" w:after="0"/>
+        <w:ind w:firstLine="480"/>
+      </w:pPr>
+      <w:r>
+        <w:rPr>
+          <w:rFonts w:ascii="Times New Roman" w:hAnsi="Times New Roman" w:eastAsia="宋体"/>
+          <w:b w:val="0"/>
+          <w:sz w:val="24"/>
+        </w:rPr>
+        <w:t>2. 值得注意的是，LoRA 大模型与数据标签的一致率（约 82%）已与两次人工标注之间的一致率（82.9%）相当，即模型与标注者的一致程度已接近标注者与标注者之间的一致程度；</w:t>
+      </w:r>
+    </w:p>
+    <w:p>
+      <w:pPr>
+        <w:spacing w:line="360" w:lineRule="auto" w:after="0"/>
+        <w:ind w:firstLine="480"/>
+      </w:pPr>
+      <w:r>
+        <w:rPr>
+          <w:rFonts w:ascii="Times New Roman" w:hAnsi="Times New Roman" w:eastAsia="宋体"/>
+          <w:b w:val="0"/>
+          <w:sz w:val="24"/>
+        </w:rPr>
+        <w:t>3. 在全部 1035 个冲突配对中，有 849 个（82%）涉及中性类，这从数据层面解释了 4.1 节中各模型在中性类上表现最差的现象：中性类的边界本身就存在较大的主观分歧。</w:t>
+      </w:r>
+    </w:p>
+    <w:p>
+      <w:pPr>
+        <w:spacing w:line="360" w:lineRule="auto" w:after="0"/>
+        <w:ind w:firstLine="480"/>
+      </w:pPr>
+      <w:r>
+        <w:rPr>
+          <w:rFonts w:ascii="Times New Roman" w:hAnsi="Times New Roman" w:eastAsia="宋体"/>
+          <w:b w:val="0"/>
+          <w:sz w:val="24"/>
+        </w:rPr>
+        <w:t>需要说明的是，被重复标注的文本平均长度（18.5 个字符）略短于全部文本（21.1 个字符），并非完全随机的样本，且上述噪声模型假设各类错误等可能发生，因此 91% 的上限应视为粗略估计。</w:t>
+      </w:r>
+    </w:p>
+    <w:p>
+      <w:pPr>
+        <w:spacing w:before="240" w:after="120"/>
+      </w:pPr>
+      <w:r>
+        <w:rPr>
+          <w:rFonts w:ascii="Times New Roman" w:hAnsi="Times New Roman" w:eastAsia="黑体"/>
+          <w:b/>
+          <w:sz w:val="28"/>
+        </w:rPr>
+        <w:t>4.8 本章小结</w:t>
+      </w:r>
+    </w:p>
+    <w:p>
+      <w:pPr>
+        <w:spacing w:line="360" w:lineRule="auto" w:after="0"/>
+        <w:ind w:firstLine="480"/>
+      </w:pPr>
+      <w:r>
+        <w:rPr>
+          <w:rFonts w:ascii="Times New Roman" w:hAnsi="Times New Roman" w:eastAsia="宋体"/>
+          <w:b w:val="0"/>
+          <w:sz w:val="24"/>
+        </w:rPr>
+        <w:t>本章从分类效果、统计显著性、校准、选择性预测和数据质量五个方面对实验结果进行了分析，主要结论如下：</w:t>
       </w:r>
     </w:p>
     <w:p>
@@ -11902,7 +13032,35 @@
           <w:b w:val="0"/>
           <w:sz w:val="24"/>
         </w:rPr>
-        <w:t>6. 中性类是所有模型的共同难点，这与中性评论本身语义模糊、标注存在分歧有关。</w:t>
+        <w:t>6. 中性类是所有模型的共同难点：重复标注中 82% 的冲突涉及中性类，说明其边界本身存在主观分歧。</w:t>
+      </w:r>
+    </w:p>
+    <w:p>
+      <w:pPr>
+        <w:spacing w:line="360" w:lineRule="auto" w:after="0"/>
+        <w:ind w:firstLine="480"/>
+      </w:pPr>
+      <w:r>
+        <w:rPr>
+          <w:rFonts w:ascii="Times New Roman" w:hAnsi="Times New Roman" w:eastAsia="宋体"/>
+          <w:b w:val="0"/>
+          <w:sz w:val="24"/>
+        </w:rPr>
+        <w:t>7. 数据泄露会让模型“背答案”，使 TF-IDF 的分数虚高 8.1 个百分点，并把 TF-IDF 与 RoBERTa 的真实差距缩小约三分之二；清洗数据没有明显损害模型的泛化能力。</w:t>
+      </w:r>
+    </w:p>
+    <w:p>
+      <w:pPr>
+        <w:spacing w:line="360" w:lineRule="auto" w:after="0"/>
+        <w:ind w:firstLine="480"/>
+      </w:pPr>
+      <w:r>
+        <w:rPr>
+          <w:rFonts w:ascii="Times New Roman" w:hAnsi="Times New Roman" w:eastAsia="宋体"/>
+          <w:b w:val="0"/>
+          <w:sz w:val="24"/>
+        </w:rPr>
+        <w:t>8. 重复标注的一致率仅为 82.9%（κ = 0.735），据此估计该数据集的准确率上限约为 91%；LoRA 大模型与标签的一致率已接近人工标注之间的一致率。</w:t>
       </w:r>
     </w:p>
     <w:p>

--- a/docs/thesis-ch3-ch4.docx
+++ b/docs/thesis-ch3-ch4.docx
@@ -11818,7 +11818,7 @@
           <w:b w:val="0"/>
           <w:sz w:val="24"/>
         </w:rPr>
-        <w:t>为检验 3.2 节数据清洗的必要性，本文模拟了直接使用公开数据的常见做法：不去重、不处理冲突，在原始训练文件（随机划出 10% 作验证集）上训练 TF-IDF + 逻辑回归和 RoBERTa（3 个种子），在原始 eval_list 的全部 2020 条样本上测试。根据测试样本是否在训练文件中出现过，把测试集分为三组：训练中出现过且有相同标签（seen_same，868 条，占 43%）、训练中出现过但标签不同（seen_diff，229 条）、训练中未出现过（unseen，923 条）。结果见表 4-9。</w:t>
+        <w:t>为检验 3.2 节数据清洗的必要性，本文模拟了直接使用公开数据的常见做法：不去重、不处理冲突，在原始训练文件（随机划出 10% 作验证集）上训练 TF-IDF + 逻辑回归和 RoBERTa（3 个种子），在原始 eval_list 的全部 2020 条样本上测试。根据测试样本是否在训练文件中出现过，把测试集分为三组：训练中出现过且有相同标签（seen_same，868 条，占 43%）、训练中出现过但标签不同（seen_diff，229 条）、训练中未出现过（unseen，923 条）。结果见表 4-9。需要说明的是，这里按原始文件逐行计数，且未先去除各文件内部的重复与冲突，因此“见过”的样本合计 1097 条、标签不同的 229 条，与 3.2 节在文件内去重后统计的 1092 条和 228 条略有差别，两者口径不同，但结论一致。</w:t>
       </w:r>
     </w:p>
     <w:p>

--- a/docs/thesis-ch3-ch4.docx
+++ b/docs/thesis-ch3-ch4.docx
@@ -12934,7 +12934,7 @@
           <w:b/>
           <w:sz w:val="28"/>
         </w:rPr>
-        <w:t>4.8 本章小结</w:t>
+        <w:t>4.8 保形预测</w:t>
       </w:r>
     </w:p>
     <w:p>
@@ -12948,7 +12948,2313 @@
           <w:b w:val="0"/>
           <w:sz w:val="24"/>
         </w:rPr>
-        <w:t>本章从分类效果、统计显著性、校准、选择性预测和数据质量五个方面对实验结果进行了分析，主要结论如下：</w:t>
+        <w:t>4.3 和 4.4 节分析了置信度“准不准”和“排序好不好”，但都不能直接回答“模型给出的答案有多大把握包含正确类别”。保形预测（conformal prediction）[Vovk 等, 2005; Angelopoulos 和 Bates, 2023] 可以回答这个问题：它不输出单个类别，而是输出一个类别集合，并在“校准样本与测试样本可交换”的条件下保证集合包含真实类别的概率不低于 1 − α，且不依赖于模型本身是否校准良好。</w:t>
+      </w:r>
+    </w:p>
+    <w:p>
+      <w:pPr>
+        <w:spacing w:line="360" w:lineRule="auto" w:after="0"/>
+        <w:ind w:firstLine="480"/>
+      </w:pPr>
+      <w:r>
+        <w:rPr>
+          <w:rFonts w:ascii="Times New Roman" w:hAnsi="Times New Roman" w:eastAsia="宋体"/>
+          <w:b w:val="0"/>
+          <w:sz w:val="24"/>
+        </w:rPr>
+        <w:t>本文采用分割保形预测。以 s = 1 − p(真实类) 为非一致性分数，把测试集随机对半分为校准集和评估集：在校准集上取 s 的 ⌈(n+1)(1−α)⌉/n 分位数 q̂，在评估集上输出集合 {k : 1 − p_k ≤ q̂}。为避免单次划分的偶然性，重复划分 1000 次取平均。除这种“标准”做法外，本文还采用按类别分别校准的 Mondrian 保形预测 [Vovk 等, 2005]，即对每一类单独计算 q̂，以保证每一类各自的覆盖率。结果见表 4-11。</w:t>
+      </w:r>
+    </w:p>
+    <w:p>
+      <w:pPr>
+        <w:spacing w:line="360" w:lineRule="auto" w:after="0"/>
+        <w:jc w:val="center"/>
+      </w:pPr>
+      <w:r>
+        <w:rPr>
+          <w:rFonts w:ascii="Times New Roman" w:hAnsi="Times New Roman" w:eastAsia="宋体"/>
+          <w:b w:val="0"/>
+          <w:sz w:val="21"/>
+        </w:rPr>
+        <w:t>表 4-11 保形预测结果（目标覆盖率 90%，种子 42，1000 次随机划分均值）</w:t>
+      </w:r>
+    </w:p>
+    <w:tbl>
+      <w:tblPr>
+        <w:tblW w:type="auto" w:w="0"/>
+        <w:tblLook w:firstColumn="1" w:firstRow="1" w:lastColumn="0" w:lastRow="0" w:noHBand="0" w:noVBand="1" w:val="04A0"/>
+        <w:jc w:val="center"/>
+        <w:tblBorders>
+          <w:top w:val="single" w:sz="4"/>
+          <w:left w:val="single" w:sz="4"/>
+          <w:bottom w:val="single" w:sz="4"/>
+          <w:right w:val="single" w:sz="4"/>
+          <w:insideH w:val="single" w:sz="4"/>
+          <w:insideV w:val="single" w:sz="4"/>
+        </w:tblBorders>
+      </w:tblPr>
+      <w:tblGrid>
+        <w:gridCol w:w="1133"/>
+        <w:gridCol w:w="1133"/>
+        <w:gridCol w:w="1133"/>
+        <w:gridCol w:w="1133"/>
+        <w:gridCol w:w="1133"/>
+        <w:gridCol w:w="1133"/>
+        <w:gridCol w:w="1133"/>
+        <w:gridCol w:w="1133"/>
+      </w:tblGrid>
+      <w:tr>
+        <w:tc>
+          <w:tcPr>
+            <w:tcW w:type="dxa" w:w="1133"/>
+          </w:tcPr>
+          <w:p>
+            <w:pPr>
+              <w:jc w:val="center"/>
+            </w:pPr>
+            <w:r/>
+            <w:r>
+              <w:rPr>
+                <w:rFonts w:ascii="Times New Roman" w:hAnsi="Times New Roman" w:eastAsia="黑体"/>
+                <w:b w:val="0"/>
+                <w:sz w:val="21"/>
+              </w:rPr>
+              <w:t>模型</w:t>
+            </w:r>
+          </w:p>
+        </w:tc>
+        <w:tc>
+          <w:tcPr>
+            <w:tcW w:type="dxa" w:w="1133"/>
+          </w:tcPr>
+          <w:p>
+            <w:pPr>
+              <w:jc w:val="center"/>
+            </w:pPr>
+            <w:r/>
+            <w:r>
+              <w:rPr>
+                <w:rFonts w:ascii="Times New Roman" w:hAnsi="Times New Roman" w:eastAsia="黑体"/>
+                <w:b w:val="0"/>
+                <w:sz w:val="21"/>
+              </w:rPr>
+              <w:t>方法</w:t>
+            </w:r>
+          </w:p>
+        </w:tc>
+        <w:tc>
+          <w:tcPr>
+            <w:tcW w:type="dxa" w:w="1133"/>
+          </w:tcPr>
+          <w:p>
+            <w:pPr>
+              <w:jc w:val="center"/>
+            </w:pPr>
+            <w:r/>
+            <w:r>
+              <w:rPr>
+                <w:rFonts w:ascii="Times New Roman" w:hAnsi="Times New Roman" w:eastAsia="黑体"/>
+                <w:b w:val="0"/>
+                <w:sz w:val="21"/>
+              </w:rPr>
+              <w:t>覆盖率</w:t>
+            </w:r>
+          </w:p>
+        </w:tc>
+        <w:tc>
+          <w:tcPr>
+            <w:tcW w:type="dxa" w:w="1133"/>
+          </w:tcPr>
+          <w:p>
+            <w:pPr>
+              <w:jc w:val="center"/>
+            </w:pPr>
+            <w:r/>
+            <w:r>
+              <w:rPr>
+                <w:rFonts w:ascii="Times New Roman" w:hAnsi="Times New Roman" w:eastAsia="黑体"/>
+                <w:b w:val="0"/>
+                <w:sz w:val="21"/>
+              </w:rPr>
+              <w:t>平均集合大小</w:t>
+            </w:r>
+          </w:p>
+        </w:tc>
+        <w:tc>
+          <w:tcPr>
+            <w:tcW w:type="dxa" w:w="1133"/>
+          </w:tcPr>
+          <w:p>
+            <w:pPr>
+              <w:jc w:val="center"/>
+            </w:pPr>
+            <w:r/>
+            <w:r>
+              <w:rPr>
+                <w:rFonts w:ascii="Times New Roman" w:hAnsi="Times New Roman" w:eastAsia="黑体"/>
+                <w:b w:val="0"/>
+                <w:sz w:val="21"/>
+              </w:rPr>
+              <w:t>单元素集合比例</w:t>
+            </w:r>
+          </w:p>
+        </w:tc>
+        <w:tc>
+          <w:tcPr>
+            <w:tcW w:type="dxa" w:w="1133"/>
+          </w:tcPr>
+          <w:p>
+            <w:pPr>
+              <w:jc w:val="center"/>
+            </w:pPr>
+            <w:r/>
+            <w:r>
+              <w:rPr>
+                <w:rFonts w:ascii="Times New Roman" w:hAnsi="Times New Roman" w:eastAsia="黑体"/>
+                <w:b w:val="0"/>
+                <w:sz w:val="21"/>
+              </w:rPr>
+              <w:t>消极覆盖率</w:t>
+            </w:r>
+          </w:p>
+        </w:tc>
+        <w:tc>
+          <w:tcPr>
+            <w:tcW w:type="dxa" w:w="1133"/>
+          </w:tcPr>
+          <w:p>
+            <w:pPr>
+              <w:jc w:val="center"/>
+            </w:pPr>
+            <w:r/>
+            <w:r>
+              <w:rPr>
+                <w:rFonts w:ascii="Times New Roman" w:hAnsi="Times New Roman" w:eastAsia="黑体"/>
+                <w:b w:val="0"/>
+                <w:sz w:val="21"/>
+              </w:rPr>
+              <w:t>中性覆盖率</w:t>
+            </w:r>
+          </w:p>
+        </w:tc>
+        <w:tc>
+          <w:tcPr>
+            <w:tcW w:type="dxa" w:w="1133"/>
+          </w:tcPr>
+          <w:p>
+            <w:pPr>
+              <w:jc w:val="center"/>
+            </w:pPr>
+            <w:r/>
+            <w:r>
+              <w:rPr>
+                <w:rFonts w:ascii="Times New Roman" w:hAnsi="Times New Roman" w:eastAsia="黑体"/>
+                <w:b w:val="0"/>
+                <w:sz w:val="21"/>
+              </w:rPr>
+              <w:t>积极覆盖率</w:t>
+            </w:r>
+          </w:p>
+        </w:tc>
+      </w:tr>
+      <w:tr>
+        <w:tc>
+          <w:tcPr>
+            <w:tcW w:type="dxa" w:w="1133"/>
+          </w:tcPr>
+          <w:p>
+            <w:r/>
+            <w:r>
+              <w:rPr>
+                <w:rFonts w:ascii="Times New Roman" w:hAnsi="Times New Roman" w:eastAsia="宋体"/>
+                <w:b w:val="0"/>
+                <w:sz w:val="21"/>
+              </w:rPr>
+              <w:t>TF-IDF + LR</w:t>
+            </w:r>
+          </w:p>
+        </w:tc>
+        <w:tc>
+          <w:tcPr>
+            <w:tcW w:type="dxa" w:w="1133"/>
+          </w:tcPr>
+          <w:p>
+            <w:r/>
+            <w:r>
+              <w:rPr>
+                <w:rFonts w:ascii="Times New Roman" w:hAnsi="Times New Roman" w:eastAsia="宋体"/>
+                <w:b w:val="0"/>
+                <w:sz w:val="21"/>
+              </w:rPr>
+              <w:t>标准</w:t>
+            </w:r>
+          </w:p>
+        </w:tc>
+        <w:tc>
+          <w:tcPr>
+            <w:tcW w:type="dxa" w:w="1133"/>
+          </w:tcPr>
+          <w:p>
+            <w:r/>
+            <w:r>
+              <w:rPr>
+                <w:rFonts w:ascii="Times New Roman" w:hAnsi="Times New Roman" w:eastAsia="宋体"/>
+                <w:b w:val="0"/>
+                <w:sz w:val="21"/>
+              </w:rPr>
+              <w:t>0.901</w:t>
+            </w:r>
+          </w:p>
+        </w:tc>
+        <w:tc>
+          <w:tcPr>
+            <w:tcW w:type="dxa" w:w="1133"/>
+          </w:tcPr>
+          <w:p>
+            <w:r/>
+            <w:r>
+              <w:rPr>
+                <w:rFonts w:ascii="Times New Roman" w:hAnsi="Times New Roman" w:eastAsia="宋体"/>
+                <w:b w:val="0"/>
+                <w:sz w:val="21"/>
+              </w:rPr>
+              <w:t>1.580</w:t>
+            </w:r>
+          </w:p>
+        </w:tc>
+        <w:tc>
+          <w:tcPr>
+            <w:tcW w:type="dxa" w:w="1133"/>
+          </w:tcPr>
+          <w:p>
+            <w:r/>
+            <w:r>
+              <w:rPr>
+                <w:rFonts w:ascii="Times New Roman" w:hAnsi="Times New Roman" w:eastAsia="宋体"/>
+                <w:b w:val="0"/>
+                <w:sz w:val="21"/>
+              </w:rPr>
+              <w:t>52.9%</w:t>
+            </w:r>
+          </w:p>
+        </w:tc>
+        <w:tc>
+          <w:tcPr>
+            <w:tcW w:type="dxa" w:w="1133"/>
+          </w:tcPr>
+          <w:p>
+            <w:r/>
+            <w:r>
+              <w:rPr>
+                <w:rFonts w:ascii="Times New Roman" w:hAnsi="Times New Roman" w:eastAsia="宋体"/>
+                <w:b w:val="0"/>
+                <w:sz w:val="21"/>
+              </w:rPr>
+              <w:t>0.908</w:t>
+            </w:r>
+          </w:p>
+        </w:tc>
+        <w:tc>
+          <w:tcPr>
+            <w:tcW w:type="dxa" w:w="1133"/>
+          </w:tcPr>
+          <w:p>
+            <w:r/>
+            <w:r>
+              <w:rPr>
+                <w:rFonts w:ascii="Times New Roman" w:hAnsi="Times New Roman" w:eastAsia="宋体"/>
+                <w:b w:val="0"/>
+                <w:sz w:val="21"/>
+              </w:rPr>
+              <w:t>0.783</w:t>
+            </w:r>
+          </w:p>
+        </w:tc>
+        <w:tc>
+          <w:tcPr>
+            <w:tcW w:type="dxa" w:w="1133"/>
+          </w:tcPr>
+          <w:p>
+            <w:r/>
+            <w:r>
+              <w:rPr>
+                <w:rFonts w:ascii="Times New Roman" w:hAnsi="Times New Roman" w:eastAsia="宋体"/>
+                <w:b w:val="0"/>
+                <w:sz w:val="21"/>
+              </w:rPr>
+              <w:t>0.960</w:t>
+            </w:r>
+          </w:p>
+        </w:tc>
+      </w:tr>
+      <w:tr>
+        <w:tc>
+          <w:tcPr>
+            <w:tcW w:type="dxa" w:w="1133"/>
+          </w:tcPr>
+          <w:p>
+            <w:r/>
+            <w:r>
+              <w:rPr>
+                <w:rFonts w:ascii="Times New Roman" w:hAnsi="Times New Roman" w:eastAsia="宋体"/>
+                <w:b w:val="0"/>
+                <w:sz w:val="21"/>
+              </w:rPr>
+              <w:t>TF-IDF + LR</w:t>
+            </w:r>
+          </w:p>
+        </w:tc>
+        <w:tc>
+          <w:tcPr>
+            <w:tcW w:type="dxa" w:w="1133"/>
+          </w:tcPr>
+          <w:p>
+            <w:r/>
+            <w:r>
+              <w:rPr>
+                <w:rFonts w:ascii="Times New Roman" w:hAnsi="Times New Roman" w:eastAsia="宋体"/>
+                <w:b w:val="0"/>
+                <w:sz w:val="21"/>
+              </w:rPr>
+              <w:t>按类别</w:t>
+            </w:r>
+          </w:p>
+        </w:tc>
+        <w:tc>
+          <w:tcPr>
+            <w:tcW w:type="dxa" w:w="1133"/>
+          </w:tcPr>
+          <w:p>
+            <w:r/>
+            <w:r>
+              <w:rPr>
+                <w:rFonts w:ascii="Times New Roman" w:hAnsi="Times New Roman" w:eastAsia="宋体"/>
+                <w:b w:val="0"/>
+                <w:sz w:val="21"/>
+              </w:rPr>
+              <w:t>0.901</w:t>
+            </w:r>
+          </w:p>
+        </w:tc>
+        <w:tc>
+          <w:tcPr>
+            <w:tcW w:type="dxa" w:w="1133"/>
+          </w:tcPr>
+          <w:p>
+            <w:r/>
+            <w:r>
+              <w:rPr>
+                <w:rFonts w:ascii="Times New Roman" w:hAnsi="Times New Roman" w:eastAsia="宋体"/>
+                <w:b w:val="0"/>
+                <w:sz w:val="21"/>
+              </w:rPr>
+              <w:t>1.609</w:t>
+            </w:r>
+          </w:p>
+        </w:tc>
+        <w:tc>
+          <w:tcPr>
+            <w:tcW w:type="dxa" w:w="1133"/>
+          </w:tcPr>
+          <w:p>
+            <w:r/>
+            <w:r>
+              <w:rPr>
+                <w:rFonts w:ascii="Times New Roman" w:hAnsi="Times New Roman" w:eastAsia="宋体"/>
+                <w:b w:val="0"/>
+                <w:sz w:val="21"/>
+              </w:rPr>
+              <w:t>47.3%</w:t>
+            </w:r>
+          </w:p>
+        </w:tc>
+        <w:tc>
+          <w:tcPr>
+            <w:tcW w:type="dxa" w:w="1133"/>
+          </w:tcPr>
+          <w:p>
+            <w:r/>
+            <w:r>
+              <w:rPr>
+                <w:rFonts w:ascii="Times New Roman" w:hAnsi="Times New Roman" w:eastAsia="宋体"/>
+                <w:b w:val="0"/>
+                <w:sz w:val="21"/>
+              </w:rPr>
+              <w:t>0.901</w:t>
+            </w:r>
+          </w:p>
+        </w:tc>
+        <w:tc>
+          <w:tcPr>
+            <w:tcW w:type="dxa" w:w="1133"/>
+          </w:tcPr>
+          <w:p>
+            <w:r/>
+            <w:r>
+              <w:rPr>
+                <w:rFonts w:ascii="Times New Roman" w:hAnsi="Times New Roman" w:eastAsia="宋体"/>
+                <w:b w:val="0"/>
+                <w:sz w:val="21"/>
+              </w:rPr>
+              <w:t>0.901</w:t>
+            </w:r>
+          </w:p>
+        </w:tc>
+        <w:tc>
+          <w:tcPr>
+            <w:tcW w:type="dxa" w:w="1133"/>
+          </w:tcPr>
+          <w:p>
+            <w:r/>
+            <w:r>
+              <w:rPr>
+                <w:rFonts w:ascii="Times New Roman" w:hAnsi="Times New Roman" w:eastAsia="宋体"/>
+                <w:b w:val="0"/>
+                <w:sz w:val="21"/>
+              </w:rPr>
+              <w:t>0.901</w:t>
+            </w:r>
+          </w:p>
+        </w:tc>
+      </w:tr>
+      <w:tr>
+        <w:tc>
+          <w:tcPr>
+            <w:tcW w:type="dxa" w:w="1133"/>
+          </w:tcPr>
+          <w:p>
+            <w:r/>
+            <w:r>
+              <w:rPr>
+                <w:rFonts w:ascii="Times New Roman" w:hAnsi="Times New Roman" w:eastAsia="宋体"/>
+                <w:b w:val="0"/>
+                <w:sz w:val="21"/>
+              </w:rPr>
+              <w:t>RoBERTa-wwm-ext</w:t>
+            </w:r>
+          </w:p>
+        </w:tc>
+        <w:tc>
+          <w:tcPr>
+            <w:tcW w:type="dxa" w:w="1133"/>
+          </w:tcPr>
+          <w:p>
+            <w:r/>
+            <w:r>
+              <w:rPr>
+                <w:rFonts w:ascii="Times New Roman" w:hAnsi="Times New Roman" w:eastAsia="宋体"/>
+                <w:b w:val="0"/>
+                <w:sz w:val="21"/>
+              </w:rPr>
+              <w:t>标准</w:t>
+            </w:r>
+          </w:p>
+        </w:tc>
+        <w:tc>
+          <w:tcPr>
+            <w:tcW w:type="dxa" w:w="1133"/>
+          </w:tcPr>
+          <w:p>
+            <w:r/>
+            <w:r>
+              <w:rPr>
+                <w:rFonts w:ascii="Times New Roman" w:hAnsi="Times New Roman" w:eastAsia="宋体"/>
+                <w:b w:val="0"/>
+                <w:sz w:val="21"/>
+              </w:rPr>
+              <w:t>0.900</w:t>
+            </w:r>
+          </w:p>
+        </w:tc>
+        <w:tc>
+          <w:tcPr>
+            <w:tcW w:type="dxa" w:w="1133"/>
+          </w:tcPr>
+          <w:p>
+            <w:r/>
+            <w:r>
+              <w:rPr>
+                <w:rFonts w:ascii="Times New Roman" w:hAnsi="Times New Roman" w:eastAsia="宋体"/>
+                <w:b w:val="0"/>
+                <w:sz w:val="21"/>
+              </w:rPr>
+              <w:t>1.276</w:t>
+            </w:r>
+          </w:p>
+        </w:tc>
+        <w:tc>
+          <w:tcPr>
+            <w:tcW w:type="dxa" w:w="1133"/>
+          </w:tcPr>
+          <w:p>
+            <w:r/>
+            <w:r>
+              <w:rPr>
+                <w:rFonts w:ascii="Times New Roman" w:hAnsi="Times New Roman" w:eastAsia="宋体"/>
+                <w:b w:val="0"/>
+                <w:sz w:val="21"/>
+              </w:rPr>
+              <w:t>74.9%</w:t>
+            </w:r>
+          </w:p>
+        </w:tc>
+        <w:tc>
+          <w:tcPr>
+            <w:tcW w:type="dxa" w:w="1133"/>
+          </w:tcPr>
+          <w:p>
+            <w:r/>
+            <w:r>
+              <w:rPr>
+                <w:rFonts w:ascii="Times New Roman" w:hAnsi="Times New Roman" w:eastAsia="宋体"/>
+                <w:b w:val="0"/>
+                <w:sz w:val="21"/>
+              </w:rPr>
+              <w:t>0.920</w:t>
+            </w:r>
+          </w:p>
+        </w:tc>
+        <w:tc>
+          <w:tcPr>
+            <w:tcW w:type="dxa" w:w="1133"/>
+          </w:tcPr>
+          <w:p>
+            <w:r/>
+            <w:r>
+              <w:rPr>
+                <w:rFonts w:ascii="Times New Roman" w:hAnsi="Times New Roman" w:eastAsia="宋体"/>
+                <w:b w:val="0"/>
+                <w:sz w:val="21"/>
+              </w:rPr>
+              <w:t>0.762</w:t>
+            </w:r>
+          </w:p>
+        </w:tc>
+        <w:tc>
+          <w:tcPr>
+            <w:tcW w:type="dxa" w:w="1133"/>
+          </w:tcPr>
+          <w:p>
+            <w:r/>
+            <w:r>
+              <w:rPr>
+                <w:rFonts w:ascii="Times New Roman" w:hAnsi="Times New Roman" w:eastAsia="宋体"/>
+                <w:b w:val="0"/>
+                <w:sz w:val="21"/>
+              </w:rPr>
+              <w:t>0.964</w:t>
+            </w:r>
+          </w:p>
+        </w:tc>
+      </w:tr>
+      <w:tr>
+        <w:tc>
+          <w:tcPr>
+            <w:tcW w:type="dxa" w:w="1133"/>
+          </w:tcPr>
+          <w:p>
+            <w:r/>
+            <w:r>
+              <w:rPr>
+                <w:rFonts w:ascii="Times New Roman" w:hAnsi="Times New Roman" w:eastAsia="宋体"/>
+                <w:b w:val="0"/>
+                <w:sz w:val="21"/>
+              </w:rPr>
+              <w:t>RoBERTa-wwm-ext</w:t>
+            </w:r>
+          </w:p>
+        </w:tc>
+        <w:tc>
+          <w:tcPr>
+            <w:tcW w:type="dxa" w:w="1133"/>
+          </w:tcPr>
+          <w:p>
+            <w:r/>
+            <w:r>
+              <w:rPr>
+                <w:rFonts w:ascii="Times New Roman" w:hAnsi="Times New Roman" w:eastAsia="宋体"/>
+                <w:b w:val="0"/>
+                <w:sz w:val="21"/>
+              </w:rPr>
+              <w:t>按类别</w:t>
+            </w:r>
+          </w:p>
+        </w:tc>
+        <w:tc>
+          <w:tcPr>
+            <w:tcW w:type="dxa" w:w="1133"/>
+          </w:tcPr>
+          <w:p>
+            <w:r/>
+            <w:r>
+              <w:rPr>
+                <w:rFonts w:ascii="Times New Roman" w:hAnsi="Times New Roman" w:eastAsia="宋体"/>
+                <w:b w:val="0"/>
+                <w:sz w:val="21"/>
+              </w:rPr>
+              <w:t>0.902</w:t>
+            </w:r>
+          </w:p>
+        </w:tc>
+        <w:tc>
+          <w:tcPr>
+            <w:tcW w:type="dxa" w:w="1133"/>
+          </w:tcPr>
+          <w:p>
+            <w:r/>
+            <w:r>
+              <w:rPr>
+                <w:rFonts w:ascii="Times New Roman" w:hAnsi="Times New Roman" w:eastAsia="宋体"/>
+                <w:b w:val="0"/>
+                <w:sz w:val="21"/>
+              </w:rPr>
+              <w:t>1.354</w:t>
+            </w:r>
+          </w:p>
+        </w:tc>
+        <w:tc>
+          <w:tcPr>
+            <w:tcW w:type="dxa" w:w="1133"/>
+          </w:tcPr>
+          <w:p>
+            <w:r/>
+            <w:r>
+              <w:rPr>
+                <w:rFonts w:ascii="Times New Roman" w:hAnsi="Times New Roman" w:eastAsia="宋体"/>
+                <w:b w:val="0"/>
+                <w:sz w:val="21"/>
+              </w:rPr>
+              <w:t>65.9%</w:t>
+            </w:r>
+          </w:p>
+        </w:tc>
+        <w:tc>
+          <w:tcPr>
+            <w:tcW w:type="dxa" w:w="1133"/>
+          </w:tcPr>
+          <w:p>
+            <w:r/>
+            <w:r>
+              <w:rPr>
+                <w:rFonts w:ascii="Times New Roman" w:hAnsi="Times New Roman" w:eastAsia="宋体"/>
+                <w:b w:val="0"/>
+                <w:sz w:val="21"/>
+              </w:rPr>
+              <w:t>0.902</w:t>
+            </w:r>
+          </w:p>
+        </w:tc>
+        <w:tc>
+          <w:tcPr>
+            <w:tcW w:type="dxa" w:w="1133"/>
+          </w:tcPr>
+          <w:p>
+            <w:r/>
+            <w:r>
+              <w:rPr>
+                <w:rFonts w:ascii="Times New Roman" w:hAnsi="Times New Roman" w:eastAsia="宋体"/>
+                <w:b w:val="0"/>
+                <w:sz w:val="21"/>
+              </w:rPr>
+              <w:t>0.902</w:t>
+            </w:r>
+          </w:p>
+        </w:tc>
+        <w:tc>
+          <w:tcPr>
+            <w:tcW w:type="dxa" w:w="1133"/>
+          </w:tcPr>
+          <w:p>
+            <w:r/>
+            <w:r>
+              <w:rPr>
+                <w:rFonts w:ascii="Times New Roman" w:hAnsi="Times New Roman" w:eastAsia="宋体"/>
+                <w:b w:val="0"/>
+                <w:sz w:val="21"/>
+              </w:rPr>
+              <w:t>0.901</w:t>
+            </w:r>
+          </w:p>
+        </w:tc>
+      </w:tr>
+      <w:tr>
+        <w:tc>
+          <w:tcPr>
+            <w:tcW w:type="dxa" w:w="1133"/>
+          </w:tcPr>
+          <w:p>
+            <w:r/>
+            <w:r>
+              <w:rPr>
+                <w:rFonts w:ascii="Times New Roman" w:hAnsi="Times New Roman" w:eastAsia="宋体"/>
+                <w:b w:val="0"/>
+                <w:sz w:val="21"/>
+              </w:rPr>
+              <w:t>Qwen3-8B 零样本</w:t>
+            </w:r>
+          </w:p>
+        </w:tc>
+        <w:tc>
+          <w:tcPr>
+            <w:tcW w:type="dxa" w:w="1133"/>
+          </w:tcPr>
+          <w:p>
+            <w:r/>
+            <w:r>
+              <w:rPr>
+                <w:rFonts w:ascii="Times New Roman" w:hAnsi="Times New Roman" w:eastAsia="宋体"/>
+                <w:b w:val="0"/>
+                <w:sz w:val="21"/>
+              </w:rPr>
+              <w:t>标准</w:t>
+            </w:r>
+          </w:p>
+        </w:tc>
+        <w:tc>
+          <w:tcPr>
+            <w:tcW w:type="dxa" w:w="1133"/>
+          </w:tcPr>
+          <w:p>
+            <w:r/>
+            <w:r>
+              <w:rPr>
+                <w:rFonts w:ascii="Times New Roman" w:hAnsi="Times New Roman" w:eastAsia="宋体"/>
+                <w:b w:val="0"/>
+                <w:sz w:val="21"/>
+              </w:rPr>
+              <w:t>0.901</w:t>
+            </w:r>
+          </w:p>
+        </w:tc>
+        <w:tc>
+          <w:tcPr>
+            <w:tcW w:type="dxa" w:w="1133"/>
+          </w:tcPr>
+          <w:p>
+            <w:r/>
+            <w:r>
+              <w:rPr>
+                <w:rFonts w:ascii="Times New Roman" w:hAnsi="Times New Roman" w:eastAsia="宋体"/>
+                <w:b w:val="0"/>
+                <w:sz w:val="21"/>
+              </w:rPr>
+              <w:t>1.907</w:t>
+            </w:r>
+          </w:p>
+        </w:tc>
+        <w:tc>
+          <w:tcPr>
+            <w:tcW w:type="dxa" w:w="1133"/>
+          </w:tcPr>
+          <w:p>
+            <w:r/>
+            <w:r>
+              <w:rPr>
+                <w:rFonts w:ascii="Times New Roman" w:hAnsi="Times New Roman" w:eastAsia="宋体"/>
+                <w:b w:val="0"/>
+                <w:sz w:val="21"/>
+              </w:rPr>
+              <w:t>40.8%</w:t>
+            </w:r>
+          </w:p>
+        </w:tc>
+        <w:tc>
+          <w:tcPr>
+            <w:tcW w:type="dxa" w:w="1133"/>
+          </w:tcPr>
+          <w:p>
+            <w:r/>
+            <w:r>
+              <w:rPr>
+                <w:rFonts w:ascii="Times New Roman" w:hAnsi="Times New Roman" w:eastAsia="宋体"/>
+                <w:b w:val="0"/>
+                <w:sz w:val="21"/>
+              </w:rPr>
+              <w:t>0.998</w:t>
+            </w:r>
+          </w:p>
+        </w:tc>
+        <w:tc>
+          <w:tcPr>
+            <w:tcW w:type="dxa" w:w="1133"/>
+          </w:tcPr>
+          <w:p>
+            <w:r/>
+            <w:r>
+              <w:rPr>
+                <w:rFonts w:ascii="Times New Roman" w:hAnsi="Times New Roman" w:eastAsia="宋体"/>
+                <w:b w:val="0"/>
+                <w:sz w:val="21"/>
+              </w:rPr>
+              <w:t>0.769</w:t>
+            </w:r>
+          </w:p>
+        </w:tc>
+        <w:tc>
+          <w:tcPr>
+            <w:tcW w:type="dxa" w:w="1133"/>
+          </w:tcPr>
+          <w:p>
+            <w:r/>
+            <w:r>
+              <w:rPr>
+                <w:rFonts w:ascii="Times New Roman" w:hAnsi="Times New Roman" w:eastAsia="宋体"/>
+                <w:b w:val="0"/>
+                <w:sz w:val="21"/>
+              </w:rPr>
+              <w:t>0.918</w:t>
+            </w:r>
+          </w:p>
+        </w:tc>
+      </w:tr>
+      <w:tr>
+        <w:tc>
+          <w:tcPr>
+            <w:tcW w:type="dxa" w:w="1133"/>
+          </w:tcPr>
+          <w:p>
+            <w:r/>
+            <w:r>
+              <w:rPr>
+                <w:rFonts w:ascii="Times New Roman" w:hAnsi="Times New Roman" w:eastAsia="宋体"/>
+                <w:b w:val="0"/>
+                <w:sz w:val="21"/>
+              </w:rPr>
+              <w:t>Qwen3-8B LoRA</w:t>
+            </w:r>
+          </w:p>
+        </w:tc>
+        <w:tc>
+          <w:tcPr>
+            <w:tcW w:type="dxa" w:w="1133"/>
+          </w:tcPr>
+          <w:p>
+            <w:r/>
+            <w:r>
+              <w:rPr>
+                <w:rFonts w:ascii="Times New Roman" w:hAnsi="Times New Roman" w:eastAsia="宋体"/>
+                <w:b w:val="0"/>
+                <w:sz w:val="21"/>
+              </w:rPr>
+              <w:t>标准</w:t>
+            </w:r>
+          </w:p>
+        </w:tc>
+        <w:tc>
+          <w:tcPr>
+            <w:tcW w:type="dxa" w:w="1133"/>
+          </w:tcPr>
+          <w:p>
+            <w:r/>
+            <w:r>
+              <w:rPr>
+                <w:rFonts w:ascii="Times New Roman" w:hAnsi="Times New Roman" w:eastAsia="宋体"/>
+                <w:b w:val="0"/>
+                <w:sz w:val="21"/>
+              </w:rPr>
+              <w:t>0.901</w:t>
+            </w:r>
+          </w:p>
+        </w:tc>
+        <w:tc>
+          <w:tcPr>
+            <w:tcW w:type="dxa" w:w="1133"/>
+          </w:tcPr>
+          <w:p>
+            <w:r/>
+            <w:r>
+              <w:rPr>
+                <w:rFonts w:ascii="Times New Roman" w:hAnsi="Times New Roman" w:eastAsia="宋体"/>
+                <w:b w:val="0"/>
+                <w:sz w:val="21"/>
+              </w:rPr>
+              <w:t>1.249</w:t>
+            </w:r>
+          </w:p>
+        </w:tc>
+        <w:tc>
+          <w:tcPr>
+            <w:tcW w:type="dxa" w:w="1133"/>
+          </w:tcPr>
+          <w:p>
+            <w:r/>
+            <w:r>
+              <w:rPr>
+                <w:rFonts w:ascii="Times New Roman" w:hAnsi="Times New Roman" w:eastAsia="宋体"/>
+                <w:b w:val="0"/>
+                <w:sz w:val="21"/>
+              </w:rPr>
+              <w:t>77.8%</w:t>
+            </w:r>
+          </w:p>
+        </w:tc>
+        <w:tc>
+          <w:tcPr>
+            <w:tcW w:type="dxa" w:w="1133"/>
+          </w:tcPr>
+          <w:p>
+            <w:r/>
+            <w:r>
+              <w:rPr>
+                <w:rFonts w:ascii="Times New Roman" w:hAnsi="Times New Roman" w:eastAsia="宋体"/>
+                <w:b w:val="0"/>
+                <w:sz w:val="21"/>
+              </w:rPr>
+              <w:t>0.907</w:t>
+            </w:r>
+          </w:p>
+        </w:tc>
+        <w:tc>
+          <w:tcPr>
+            <w:tcW w:type="dxa" w:w="1133"/>
+          </w:tcPr>
+          <w:p>
+            <w:r/>
+            <w:r>
+              <w:rPr>
+                <w:rFonts w:ascii="Times New Roman" w:hAnsi="Times New Roman" w:eastAsia="宋体"/>
+                <w:b w:val="0"/>
+                <w:sz w:val="21"/>
+              </w:rPr>
+              <w:t>0.777</w:t>
+            </w:r>
+          </w:p>
+        </w:tc>
+        <w:tc>
+          <w:tcPr>
+            <w:tcW w:type="dxa" w:w="1133"/>
+          </w:tcPr>
+          <w:p>
+            <w:r/>
+            <w:r>
+              <w:rPr>
+                <w:rFonts w:ascii="Times New Roman" w:hAnsi="Times New Roman" w:eastAsia="宋体"/>
+                <w:b w:val="0"/>
+                <w:sz w:val="21"/>
+              </w:rPr>
+              <w:t>0.964</w:t>
+            </w:r>
+          </w:p>
+        </w:tc>
+      </w:tr>
+      <w:tr>
+        <w:tc>
+          <w:tcPr>
+            <w:tcW w:type="dxa" w:w="1133"/>
+          </w:tcPr>
+          <w:p>
+            <w:r/>
+            <w:r>
+              <w:rPr>
+                <w:rFonts w:ascii="Times New Roman" w:hAnsi="Times New Roman" w:eastAsia="宋体"/>
+                <w:b w:val="0"/>
+                <w:sz w:val="21"/>
+              </w:rPr>
+              <w:t>Qwen3-8B LoRA</w:t>
+            </w:r>
+          </w:p>
+        </w:tc>
+        <w:tc>
+          <w:tcPr>
+            <w:tcW w:type="dxa" w:w="1133"/>
+          </w:tcPr>
+          <w:p>
+            <w:r/>
+            <w:r>
+              <w:rPr>
+                <w:rFonts w:ascii="Times New Roman" w:hAnsi="Times New Roman" w:eastAsia="宋体"/>
+                <w:b w:val="0"/>
+                <w:sz w:val="21"/>
+              </w:rPr>
+              <w:t>按类别</w:t>
+            </w:r>
+          </w:p>
+        </w:tc>
+        <w:tc>
+          <w:tcPr>
+            <w:tcW w:type="dxa" w:w="1133"/>
+          </w:tcPr>
+          <w:p>
+            <w:r/>
+            <w:r>
+              <w:rPr>
+                <w:rFonts w:ascii="Times New Roman" w:hAnsi="Times New Roman" w:eastAsia="宋体"/>
+                <w:b w:val="0"/>
+                <w:sz w:val="21"/>
+              </w:rPr>
+              <w:t>0.902</w:t>
+            </w:r>
+          </w:p>
+        </w:tc>
+        <w:tc>
+          <w:tcPr>
+            <w:tcW w:type="dxa" w:w="1133"/>
+          </w:tcPr>
+          <w:p>
+            <w:r/>
+            <w:r>
+              <w:rPr>
+                <w:rFonts w:ascii="Times New Roman" w:hAnsi="Times New Roman" w:eastAsia="宋体"/>
+                <w:b w:val="0"/>
+                <w:sz w:val="21"/>
+              </w:rPr>
+              <w:t>1.296</w:t>
+            </w:r>
+          </w:p>
+        </w:tc>
+        <w:tc>
+          <w:tcPr>
+            <w:tcW w:type="dxa" w:w="1133"/>
+          </w:tcPr>
+          <w:p>
+            <w:r/>
+            <w:r>
+              <w:rPr>
+                <w:rFonts w:ascii="Times New Roman" w:hAnsi="Times New Roman" w:eastAsia="宋体"/>
+                <w:b w:val="0"/>
+                <w:sz w:val="21"/>
+              </w:rPr>
+              <w:t>71.1%</w:t>
+            </w:r>
+          </w:p>
+        </w:tc>
+        <w:tc>
+          <w:tcPr>
+            <w:tcW w:type="dxa" w:w="1133"/>
+          </w:tcPr>
+          <w:p>
+            <w:r/>
+            <w:r>
+              <w:rPr>
+                <w:rFonts w:ascii="Times New Roman" w:hAnsi="Times New Roman" w:eastAsia="宋体"/>
+                <w:b w:val="0"/>
+                <w:sz w:val="21"/>
+              </w:rPr>
+              <w:t>0.902</w:t>
+            </w:r>
+          </w:p>
+        </w:tc>
+        <w:tc>
+          <w:tcPr>
+            <w:tcW w:type="dxa" w:w="1133"/>
+          </w:tcPr>
+          <w:p>
+            <w:r/>
+            <w:r>
+              <w:rPr>
+                <w:rFonts w:ascii="Times New Roman" w:hAnsi="Times New Roman" w:eastAsia="宋体"/>
+                <w:b w:val="0"/>
+                <w:sz w:val="21"/>
+              </w:rPr>
+              <w:t>0.903</w:t>
+            </w:r>
+          </w:p>
+        </w:tc>
+        <w:tc>
+          <w:tcPr>
+            <w:tcW w:type="dxa" w:w="1133"/>
+          </w:tcPr>
+          <w:p>
+            <w:r/>
+            <w:r>
+              <w:rPr>
+                <w:rFonts w:ascii="Times New Roman" w:hAnsi="Times New Roman" w:eastAsia="宋体"/>
+                <w:b w:val="0"/>
+                <w:sz w:val="21"/>
+              </w:rPr>
+              <w:t>0.902</w:t>
+            </w:r>
+          </w:p>
+        </w:tc>
+      </w:tr>
+      <w:tr>
+        <w:tc>
+          <w:tcPr>
+            <w:tcW w:type="dxa" w:w="1133"/>
+          </w:tcPr>
+          <w:p>
+            <w:r/>
+            <w:r>
+              <w:rPr>
+                <w:rFonts w:ascii="Times New Roman" w:hAnsi="Times New Roman" w:eastAsia="宋体"/>
+                <w:b w:val="0"/>
+                <w:sz w:val="21"/>
+              </w:rPr>
+              <w:t>Qwen2.5-7B LoRA</w:t>
+            </w:r>
+          </w:p>
+        </w:tc>
+        <w:tc>
+          <w:tcPr>
+            <w:tcW w:type="dxa" w:w="1133"/>
+          </w:tcPr>
+          <w:p>
+            <w:r/>
+            <w:r>
+              <w:rPr>
+                <w:rFonts w:ascii="Times New Roman" w:hAnsi="Times New Roman" w:eastAsia="宋体"/>
+                <w:b w:val="0"/>
+                <w:sz w:val="21"/>
+              </w:rPr>
+              <w:t>标准</w:t>
+            </w:r>
+          </w:p>
+        </w:tc>
+        <w:tc>
+          <w:tcPr>
+            <w:tcW w:type="dxa" w:w="1133"/>
+          </w:tcPr>
+          <w:p>
+            <w:r/>
+            <w:r>
+              <w:rPr>
+                <w:rFonts w:ascii="Times New Roman" w:hAnsi="Times New Roman" w:eastAsia="宋体"/>
+                <w:b w:val="0"/>
+                <w:sz w:val="21"/>
+              </w:rPr>
+              <w:t>0.902</w:t>
+            </w:r>
+          </w:p>
+        </w:tc>
+        <w:tc>
+          <w:tcPr>
+            <w:tcW w:type="dxa" w:w="1133"/>
+          </w:tcPr>
+          <w:p>
+            <w:r/>
+            <w:r>
+              <w:rPr>
+                <w:rFonts w:ascii="Times New Roman" w:hAnsi="Times New Roman" w:eastAsia="宋体"/>
+                <w:b w:val="0"/>
+                <w:sz w:val="21"/>
+              </w:rPr>
+              <w:t>1.250</w:t>
+            </w:r>
+          </w:p>
+        </w:tc>
+        <w:tc>
+          <w:tcPr>
+            <w:tcW w:type="dxa" w:w="1133"/>
+          </w:tcPr>
+          <w:p>
+            <w:r/>
+            <w:r>
+              <w:rPr>
+                <w:rFonts w:ascii="Times New Roman" w:hAnsi="Times New Roman" w:eastAsia="宋体"/>
+                <w:b w:val="0"/>
+                <w:sz w:val="21"/>
+              </w:rPr>
+              <w:t>76.9%</w:t>
+            </w:r>
+          </w:p>
+        </w:tc>
+        <w:tc>
+          <w:tcPr>
+            <w:tcW w:type="dxa" w:w="1133"/>
+          </w:tcPr>
+          <w:p>
+            <w:r/>
+            <w:r>
+              <w:rPr>
+                <w:rFonts w:ascii="Times New Roman" w:hAnsi="Times New Roman" w:eastAsia="宋体"/>
+                <w:b w:val="0"/>
+                <w:sz w:val="21"/>
+              </w:rPr>
+              <w:t>0.932</w:t>
+            </w:r>
+          </w:p>
+        </w:tc>
+        <w:tc>
+          <w:tcPr>
+            <w:tcW w:type="dxa" w:w="1133"/>
+          </w:tcPr>
+          <w:p>
+            <w:r/>
+            <w:r>
+              <w:rPr>
+                <w:rFonts w:ascii="Times New Roman" w:hAnsi="Times New Roman" w:eastAsia="宋体"/>
+                <w:b w:val="0"/>
+                <w:sz w:val="21"/>
+              </w:rPr>
+              <w:t>0.759</w:t>
+            </w:r>
+          </w:p>
+        </w:tc>
+        <w:tc>
+          <w:tcPr>
+            <w:tcW w:type="dxa" w:w="1133"/>
+          </w:tcPr>
+          <w:p>
+            <w:r/>
+            <w:r>
+              <w:rPr>
+                <w:rFonts w:ascii="Times New Roman" w:hAnsi="Times New Roman" w:eastAsia="宋体"/>
+                <w:b w:val="0"/>
+                <w:sz w:val="21"/>
+              </w:rPr>
+              <w:t>0.961</w:t>
+            </w:r>
+          </w:p>
+        </w:tc>
+      </w:tr>
+      <w:tr>
+        <w:tc>
+          <w:tcPr>
+            <w:tcW w:type="dxa" w:w="1133"/>
+          </w:tcPr>
+          <w:p>
+            <w:r/>
+            <w:r>
+              <w:rPr>
+                <w:rFonts w:ascii="Times New Roman" w:hAnsi="Times New Roman" w:eastAsia="宋体"/>
+                <w:b w:val="0"/>
+                <w:sz w:val="21"/>
+              </w:rPr>
+              <w:t>Qwen2.5-7B LoRA</w:t>
+            </w:r>
+          </w:p>
+        </w:tc>
+        <w:tc>
+          <w:tcPr>
+            <w:tcW w:type="dxa" w:w="1133"/>
+          </w:tcPr>
+          <w:p>
+            <w:r/>
+            <w:r>
+              <w:rPr>
+                <w:rFonts w:ascii="Times New Roman" w:hAnsi="Times New Roman" w:eastAsia="宋体"/>
+                <w:b w:val="0"/>
+                <w:sz w:val="21"/>
+              </w:rPr>
+              <w:t>按类别</w:t>
+            </w:r>
+          </w:p>
+        </w:tc>
+        <w:tc>
+          <w:tcPr>
+            <w:tcW w:type="dxa" w:w="1133"/>
+          </w:tcPr>
+          <w:p>
+            <w:r/>
+            <w:r>
+              <w:rPr>
+                <w:rFonts w:ascii="Times New Roman" w:hAnsi="Times New Roman" w:eastAsia="宋体"/>
+                <w:b w:val="0"/>
+                <w:sz w:val="21"/>
+              </w:rPr>
+              <w:t>0.902</w:t>
+            </w:r>
+          </w:p>
+        </w:tc>
+        <w:tc>
+          <w:tcPr>
+            <w:tcW w:type="dxa" w:w="1133"/>
+          </w:tcPr>
+          <w:p>
+            <w:r/>
+            <w:r>
+              <w:rPr>
+                <w:rFonts w:ascii="Times New Roman" w:hAnsi="Times New Roman" w:eastAsia="宋体"/>
+                <w:b w:val="0"/>
+                <w:sz w:val="21"/>
+              </w:rPr>
+              <w:t>1.285</w:t>
+            </w:r>
+          </w:p>
+        </w:tc>
+        <w:tc>
+          <w:tcPr>
+            <w:tcW w:type="dxa" w:w="1133"/>
+          </w:tcPr>
+          <w:p>
+            <w:r/>
+            <w:r>
+              <w:rPr>
+                <w:rFonts w:ascii="Times New Roman" w:hAnsi="Times New Roman" w:eastAsia="宋体"/>
+                <w:b w:val="0"/>
+                <w:sz w:val="21"/>
+              </w:rPr>
+              <w:t>72.5%</w:t>
+            </w:r>
+          </w:p>
+        </w:tc>
+        <w:tc>
+          <w:tcPr>
+            <w:tcW w:type="dxa" w:w="1133"/>
+          </w:tcPr>
+          <w:p>
+            <w:r/>
+            <w:r>
+              <w:rPr>
+                <w:rFonts w:ascii="Times New Roman" w:hAnsi="Times New Roman" w:eastAsia="宋体"/>
+                <w:b w:val="0"/>
+                <w:sz w:val="21"/>
+              </w:rPr>
+              <w:t>0.903</w:t>
+            </w:r>
+          </w:p>
+        </w:tc>
+        <w:tc>
+          <w:tcPr>
+            <w:tcW w:type="dxa" w:w="1133"/>
+          </w:tcPr>
+          <w:p>
+            <w:r/>
+            <w:r>
+              <w:rPr>
+                <w:rFonts w:ascii="Times New Roman" w:hAnsi="Times New Roman" w:eastAsia="宋体"/>
+                <w:b w:val="0"/>
+                <w:sz w:val="21"/>
+              </w:rPr>
+              <w:t>0.902</w:t>
+            </w:r>
+          </w:p>
+        </w:tc>
+        <w:tc>
+          <w:tcPr>
+            <w:tcW w:type="dxa" w:w="1133"/>
+          </w:tcPr>
+          <w:p>
+            <w:r/>
+            <w:r>
+              <w:rPr>
+                <w:rFonts w:ascii="Times New Roman" w:hAnsi="Times New Roman" w:eastAsia="宋体"/>
+                <w:b w:val="0"/>
+                <w:sz w:val="21"/>
+              </w:rPr>
+              <w:t>0.901</w:t>
+            </w:r>
+          </w:p>
+        </w:tc>
+      </w:tr>
+      <w:tr>
+        <w:tc>
+          <w:tcPr>
+            <w:tcW w:type="dxa" w:w="1133"/>
+          </w:tcPr>
+          <w:p>
+            <w:r/>
+            <w:r>
+              <w:rPr>
+                <w:rFonts w:ascii="Times New Roman" w:hAnsi="Times New Roman" w:eastAsia="宋体"/>
+                <w:b w:val="0"/>
+                <w:sz w:val="21"/>
+              </w:rPr>
+              <w:t>GLM-4-9B LoRA</w:t>
+            </w:r>
+          </w:p>
+        </w:tc>
+        <w:tc>
+          <w:tcPr>
+            <w:tcW w:type="dxa" w:w="1133"/>
+          </w:tcPr>
+          <w:p>
+            <w:r/>
+            <w:r>
+              <w:rPr>
+                <w:rFonts w:ascii="Times New Roman" w:hAnsi="Times New Roman" w:eastAsia="宋体"/>
+                <w:b w:val="0"/>
+                <w:sz w:val="21"/>
+              </w:rPr>
+              <w:t>标准</w:t>
+            </w:r>
+          </w:p>
+        </w:tc>
+        <w:tc>
+          <w:tcPr>
+            <w:tcW w:type="dxa" w:w="1133"/>
+          </w:tcPr>
+          <w:p>
+            <w:r/>
+            <w:r>
+              <w:rPr>
+                <w:rFonts w:ascii="Times New Roman" w:hAnsi="Times New Roman" w:eastAsia="宋体"/>
+                <w:b w:val="0"/>
+                <w:sz w:val="21"/>
+              </w:rPr>
+              <w:t>0.901</w:t>
+            </w:r>
+          </w:p>
+        </w:tc>
+        <w:tc>
+          <w:tcPr>
+            <w:tcW w:type="dxa" w:w="1133"/>
+          </w:tcPr>
+          <w:p>
+            <w:r/>
+            <w:r>
+              <w:rPr>
+                <w:rFonts w:ascii="Times New Roman" w:hAnsi="Times New Roman" w:eastAsia="宋体"/>
+                <w:b w:val="0"/>
+                <w:sz w:val="21"/>
+              </w:rPr>
+              <w:t>1.246</w:t>
+            </w:r>
+          </w:p>
+        </w:tc>
+        <w:tc>
+          <w:tcPr>
+            <w:tcW w:type="dxa" w:w="1133"/>
+          </w:tcPr>
+          <w:p>
+            <w:r/>
+            <w:r>
+              <w:rPr>
+                <w:rFonts w:ascii="Times New Roman" w:hAnsi="Times New Roman" w:eastAsia="宋体"/>
+                <w:b w:val="0"/>
+                <w:sz w:val="21"/>
+              </w:rPr>
+              <w:t>77.8%</w:t>
+            </w:r>
+          </w:p>
+        </w:tc>
+        <w:tc>
+          <w:tcPr>
+            <w:tcW w:type="dxa" w:w="1133"/>
+          </w:tcPr>
+          <w:p>
+            <w:r/>
+            <w:r>
+              <w:rPr>
+                <w:rFonts w:ascii="Times New Roman" w:hAnsi="Times New Roman" w:eastAsia="宋体"/>
+                <w:b w:val="0"/>
+                <w:sz w:val="21"/>
+              </w:rPr>
+              <w:t>0.896</w:t>
+            </w:r>
+          </w:p>
+        </w:tc>
+        <w:tc>
+          <w:tcPr>
+            <w:tcW w:type="dxa" w:w="1133"/>
+          </w:tcPr>
+          <w:p>
+            <w:r/>
+            <w:r>
+              <w:rPr>
+                <w:rFonts w:ascii="Times New Roman" w:hAnsi="Times New Roman" w:eastAsia="宋体"/>
+                <w:b w:val="0"/>
+                <w:sz w:val="21"/>
+              </w:rPr>
+              <w:t>0.805</w:t>
+            </w:r>
+          </w:p>
+        </w:tc>
+        <w:tc>
+          <w:tcPr>
+            <w:tcW w:type="dxa" w:w="1133"/>
+          </w:tcPr>
+          <w:p>
+            <w:r/>
+            <w:r>
+              <w:rPr>
+                <w:rFonts w:ascii="Times New Roman" w:hAnsi="Times New Roman" w:eastAsia="宋体"/>
+                <w:b w:val="0"/>
+                <w:sz w:val="21"/>
+              </w:rPr>
+              <w:t>0.955</w:t>
+            </w:r>
+          </w:p>
+        </w:tc>
+      </w:tr>
+      <w:tr>
+        <w:tc>
+          <w:tcPr>
+            <w:tcW w:type="dxa" w:w="1133"/>
+          </w:tcPr>
+          <w:p>
+            <w:r/>
+            <w:r>
+              <w:rPr>
+                <w:rFonts w:ascii="Times New Roman" w:hAnsi="Times New Roman" w:eastAsia="宋体"/>
+                <w:b w:val="0"/>
+                <w:sz w:val="21"/>
+              </w:rPr>
+              <w:t>GLM-4-9B LoRA</w:t>
+            </w:r>
+          </w:p>
+        </w:tc>
+        <w:tc>
+          <w:tcPr>
+            <w:tcW w:type="dxa" w:w="1133"/>
+          </w:tcPr>
+          <w:p>
+            <w:r/>
+            <w:r>
+              <w:rPr>
+                <w:rFonts w:ascii="Times New Roman" w:hAnsi="Times New Roman" w:eastAsia="宋体"/>
+                <w:b w:val="0"/>
+                <w:sz w:val="21"/>
+              </w:rPr>
+              <w:t>按类别</w:t>
+            </w:r>
+          </w:p>
+        </w:tc>
+        <w:tc>
+          <w:tcPr>
+            <w:tcW w:type="dxa" w:w="1133"/>
+          </w:tcPr>
+          <w:p>
+            <w:r/>
+            <w:r>
+              <w:rPr>
+                <w:rFonts w:ascii="Times New Roman" w:hAnsi="Times New Roman" w:eastAsia="宋体"/>
+                <w:b w:val="0"/>
+                <w:sz w:val="21"/>
+              </w:rPr>
+              <w:t>0.902</w:t>
+            </w:r>
+          </w:p>
+        </w:tc>
+        <w:tc>
+          <w:tcPr>
+            <w:tcW w:type="dxa" w:w="1133"/>
+          </w:tcPr>
+          <w:p>
+            <w:r/>
+            <w:r>
+              <w:rPr>
+                <w:rFonts w:ascii="Times New Roman" w:hAnsi="Times New Roman" w:eastAsia="宋体"/>
+                <w:b w:val="0"/>
+                <w:sz w:val="21"/>
+              </w:rPr>
+              <w:t>1.319</w:t>
+            </w:r>
+          </w:p>
+        </w:tc>
+        <w:tc>
+          <w:tcPr>
+            <w:tcW w:type="dxa" w:w="1133"/>
+          </w:tcPr>
+          <w:p>
+            <w:r/>
+            <w:r>
+              <w:rPr>
+                <w:rFonts w:ascii="Times New Roman" w:hAnsi="Times New Roman" w:eastAsia="宋体"/>
+                <w:b w:val="0"/>
+                <w:sz w:val="21"/>
+              </w:rPr>
+              <w:t>69.9%</w:t>
+            </w:r>
+          </w:p>
+        </w:tc>
+        <w:tc>
+          <w:tcPr>
+            <w:tcW w:type="dxa" w:w="1133"/>
+          </w:tcPr>
+          <w:p>
+            <w:r/>
+            <w:r>
+              <w:rPr>
+                <w:rFonts w:ascii="Times New Roman" w:hAnsi="Times New Roman" w:eastAsia="宋体"/>
+                <w:b w:val="0"/>
+                <w:sz w:val="21"/>
+              </w:rPr>
+              <w:t>0.903</w:t>
+            </w:r>
+          </w:p>
+        </w:tc>
+        <w:tc>
+          <w:tcPr>
+            <w:tcW w:type="dxa" w:w="1133"/>
+          </w:tcPr>
+          <w:p>
+            <w:r/>
+            <w:r>
+              <w:rPr>
+                <w:rFonts w:ascii="Times New Roman" w:hAnsi="Times New Roman" w:eastAsia="宋体"/>
+                <w:b w:val="0"/>
+                <w:sz w:val="21"/>
+              </w:rPr>
+              <w:t>0.904</w:t>
+            </w:r>
+          </w:p>
+        </w:tc>
+        <w:tc>
+          <w:tcPr>
+            <w:tcW w:type="dxa" w:w="1133"/>
+          </w:tcPr>
+          <w:p>
+            <w:r/>
+            <w:r>
+              <w:rPr>
+                <w:rFonts w:ascii="Times New Roman" w:hAnsi="Times New Roman" w:eastAsia="宋体"/>
+                <w:b w:val="0"/>
+                <w:sz w:val="21"/>
+              </w:rPr>
+              <w:t>0.900</w:t>
+            </w:r>
+          </w:p>
+        </w:tc>
+      </w:tr>
+    </w:tbl>
+    <w:p/>
+    <w:p>
+      <w:pPr>
+        <w:spacing w:line="360" w:lineRule="auto" w:after="0"/>
+        <w:ind w:firstLine="480"/>
+      </w:pPr>
+      <w:r>
+        <w:rPr>
+          <w:rFonts w:ascii="Times New Roman" w:hAnsi="Times New Roman" w:eastAsia="宋体"/>
+          <w:b w:val="0"/>
+          <w:sz w:val="24"/>
+        </w:rPr>
+        <w:t>注：目标覆盖率 95% 的结果见 outputs/analysis/conformal.csv，结论相同。</w:t>
+      </w:r>
+    </w:p>
+    <w:p>
+      <w:pPr>
+        <w:spacing w:line="360" w:lineRule="auto" w:after="0"/>
+        <w:ind w:firstLine="480"/>
+      </w:pPr>
+      <w:r>
+        <w:rPr>
+          <w:rFonts w:ascii="Times New Roman" w:hAnsi="Times New Roman" w:eastAsia="宋体"/>
+          <w:b w:val="0"/>
+          <w:sz w:val="24"/>
+        </w:rPr>
+        <w:t>从表 4-11 可以得到以下结论。</w:t>
+      </w:r>
+    </w:p>
+    <w:p>
+      <w:pPr>
+        <w:spacing w:line="360" w:lineRule="auto" w:after="0"/>
+        <w:ind w:firstLine="480"/>
+      </w:pPr>
+      <w:r>
+        <w:rPr>
+          <w:rFonts w:ascii="Times New Roman" w:hAnsi="Times New Roman" w:eastAsia="宋体"/>
+          <w:b w:val="0"/>
+          <w:sz w:val="24"/>
+        </w:rPr>
+        <w:t>第一，保形预测的覆盖率保证在所有模型上都成立。无论模型本身校准好坏，实际覆盖率都在 0.900～0.902 之间，与目标 90% 几乎一致，验证了这一方法“与模型无关”的性质。</w:t>
+      </w:r>
+    </w:p>
+    <w:p>
+      <w:pPr>
+        <w:spacing w:line="360" w:lineRule="auto" w:after="0"/>
+        <w:ind w:firstLine="480"/>
+      </w:pPr>
+      <w:r>
+        <w:rPr>
+          <w:rFonts w:ascii="Times New Roman" w:hAnsi="Times New Roman" w:eastAsia="宋体"/>
+          <w:b w:val="0"/>
+          <w:sz w:val="24"/>
+        </w:rPr>
+        <w:t>第二，模型越好，预测集合越小。覆盖率相同时，平均集合大小直接反映模型的有效信息量：LoRA 大模型约为 1.25，即约 78% 的评论只需给出一个类别；RoBERTa 为 1.28；TF-IDF 为 1.58；Qwen3-8B 零样本为 1.91，接近“三类中排除一类”。这从另一个角度印证了 4.1 节的排序，而且比准确率更直观：对 LoRA 大模型而言，约四分之三的评论可以给出有 90% 保证的唯一答案，其余评论则以“中性或积极”等形式交由人工判断。</w:t>
+      </w:r>
+    </w:p>
+    <w:p>
+      <w:pPr>
+        <w:spacing w:line="360" w:lineRule="auto" w:after="0"/>
+        <w:ind w:firstLine="480"/>
+      </w:pPr>
+      <w:r>
+        <w:rPr>
+          <w:rFonts w:ascii="Times New Roman" w:hAnsi="Times New Roman" w:eastAsia="宋体"/>
+          <w:b w:val="0"/>
+          <w:sz w:val="24"/>
+        </w:rPr>
+        <w:t>第三，标准做法只保证整体覆盖率，中性类的覆盖率明显偏低。在标准做法下，各模型中性类的覆盖率只有 0.76～0.81，而积极类高达 0.96，说明整体 90% 的保证是靠“容易的类别多覆盖、难的类别少覆盖”换来的。按类别校准后，三类的覆盖率都达到 0.90，代价只是平均集合大小增加 0.03～0.08。对于舆情监测等不希望系统性漏判某一类情绪的场景，按类别校准更为合适。这一结果也与 4.7 节“中性类标注分歧最大”的发现相互印证。</w:t>
+      </w:r>
+    </w:p>
+    <w:p>
+      <w:pPr>
+        <w:spacing w:line="360" w:lineRule="auto" w:after="0"/>
+        <w:ind w:firstLine="480"/>
+      </w:pPr>
+      <w:r>
+        <w:rPr>
+          <w:rFonts w:ascii="Times New Roman" w:hAnsi="Times New Roman" w:eastAsia="宋体"/>
+          <w:b w:val="0"/>
+          <w:sz w:val="24"/>
+        </w:rPr>
+        <w:t>第四，零样本大模型的概率大量取到 0 或 1 的极端值，分数出现大量并列，导致其在按类别校准和 95% 目标下出现过度覆盖（例如 95% 目标下实际覆盖率 0.988、平均集合大小 2.87），集合几乎失去区分度。这说明保形预测虽然能保证覆盖率，但集合是否有用仍取决于模型概率的质量。</w:t>
+      </w:r>
+    </w:p>
+    <w:p>
+      <w:pPr>
+        <w:spacing w:before="240" w:after="120"/>
+      </w:pPr>
+      <w:r>
+        <w:rPr>
+          <w:rFonts w:ascii="Times New Roman" w:hAnsi="Times New Roman" w:eastAsia="黑体"/>
+          <w:b/>
+          <w:sz w:val="28"/>
+        </w:rPr>
+        <w:t>4.9 开源决策模型的零样本表现</w:t>
+      </w:r>
+    </w:p>
+    <w:p>
+      <w:pPr>
+        <w:spacing w:line="360" w:lineRule="auto" w:after="0"/>
+        <w:ind w:firstLine="480"/>
+      </w:pPr>
+      <w:r>
+        <w:rPr>
+          <w:rFonts w:ascii="Times New Roman" w:hAnsi="Times New Roman" w:eastAsia="宋体"/>
+          <w:b w:val="0"/>
+          <w:sz w:val="24"/>
+        </w:rPr>
+        <w:t>近来出现了一类不生成文字、只在给定选项中选择并输出校准概率的“决策模型”，如闭源的 Jev 和开源的 Laya [ConvAI Innovations, 2026]。这类模型与本文“读取标签词概率”的思路相近，且宣称其概率经过专门训练而校准良好。为检验这类模型能否直接用于中文金融情感分类，本文在测试集上评估了 Laya 的多语言版本（以 mmBERT-base 为底座，约 3.2 亿参数），分别用中文和英文描述三个类别的判定标准，不做任何训练。结果见表 4-12。</w:t>
+      </w:r>
+    </w:p>
+    <w:p>
+      <w:pPr>
+        <w:spacing w:line="360" w:lineRule="auto" w:after="0"/>
+        <w:jc w:val="center"/>
+      </w:pPr>
+      <w:r>
+        <w:rPr>
+          <w:rFonts w:ascii="Times New Roman" w:hAnsi="Times New Roman" w:eastAsia="宋体"/>
+          <w:b w:val="0"/>
+          <w:sz w:val="21"/>
+        </w:rPr>
+        <w:t>表 4-12 Laya 零样本结果</w:t>
+      </w:r>
+    </w:p>
+    <w:tbl>
+      <w:tblPr>
+        <w:tblW w:type="auto" w:w="0"/>
+        <w:tblLook w:firstColumn="1" w:firstRow="1" w:lastColumn="0" w:lastRow="0" w:noHBand="0" w:noVBand="1" w:val="04A0"/>
+        <w:jc w:val="center"/>
+        <w:tblBorders>
+          <w:top w:val="single" w:sz="4"/>
+          <w:left w:val="single" w:sz="4"/>
+          <w:bottom w:val="single" w:sz="4"/>
+          <w:right w:val="single" w:sz="4"/>
+          <w:insideH w:val="single" w:sz="4"/>
+          <w:insideV w:val="single" w:sz="4"/>
+        </w:tblBorders>
+      </w:tblPr>
+      <w:tblGrid>
+        <w:gridCol w:w="1295"/>
+        <w:gridCol w:w="1295"/>
+        <w:gridCol w:w="1295"/>
+        <w:gridCol w:w="1295"/>
+        <w:gridCol w:w="1295"/>
+        <w:gridCol w:w="1295"/>
+        <w:gridCol w:w="1295"/>
+      </w:tblGrid>
+      <w:tr>
+        <w:tc>
+          <w:tcPr>
+            <w:tcW w:type="dxa" w:w="1295"/>
+          </w:tcPr>
+          <w:p>
+            <w:pPr>
+              <w:jc w:val="center"/>
+            </w:pPr>
+            <w:r/>
+            <w:r>
+              <w:rPr>
+                <w:rFonts w:ascii="Times New Roman" w:hAnsi="Times New Roman" w:eastAsia="黑体"/>
+                <w:b w:val="0"/>
+                <w:sz w:val="21"/>
+              </w:rPr>
+              <w:t>模型</w:t>
+            </w:r>
+          </w:p>
+        </w:tc>
+        <w:tc>
+          <w:tcPr>
+            <w:tcW w:type="dxa" w:w="1295"/>
+          </w:tcPr>
+          <w:p>
+            <w:pPr>
+              <w:jc w:val="center"/>
+            </w:pPr>
+            <w:r/>
+            <w:r>
+              <w:rPr>
+                <w:rFonts w:ascii="Times New Roman" w:hAnsi="Times New Roman" w:eastAsia="黑体"/>
+                <w:b w:val="0"/>
+                <w:sz w:val="21"/>
+              </w:rPr>
+              <w:t>准确率</w:t>
+            </w:r>
+          </w:p>
+        </w:tc>
+        <w:tc>
+          <w:tcPr>
+            <w:tcW w:type="dxa" w:w="1295"/>
+          </w:tcPr>
+          <w:p>
+            <w:pPr>
+              <w:jc w:val="center"/>
+            </w:pPr>
+            <w:r/>
+            <w:r>
+              <w:rPr>
+                <w:rFonts w:ascii="Times New Roman" w:hAnsi="Times New Roman" w:eastAsia="黑体"/>
+                <w:b w:val="0"/>
+                <w:sz w:val="21"/>
+              </w:rPr>
+              <w:t>Macro-F1</w:t>
+            </w:r>
+          </w:p>
+        </w:tc>
+        <w:tc>
+          <w:tcPr>
+            <w:tcW w:type="dxa" w:w="1295"/>
+          </w:tcPr>
+          <w:p>
+            <w:pPr>
+              <w:jc w:val="center"/>
+            </w:pPr>
+            <w:r/>
+            <w:r>
+              <w:rPr>
+                <w:rFonts w:ascii="Times New Roman" w:hAnsi="Times New Roman" w:eastAsia="黑体"/>
+                <w:b w:val="0"/>
+                <w:sz w:val="21"/>
+              </w:rPr>
+              <w:t>中性类 F1</w:t>
+            </w:r>
+          </w:p>
+        </w:tc>
+        <w:tc>
+          <w:tcPr>
+            <w:tcW w:type="dxa" w:w="1295"/>
+          </w:tcPr>
+          <w:p>
+            <w:pPr>
+              <w:jc w:val="center"/>
+            </w:pPr>
+            <w:r/>
+            <w:r>
+              <w:rPr>
+                <w:rFonts w:ascii="Times New Roman" w:hAnsi="Times New Roman" w:eastAsia="黑体"/>
+                <w:b w:val="0"/>
+                <w:sz w:val="21"/>
+              </w:rPr>
+              <w:t>ECE</w:t>
+            </w:r>
+          </w:p>
+        </w:tc>
+        <w:tc>
+          <w:tcPr>
+            <w:tcW w:type="dxa" w:w="1295"/>
+          </w:tcPr>
+          <w:p>
+            <w:pPr>
+              <w:jc w:val="center"/>
+            </w:pPr>
+            <w:r/>
+            <w:r>
+              <w:rPr>
+                <w:rFonts w:ascii="Times New Roman" w:hAnsi="Times New Roman" w:eastAsia="黑体"/>
+                <w:b w:val="0"/>
+                <w:sz w:val="21"/>
+              </w:rPr>
+              <w:t>平均置信度</w:t>
+            </w:r>
+          </w:p>
+        </w:tc>
+        <w:tc>
+          <w:tcPr>
+            <w:tcW w:type="dxa" w:w="1295"/>
+          </w:tcPr>
+          <w:p>
+            <w:pPr>
+              <w:jc w:val="center"/>
+            </w:pPr>
+            <w:r/>
+            <w:r>
+              <w:rPr>
+                <w:rFonts w:ascii="Times New Roman" w:hAnsi="Times New Roman" w:eastAsia="黑体"/>
+                <w:b w:val="0"/>
+                <w:sz w:val="21"/>
+              </w:rPr>
+              <w:t>1713 条耗时</w:t>
+            </w:r>
+          </w:p>
+        </w:tc>
+      </w:tr>
+      <w:tr>
+        <w:tc>
+          <w:tcPr>
+            <w:tcW w:type="dxa" w:w="1295"/>
+          </w:tcPr>
+          <w:p>
+            <w:r/>
+            <w:r>
+              <w:rPr>
+                <w:rFonts w:ascii="Times New Roman" w:hAnsi="Times New Roman" w:eastAsia="宋体"/>
+                <w:b w:val="0"/>
+                <w:sz w:val="21"/>
+              </w:rPr>
+              <w:t>Laya（中文标准）</w:t>
+            </w:r>
+          </w:p>
+        </w:tc>
+        <w:tc>
+          <w:tcPr>
+            <w:tcW w:type="dxa" w:w="1295"/>
+          </w:tcPr>
+          <w:p>
+            <w:r/>
+            <w:r>
+              <w:rPr>
+                <w:rFonts w:ascii="Times New Roman" w:hAnsi="Times New Roman" w:eastAsia="宋体"/>
+                <w:b w:val="0"/>
+                <w:sz w:val="21"/>
+              </w:rPr>
+              <w:t>0.552</w:t>
+            </w:r>
+          </w:p>
+        </w:tc>
+        <w:tc>
+          <w:tcPr>
+            <w:tcW w:type="dxa" w:w="1295"/>
+          </w:tcPr>
+          <w:p>
+            <w:r/>
+            <w:r>
+              <w:rPr>
+                <w:rFonts w:ascii="Times New Roman" w:hAnsi="Times New Roman" w:eastAsia="宋体"/>
+                <w:b w:val="0"/>
+                <w:sz w:val="21"/>
+              </w:rPr>
+              <w:t>0.472</w:t>
+            </w:r>
+          </w:p>
+        </w:tc>
+        <w:tc>
+          <w:tcPr>
+            <w:tcW w:type="dxa" w:w="1295"/>
+          </w:tcPr>
+          <w:p>
+            <w:r/>
+            <w:r>
+              <w:rPr>
+                <w:rFonts w:ascii="Times New Roman" w:hAnsi="Times New Roman" w:eastAsia="宋体"/>
+                <w:b w:val="0"/>
+                <w:sz w:val="21"/>
+              </w:rPr>
+              <w:t>0.181</w:t>
+            </w:r>
+          </w:p>
+        </w:tc>
+        <w:tc>
+          <w:tcPr>
+            <w:tcW w:type="dxa" w:w="1295"/>
+          </w:tcPr>
+          <w:p>
+            <w:r/>
+            <w:r>
+              <w:rPr>
+                <w:rFonts w:ascii="Times New Roman" w:hAnsi="Times New Roman" w:eastAsia="宋体"/>
+                <w:b w:val="0"/>
+                <w:sz w:val="21"/>
+              </w:rPr>
+              <w:t>0.182</w:t>
+            </w:r>
+          </w:p>
+        </w:tc>
+        <w:tc>
+          <w:tcPr>
+            <w:tcW w:type="dxa" w:w="1295"/>
+          </w:tcPr>
+          <w:p>
+            <w:r/>
+            <w:r>
+              <w:rPr>
+                <w:rFonts w:ascii="Times New Roman" w:hAnsi="Times New Roman" w:eastAsia="宋体"/>
+                <w:b w:val="0"/>
+                <w:sz w:val="21"/>
+              </w:rPr>
+              <w:t>0.734</w:t>
+            </w:r>
+          </w:p>
+        </w:tc>
+        <w:tc>
+          <w:tcPr>
+            <w:tcW w:type="dxa" w:w="1295"/>
+          </w:tcPr>
+          <w:p>
+            <w:r/>
+            <w:r>
+              <w:rPr>
+                <w:rFonts w:ascii="Times New Roman" w:hAnsi="Times New Roman" w:eastAsia="宋体"/>
+                <w:b w:val="0"/>
+                <w:sz w:val="21"/>
+              </w:rPr>
+              <w:t>36 秒</w:t>
+            </w:r>
+          </w:p>
+        </w:tc>
+      </w:tr>
+      <w:tr>
+        <w:tc>
+          <w:tcPr>
+            <w:tcW w:type="dxa" w:w="1295"/>
+          </w:tcPr>
+          <w:p>
+            <w:r/>
+            <w:r>
+              <w:rPr>
+                <w:rFonts w:ascii="Times New Roman" w:hAnsi="Times New Roman" w:eastAsia="宋体"/>
+                <w:b w:val="0"/>
+                <w:sz w:val="21"/>
+              </w:rPr>
+              <w:t>Laya（英文标准）</w:t>
+            </w:r>
+          </w:p>
+        </w:tc>
+        <w:tc>
+          <w:tcPr>
+            <w:tcW w:type="dxa" w:w="1295"/>
+          </w:tcPr>
+          <w:p>
+            <w:r/>
+            <w:r>
+              <w:rPr>
+                <w:rFonts w:ascii="Times New Roman" w:hAnsi="Times New Roman" w:eastAsia="宋体"/>
+                <w:b w:val="0"/>
+                <w:sz w:val="21"/>
+              </w:rPr>
+              <w:t>0.555</w:t>
+            </w:r>
+          </w:p>
+        </w:tc>
+        <w:tc>
+          <w:tcPr>
+            <w:tcW w:type="dxa" w:w="1295"/>
+          </w:tcPr>
+          <w:p>
+            <w:r/>
+            <w:r>
+              <w:rPr>
+                <w:rFonts w:ascii="Times New Roman" w:hAnsi="Times New Roman" w:eastAsia="宋体"/>
+                <w:b w:val="0"/>
+                <w:sz w:val="21"/>
+              </w:rPr>
+              <w:t>0.501</w:t>
+            </w:r>
+          </w:p>
+        </w:tc>
+        <w:tc>
+          <w:tcPr>
+            <w:tcW w:type="dxa" w:w="1295"/>
+          </w:tcPr>
+          <w:p>
+            <w:r/>
+            <w:r>
+              <w:rPr>
+                <w:rFonts w:ascii="Times New Roman" w:hAnsi="Times New Roman" w:eastAsia="宋体"/>
+                <w:b w:val="0"/>
+                <w:sz w:val="21"/>
+              </w:rPr>
+              <w:t>0.274</w:t>
+            </w:r>
+          </w:p>
+        </w:tc>
+        <w:tc>
+          <w:tcPr>
+            <w:tcW w:type="dxa" w:w="1295"/>
+          </w:tcPr>
+          <w:p>
+            <w:r/>
+            <w:r>
+              <w:rPr>
+                <w:rFonts w:ascii="Times New Roman" w:hAnsi="Times New Roman" w:eastAsia="宋体"/>
+                <w:b w:val="0"/>
+                <w:sz w:val="21"/>
+              </w:rPr>
+              <w:t>0.246</w:t>
+            </w:r>
+          </w:p>
+        </w:tc>
+        <w:tc>
+          <w:tcPr>
+            <w:tcW w:type="dxa" w:w="1295"/>
+          </w:tcPr>
+          <w:p>
+            <w:r/>
+            <w:r>
+              <w:rPr>
+                <w:rFonts w:ascii="Times New Roman" w:hAnsi="Times New Roman" w:eastAsia="宋体"/>
+                <w:b w:val="0"/>
+                <w:sz w:val="21"/>
+              </w:rPr>
+              <w:t>0.800</w:t>
+            </w:r>
+          </w:p>
+        </w:tc>
+        <w:tc>
+          <w:tcPr>
+            <w:tcW w:type="dxa" w:w="1295"/>
+          </w:tcPr>
+          <w:p>
+            <w:r/>
+            <w:r>
+              <w:rPr>
+                <w:rFonts w:ascii="Times New Roman" w:hAnsi="Times New Roman" w:eastAsia="宋体"/>
+                <w:b w:val="0"/>
+                <w:sz w:val="21"/>
+              </w:rPr>
+              <w:t>36 秒</w:t>
+            </w:r>
+          </w:p>
+        </w:tc>
+      </w:tr>
+      <w:tr>
+        <w:tc>
+          <w:tcPr>
+            <w:tcW w:type="dxa" w:w="1295"/>
+          </w:tcPr>
+          <w:p>
+            <w:r/>
+            <w:r>
+              <w:rPr>
+                <w:rFonts w:ascii="Times New Roman" w:hAnsi="Times New Roman" w:eastAsia="宋体"/>
+                <w:b w:val="0"/>
+                <w:sz w:val="21"/>
+              </w:rPr>
+              <w:t>Qwen3-8B 零样本</w:t>
+            </w:r>
+          </w:p>
+        </w:tc>
+        <w:tc>
+          <w:tcPr>
+            <w:tcW w:type="dxa" w:w="1295"/>
+          </w:tcPr>
+          <w:p>
+            <w:r/>
+            <w:r>
+              <w:rPr>
+                <w:rFonts w:ascii="Times New Roman" w:hAnsi="Times New Roman" w:eastAsia="宋体"/>
+                <w:b w:val="0"/>
+                <w:sz w:val="21"/>
+              </w:rPr>
+              <w:t>0.671</w:t>
+            </w:r>
+          </w:p>
+        </w:tc>
+        <w:tc>
+          <w:tcPr>
+            <w:tcW w:type="dxa" w:w="1295"/>
+          </w:tcPr>
+          <w:p>
+            <w:r/>
+            <w:r>
+              <w:rPr>
+                <w:rFonts w:ascii="Times New Roman" w:hAnsi="Times New Roman" w:eastAsia="宋体"/>
+                <w:b w:val="0"/>
+                <w:sz w:val="21"/>
+              </w:rPr>
+              <w:t>0.644</w:t>
+            </w:r>
+          </w:p>
+        </w:tc>
+        <w:tc>
+          <w:tcPr>
+            <w:tcW w:type="dxa" w:w="1295"/>
+          </w:tcPr>
+          <w:p>
+            <w:r/>
+            <w:r>
+              <w:rPr>
+                <w:rFonts w:ascii="Times New Roman" w:hAnsi="Times New Roman" w:eastAsia="宋体"/>
+                <w:b w:val="0"/>
+                <w:sz w:val="21"/>
+              </w:rPr>
+              <w:t>—</w:t>
+            </w:r>
+          </w:p>
+        </w:tc>
+        <w:tc>
+          <w:tcPr>
+            <w:tcW w:type="dxa" w:w="1295"/>
+          </w:tcPr>
+          <w:p>
+            <w:r/>
+            <w:r>
+              <w:rPr>
+                <w:rFonts w:ascii="Times New Roman" w:hAnsi="Times New Roman" w:eastAsia="宋体"/>
+                <w:b w:val="0"/>
+                <w:sz w:val="21"/>
+              </w:rPr>
+              <w:t>0.294</w:t>
+            </w:r>
+          </w:p>
+        </w:tc>
+        <w:tc>
+          <w:tcPr>
+            <w:tcW w:type="dxa" w:w="1295"/>
+          </w:tcPr>
+          <w:p>
+            <w:r/>
+            <w:r>
+              <w:rPr>
+                <w:rFonts w:ascii="Times New Roman" w:hAnsi="Times New Roman" w:eastAsia="宋体"/>
+                <w:b w:val="0"/>
+                <w:sz w:val="21"/>
+              </w:rPr>
+              <w:t>0.964</w:t>
+            </w:r>
+          </w:p>
+        </w:tc>
+        <w:tc>
+          <w:tcPr>
+            <w:tcW w:type="dxa" w:w="1295"/>
+          </w:tcPr>
+          <w:p>
+            <w:r/>
+            <w:r>
+              <w:rPr>
+                <w:rFonts w:ascii="Times New Roman" w:hAnsi="Times New Roman" w:eastAsia="宋体"/>
+                <w:b w:val="0"/>
+                <w:sz w:val="21"/>
+              </w:rPr>
+              <w:t>—</w:t>
+            </w:r>
+          </w:p>
+        </w:tc>
+      </w:tr>
+    </w:tbl>
+    <w:p/>
+    <w:p>
+      <w:pPr>
+        <w:spacing w:line="360" w:lineRule="auto" w:after="0"/>
+        <w:ind w:firstLine="480"/>
+      </w:pPr>
+      <w:r>
+        <w:rPr>
+          <w:rFonts w:ascii="Times New Roman" w:hAnsi="Times New Roman" w:eastAsia="宋体"/>
+          <w:b w:val="0"/>
+          <w:sz w:val="24"/>
+        </w:rPr>
+        <w:t>结果表明，Laya 的零样本 Macro-F1 仅为 0.47～0.50，低于三个零样本大模型和 TF-IDF 基线；其主要问题是几乎无法识别中性类，大部分中性评论被判为消极。其 ECE 为 0.18～0.25，虽低于 Qwen3-8B 零样本，但远高于 LoRA 大模型经温度缩放后的 0.013～0.030。它的优势在于速度，1713 条评论仅需 36 秒。这一结果说明，即使是以“校准良好”为设计目标的模型，迁移到中文金融社交媒体这一新领域时，准确率和置信度都需要在目标数据上重新检验和校准。</w:t>
+      </w:r>
+    </w:p>
+    <w:p>
+      <w:pPr>
+        <w:spacing w:before="240" w:after="120"/>
+      </w:pPr>
+      <w:r>
+        <w:rPr>
+          <w:rFonts w:ascii="Times New Roman" w:hAnsi="Times New Roman" w:eastAsia="黑体"/>
+          <w:b/>
+          <w:sz w:val="28"/>
+        </w:rPr>
+        <w:t>4.10 本章小结</w:t>
+      </w:r>
+    </w:p>
+    <w:p>
+      <w:pPr>
+        <w:spacing w:line="360" w:lineRule="auto" w:after="0"/>
+        <w:ind w:firstLine="480"/>
+      </w:pPr>
+      <w:r>
+        <w:rPr>
+          <w:rFonts w:ascii="Times New Roman" w:hAnsi="Times New Roman" w:eastAsia="宋体"/>
+          <w:b w:val="0"/>
+          <w:sz w:val="24"/>
+        </w:rPr>
+        <w:t>本章从分类效果、统计显著性、校准、选择性预测、保形预测和数据质量等方面对实验结果进行了分析，主要结论如下：</w:t>
       </w:r>
     </w:p>
     <w:p>
@@ -13061,6 +15367,34 @@
           <w:sz w:val="24"/>
         </w:rPr>
         <w:t>8. 重复标注的一致率仅为 82.9%（κ = 0.735），据此估计该数据集的准确率上限约为 91%；LoRA 大模型与标签的一致率已接近人工标注之间的一致率。</w:t>
+      </w:r>
+    </w:p>
+    <w:p>
+      <w:pPr>
+        <w:spacing w:line="360" w:lineRule="auto" w:after="0"/>
+        <w:ind w:firstLine="480"/>
+      </w:pPr>
+      <w:r>
+        <w:rPr>
+          <w:rFonts w:ascii="Times New Roman" w:hAnsi="Times New Roman" w:eastAsia="宋体"/>
+          <w:b w:val="0"/>
+          <w:sz w:val="24"/>
+        </w:rPr>
+        <w:t>9. 保形预测在所有模型上都达到了目标覆盖率；LoRA 大模型的预测集合最小，约 78% 的评论可给出有 90% 保证的唯一类别。标准做法下中性类覆盖率只有 0.76～0.81，按类别校准可使三类覆盖率均达到 90%，代价很小。</w:t>
+      </w:r>
+    </w:p>
+    <w:p>
+      <w:pPr>
+        <w:spacing w:line="360" w:lineRule="auto" w:after="0"/>
+        <w:ind w:firstLine="480"/>
+      </w:pPr>
+      <w:r>
+        <w:rPr>
+          <w:rFonts w:ascii="Times New Roman" w:hAnsi="Times New Roman" w:eastAsia="宋体"/>
+          <w:b w:val="0"/>
+          <w:sz w:val="24"/>
+        </w:rPr>
+        <w:t>10. 开源决策模型 Laya 的零样本 Macro-F1 仅为 0.47～0.50，校准也不理想，说明宣称校准良好的通用模型迁移到中文金融领域时仍需重新检验。</w:t>
       </w:r>
     </w:p>
     <w:p>

--- a/docs/thesis-ch3-ch4.docx
+++ b/docs/thesis-ch3-ch4.docx
@@ -14683,564 +14683,7 @@
           <w:b/>
           <w:sz w:val="28"/>
         </w:rPr>
-        <w:t>4.9 开源决策模型的零样本表现</w:t>
-      </w:r>
-    </w:p>
-    <w:p>
-      <w:pPr>
-        <w:spacing w:line="360" w:lineRule="auto" w:after="0"/>
-        <w:ind w:firstLine="480"/>
-      </w:pPr>
-      <w:r>
-        <w:rPr>
-          <w:rFonts w:ascii="Times New Roman" w:hAnsi="Times New Roman" w:eastAsia="宋体"/>
-          <w:b w:val="0"/>
-          <w:sz w:val="24"/>
-        </w:rPr>
-        <w:t>近来出现了一类不生成文字、只在给定选项中选择并输出校准概率的“决策模型”，如闭源的 Jev 和开源的 Laya [ConvAI Innovations, 2026]。这类模型与本文“读取标签词概率”的思路相近，且宣称其概率经过专门训练而校准良好。为检验这类模型能否直接用于中文金融情感分类，本文在测试集上评估了 Laya 的多语言版本（以 mmBERT-base 为底座，约 3.2 亿参数），分别用中文和英文描述三个类别的判定标准，不做任何训练。结果见表 4-12。</w:t>
-      </w:r>
-    </w:p>
-    <w:p>
-      <w:pPr>
-        <w:spacing w:line="360" w:lineRule="auto" w:after="0"/>
-        <w:jc w:val="center"/>
-      </w:pPr>
-      <w:r>
-        <w:rPr>
-          <w:rFonts w:ascii="Times New Roman" w:hAnsi="Times New Roman" w:eastAsia="宋体"/>
-          <w:b w:val="0"/>
-          <w:sz w:val="21"/>
-        </w:rPr>
-        <w:t>表 4-12 Laya 零样本结果</w:t>
-      </w:r>
-    </w:p>
-    <w:tbl>
-      <w:tblPr>
-        <w:tblW w:type="auto" w:w="0"/>
-        <w:tblLook w:firstColumn="1" w:firstRow="1" w:lastColumn="0" w:lastRow="0" w:noHBand="0" w:noVBand="1" w:val="04A0"/>
-        <w:jc w:val="center"/>
-        <w:tblBorders>
-          <w:top w:val="single" w:sz="4"/>
-          <w:left w:val="single" w:sz="4"/>
-          <w:bottom w:val="single" w:sz="4"/>
-          <w:right w:val="single" w:sz="4"/>
-          <w:insideH w:val="single" w:sz="4"/>
-          <w:insideV w:val="single" w:sz="4"/>
-        </w:tblBorders>
-      </w:tblPr>
-      <w:tblGrid>
-        <w:gridCol w:w="1295"/>
-        <w:gridCol w:w="1295"/>
-        <w:gridCol w:w="1295"/>
-        <w:gridCol w:w="1295"/>
-        <w:gridCol w:w="1295"/>
-        <w:gridCol w:w="1295"/>
-        <w:gridCol w:w="1295"/>
-      </w:tblGrid>
-      <w:tr>
-        <w:tc>
-          <w:tcPr>
-            <w:tcW w:type="dxa" w:w="1295"/>
-          </w:tcPr>
-          <w:p>
-            <w:pPr>
-              <w:jc w:val="center"/>
-            </w:pPr>
-            <w:r/>
-            <w:r>
-              <w:rPr>
-                <w:rFonts w:ascii="Times New Roman" w:hAnsi="Times New Roman" w:eastAsia="黑体"/>
-                <w:b w:val="0"/>
-                <w:sz w:val="21"/>
-              </w:rPr>
-              <w:t>模型</w:t>
-            </w:r>
-          </w:p>
-        </w:tc>
-        <w:tc>
-          <w:tcPr>
-            <w:tcW w:type="dxa" w:w="1295"/>
-          </w:tcPr>
-          <w:p>
-            <w:pPr>
-              <w:jc w:val="center"/>
-            </w:pPr>
-            <w:r/>
-            <w:r>
-              <w:rPr>
-                <w:rFonts w:ascii="Times New Roman" w:hAnsi="Times New Roman" w:eastAsia="黑体"/>
-                <w:b w:val="0"/>
-                <w:sz w:val="21"/>
-              </w:rPr>
-              <w:t>准确率</w:t>
-            </w:r>
-          </w:p>
-        </w:tc>
-        <w:tc>
-          <w:tcPr>
-            <w:tcW w:type="dxa" w:w="1295"/>
-          </w:tcPr>
-          <w:p>
-            <w:pPr>
-              <w:jc w:val="center"/>
-            </w:pPr>
-            <w:r/>
-            <w:r>
-              <w:rPr>
-                <w:rFonts w:ascii="Times New Roman" w:hAnsi="Times New Roman" w:eastAsia="黑体"/>
-                <w:b w:val="0"/>
-                <w:sz w:val="21"/>
-              </w:rPr>
-              <w:t>Macro-F1</w:t>
-            </w:r>
-          </w:p>
-        </w:tc>
-        <w:tc>
-          <w:tcPr>
-            <w:tcW w:type="dxa" w:w="1295"/>
-          </w:tcPr>
-          <w:p>
-            <w:pPr>
-              <w:jc w:val="center"/>
-            </w:pPr>
-            <w:r/>
-            <w:r>
-              <w:rPr>
-                <w:rFonts w:ascii="Times New Roman" w:hAnsi="Times New Roman" w:eastAsia="黑体"/>
-                <w:b w:val="0"/>
-                <w:sz w:val="21"/>
-              </w:rPr>
-              <w:t>中性类 F1</w:t>
-            </w:r>
-          </w:p>
-        </w:tc>
-        <w:tc>
-          <w:tcPr>
-            <w:tcW w:type="dxa" w:w="1295"/>
-          </w:tcPr>
-          <w:p>
-            <w:pPr>
-              <w:jc w:val="center"/>
-            </w:pPr>
-            <w:r/>
-            <w:r>
-              <w:rPr>
-                <w:rFonts w:ascii="Times New Roman" w:hAnsi="Times New Roman" w:eastAsia="黑体"/>
-                <w:b w:val="0"/>
-                <w:sz w:val="21"/>
-              </w:rPr>
-              <w:t>ECE</w:t>
-            </w:r>
-          </w:p>
-        </w:tc>
-        <w:tc>
-          <w:tcPr>
-            <w:tcW w:type="dxa" w:w="1295"/>
-          </w:tcPr>
-          <w:p>
-            <w:pPr>
-              <w:jc w:val="center"/>
-            </w:pPr>
-            <w:r/>
-            <w:r>
-              <w:rPr>
-                <w:rFonts w:ascii="Times New Roman" w:hAnsi="Times New Roman" w:eastAsia="黑体"/>
-                <w:b w:val="0"/>
-                <w:sz w:val="21"/>
-              </w:rPr>
-              <w:t>平均置信度</w:t>
-            </w:r>
-          </w:p>
-        </w:tc>
-        <w:tc>
-          <w:tcPr>
-            <w:tcW w:type="dxa" w:w="1295"/>
-          </w:tcPr>
-          <w:p>
-            <w:pPr>
-              <w:jc w:val="center"/>
-            </w:pPr>
-            <w:r/>
-            <w:r>
-              <w:rPr>
-                <w:rFonts w:ascii="Times New Roman" w:hAnsi="Times New Roman" w:eastAsia="黑体"/>
-                <w:b w:val="0"/>
-                <w:sz w:val="21"/>
-              </w:rPr>
-              <w:t>1713 条耗时</w:t>
-            </w:r>
-          </w:p>
-        </w:tc>
-      </w:tr>
-      <w:tr>
-        <w:tc>
-          <w:tcPr>
-            <w:tcW w:type="dxa" w:w="1295"/>
-          </w:tcPr>
-          <w:p>
-            <w:r/>
-            <w:r>
-              <w:rPr>
-                <w:rFonts w:ascii="Times New Roman" w:hAnsi="Times New Roman" w:eastAsia="宋体"/>
-                <w:b w:val="0"/>
-                <w:sz w:val="21"/>
-              </w:rPr>
-              <w:t>Laya（中文标准）</w:t>
-            </w:r>
-          </w:p>
-        </w:tc>
-        <w:tc>
-          <w:tcPr>
-            <w:tcW w:type="dxa" w:w="1295"/>
-          </w:tcPr>
-          <w:p>
-            <w:r/>
-            <w:r>
-              <w:rPr>
-                <w:rFonts w:ascii="Times New Roman" w:hAnsi="Times New Roman" w:eastAsia="宋体"/>
-                <w:b w:val="0"/>
-                <w:sz w:val="21"/>
-              </w:rPr>
-              <w:t>0.552</w:t>
-            </w:r>
-          </w:p>
-        </w:tc>
-        <w:tc>
-          <w:tcPr>
-            <w:tcW w:type="dxa" w:w="1295"/>
-          </w:tcPr>
-          <w:p>
-            <w:r/>
-            <w:r>
-              <w:rPr>
-                <w:rFonts w:ascii="Times New Roman" w:hAnsi="Times New Roman" w:eastAsia="宋体"/>
-                <w:b w:val="0"/>
-                <w:sz w:val="21"/>
-              </w:rPr>
-              <w:t>0.472</w:t>
-            </w:r>
-          </w:p>
-        </w:tc>
-        <w:tc>
-          <w:tcPr>
-            <w:tcW w:type="dxa" w:w="1295"/>
-          </w:tcPr>
-          <w:p>
-            <w:r/>
-            <w:r>
-              <w:rPr>
-                <w:rFonts w:ascii="Times New Roman" w:hAnsi="Times New Roman" w:eastAsia="宋体"/>
-                <w:b w:val="0"/>
-                <w:sz w:val="21"/>
-              </w:rPr>
-              <w:t>0.181</w:t>
-            </w:r>
-          </w:p>
-        </w:tc>
-        <w:tc>
-          <w:tcPr>
-            <w:tcW w:type="dxa" w:w="1295"/>
-          </w:tcPr>
-          <w:p>
-            <w:r/>
-            <w:r>
-              <w:rPr>
-                <w:rFonts w:ascii="Times New Roman" w:hAnsi="Times New Roman" w:eastAsia="宋体"/>
-                <w:b w:val="0"/>
-                <w:sz w:val="21"/>
-              </w:rPr>
-              <w:t>0.182</w:t>
-            </w:r>
-          </w:p>
-        </w:tc>
-        <w:tc>
-          <w:tcPr>
-            <w:tcW w:type="dxa" w:w="1295"/>
-          </w:tcPr>
-          <w:p>
-            <w:r/>
-            <w:r>
-              <w:rPr>
-                <w:rFonts w:ascii="Times New Roman" w:hAnsi="Times New Roman" w:eastAsia="宋体"/>
-                <w:b w:val="0"/>
-                <w:sz w:val="21"/>
-              </w:rPr>
-              <w:t>0.734</w:t>
-            </w:r>
-          </w:p>
-        </w:tc>
-        <w:tc>
-          <w:tcPr>
-            <w:tcW w:type="dxa" w:w="1295"/>
-          </w:tcPr>
-          <w:p>
-            <w:r/>
-            <w:r>
-              <w:rPr>
-                <w:rFonts w:ascii="Times New Roman" w:hAnsi="Times New Roman" w:eastAsia="宋体"/>
-                <w:b w:val="0"/>
-                <w:sz w:val="21"/>
-              </w:rPr>
-              <w:t>36 秒</w:t>
-            </w:r>
-          </w:p>
-        </w:tc>
-      </w:tr>
-      <w:tr>
-        <w:tc>
-          <w:tcPr>
-            <w:tcW w:type="dxa" w:w="1295"/>
-          </w:tcPr>
-          <w:p>
-            <w:r/>
-            <w:r>
-              <w:rPr>
-                <w:rFonts w:ascii="Times New Roman" w:hAnsi="Times New Roman" w:eastAsia="宋体"/>
-                <w:b w:val="0"/>
-                <w:sz w:val="21"/>
-              </w:rPr>
-              <w:t>Laya（英文标准）</w:t>
-            </w:r>
-          </w:p>
-        </w:tc>
-        <w:tc>
-          <w:tcPr>
-            <w:tcW w:type="dxa" w:w="1295"/>
-          </w:tcPr>
-          <w:p>
-            <w:r/>
-            <w:r>
-              <w:rPr>
-                <w:rFonts w:ascii="Times New Roman" w:hAnsi="Times New Roman" w:eastAsia="宋体"/>
-                <w:b w:val="0"/>
-                <w:sz w:val="21"/>
-              </w:rPr>
-              <w:t>0.555</w:t>
-            </w:r>
-          </w:p>
-        </w:tc>
-        <w:tc>
-          <w:tcPr>
-            <w:tcW w:type="dxa" w:w="1295"/>
-          </w:tcPr>
-          <w:p>
-            <w:r/>
-            <w:r>
-              <w:rPr>
-                <w:rFonts w:ascii="Times New Roman" w:hAnsi="Times New Roman" w:eastAsia="宋体"/>
-                <w:b w:val="0"/>
-                <w:sz w:val="21"/>
-              </w:rPr>
-              <w:t>0.501</w:t>
-            </w:r>
-          </w:p>
-        </w:tc>
-        <w:tc>
-          <w:tcPr>
-            <w:tcW w:type="dxa" w:w="1295"/>
-          </w:tcPr>
-          <w:p>
-            <w:r/>
-            <w:r>
-              <w:rPr>
-                <w:rFonts w:ascii="Times New Roman" w:hAnsi="Times New Roman" w:eastAsia="宋体"/>
-                <w:b w:val="0"/>
-                <w:sz w:val="21"/>
-              </w:rPr>
-              <w:t>0.274</w:t>
-            </w:r>
-          </w:p>
-        </w:tc>
-        <w:tc>
-          <w:tcPr>
-            <w:tcW w:type="dxa" w:w="1295"/>
-          </w:tcPr>
-          <w:p>
-            <w:r/>
-            <w:r>
-              <w:rPr>
-                <w:rFonts w:ascii="Times New Roman" w:hAnsi="Times New Roman" w:eastAsia="宋体"/>
-                <w:b w:val="0"/>
-                <w:sz w:val="21"/>
-              </w:rPr>
-              <w:t>0.246</w:t>
-            </w:r>
-          </w:p>
-        </w:tc>
-        <w:tc>
-          <w:tcPr>
-            <w:tcW w:type="dxa" w:w="1295"/>
-          </w:tcPr>
-          <w:p>
-            <w:r/>
-            <w:r>
-              <w:rPr>
-                <w:rFonts w:ascii="Times New Roman" w:hAnsi="Times New Roman" w:eastAsia="宋体"/>
-                <w:b w:val="0"/>
-                <w:sz w:val="21"/>
-              </w:rPr>
-              <w:t>0.800</w:t>
-            </w:r>
-          </w:p>
-        </w:tc>
-        <w:tc>
-          <w:tcPr>
-            <w:tcW w:type="dxa" w:w="1295"/>
-          </w:tcPr>
-          <w:p>
-            <w:r/>
-            <w:r>
-              <w:rPr>
-                <w:rFonts w:ascii="Times New Roman" w:hAnsi="Times New Roman" w:eastAsia="宋体"/>
-                <w:b w:val="0"/>
-                <w:sz w:val="21"/>
-              </w:rPr>
-              <w:t>36 秒</w:t>
-            </w:r>
-          </w:p>
-        </w:tc>
-      </w:tr>
-      <w:tr>
-        <w:tc>
-          <w:tcPr>
-            <w:tcW w:type="dxa" w:w="1295"/>
-          </w:tcPr>
-          <w:p>
-            <w:r/>
-            <w:r>
-              <w:rPr>
-                <w:rFonts w:ascii="Times New Roman" w:hAnsi="Times New Roman" w:eastAsia="宋体"/>
-                <w:b w:val="0"/>
-                <w:sz w:val="21"/>
-              </w:rPr>
-              <w:t>Qwen3-8B 零样本</w:t>
-            </w:r>
-          </w:p>
-        </w:tc>
-        <w:tc>
-          <w:tcPr>
-            <w:tcW w:type="dxa" w:w="1295"/>
-          </w:tcPr>
-          <w:p>
-            <w:r/>
-            <w:r>
-              <w:rPr>
-                <w:rFonts w:ascii="Times New Roman" w:hAnsi="Times New Roman" w:eastAsia="宋体"/>
-                <w:b w:val="0"/>
-                <w:sz w:val="21"/>
-              </w:rPr>
-              <w:t>0.671</w:t>
-            </w:r>
-          </w:p>
-        </w:tc>
-        <w:tc>
-          <w:tcPr>
-            <w:tcW w:type="dxa" w:w="1295"/>
-          </w:tcPr>
-          <w:p>
-            <w:r/>
-            <w:r>
-              <w:rPr>
-                <w:rFonts w:ascii="Times New Roman" w:hAnsi="Times New Roman" w:eastAsia="宋体"/>
-                <w:b w:val="0"/>
-                <w:sz w:val="21"/>
-              </w:rPr>
-              <w:t>0.644</w:t>
-            </w:r>
-          </w:p>
-        </w:tc>
-        <w:tc>
-          <w:tcPr>
-            <w:tcW w:type="dxa" w:w="1295"/>
-          </w:tcPr>
-          <w:p>
-            <w:r/>
-            <w:r>
-              <w:rPr>
-                <w:rFonts w:ascii="Times New Roman" w:hAnsi="Times New Roman" w:eastAsia="宋体"/>
-                <w:b w:val="0"/>
-                <w:sz w:val="21"/>
-              </w:rPr>
-              <w:t>—</w:t>
-            </w:r>
-          </w:p>
-        </w:tc>
-        <w:tc>
-          <w:tcPr>
-            <w:tcW w:type="dxa" w:w="1295"/>
-          </w:tcPr>
-          <w:p>
-            <w:r/>
-            <w:r>
-              <w:rPr>
-                <w:rFonts w:ascii="Times New Roman" w:hAnsi="Times New Roman" w:eastAsia="宋体"/>
-                <w:b w:val="0"/>
-                <w:sz w:val="21"/>
-              </w:rPr>
-              <w:t>0.294</w:t>
-            </w:r>
-          </w:p>
-        </w:tc>
-        <w:tc>
-          <w:tcPr>
-            <w:tcW w:type="dxa" w:w="1295"/>
-          </w:tcPr>
-          <w:p>
-            <w:r/>
-            <w:r>
-              <w:rPr>
-                <w:rFonts w:ascii="Times New Roman" w:hAnsi="Times New Roman" w:eastAsia="宋体"/>
-                <w:b w:val="0"/>
-                <w:sz w:val="21"/>
-              </w:rPr>
-              <w:t>0.964</w:t>
-            </w:r>
-          </w:p>
-        </w:tc>
-        <w:tc>
-          <w:tcPr>
-            <w:tcW w:type="dxa" w:w="1295"/>
-          </w:tcPr>
-          <w:p>
-            <w:r/>
-            <w:r>
-              <w:rPr>
-                <w:rFonts w:ascii="Times New Roman" w:hAnsi="Times New Roman" w:eastAsia="宋体"/>
-                <w:b w:val="0"/>
-                <w:sz w:val="21"/>
-              </w:rPr>
-              <w:t>—</w:t>
-            </w:r>
-          </w:p>
-        </w:tc>
-      </w:tr>
-    </w:tbl>
-    <w:p/>
-    <w:p>
-      <w:pPr>
-        <w:spacing w:line="360" w:lineRule="auto" w:after="0"/>
-        <w:ind w:firstLine="480"/>
-      </w:pPr>
-      <w:r>
-        <w:rPr>
-          <w:rFonts w:ascii="Times New Roman" w:hAnsi="Times New Roman" w:eastAsia="宋体"/>
-          <w:b w:val="0"/>
-          <w:sz w:val="24"/>
-        </w:rPr>
-        <w:t>结果表明，Laya 的零样本 Macro-F1 仅为 0.47～0.50，低于三个零样本大模型和 TF-IDF 基线；其主要问题是几乎无法识别中性类，大部分中性评论被判为消极。其 ECE 为 0.18～0.25，虽低于 Qwen3-8B 零样本，但远高于 LoRA 大模型经温度缩放后的 0.013～0.030。它的优势在于速度，1713 条评论仅需 36 秒。这一结果说明，即使是以“校准良好”为设计目标的模型，迁移到中文金融社交媒体这一新领域时，准确率和置信度都需要在目标数据上重新检验和校准。</w:t>
-      </w:r>
-    </w:p>
-    <w:p>
-      <w:pPr>
-        <w:spacing w:before="240" w:after="120"/>
-      </w:pPr>
-      <w:r>
-        <w:rPr>
-          <w:rFonts w:ascii="Times New Roman" w:hAnsi="Times New Roman" w:eastAsia="黑体"/>
-          <w:b/>
-          <w:sz w:val="28"/>
-        </w:rPr>
-        <w:t>4.10 本章小结</w:t>
+        <w:t>4.9 本章小结</w:t>
       </w:r>
     </w:p>
     <w:p>
@@ -15381,20 +14824,6 @@
           <w:sz w:val="24"/>
         </w:rPr>
         <w:t>9. 保形预测在所有模型上都达到了目标覆盖率；LoRA 大模型的预测集合最小，约 78% 的评论可给出有 90% 保证的唯一类别。标准做法下中性类覆盖率只有 0.76～0.81，按类别校准可使三类覆盖率均达到 90%，代价很小。</w:t>
-      </w:r>
-    </w:p>
-    <w:p>
-      <w:pPr>
-        <w:spacing w:line="360" w:lineRule="auto" w:after="0"/>
-        <w:ind w:firstLine="480"/>
-      </w:pPr>
-      <w:r>
-        <w:rPr>
-          <w:rFonts w:ascii="Times New Roman" w:hAnsi="Times New Roman" w:eastAsia="宋体"/>
-          <w:b w:val="0"/>
-          <w:sz w:val="24"/>
-        </w:rPr>
-        <w:t>10. 开源决策模型 Laya 的零样本 Macro-F1 仅为 0.47～0.50，校准也不理想，说明宣称校准良好的通用模型迁移到中文金融领域时仍需重新检验。</w:t>
       </w:r>
     </w:p>
     <w:p>

--- a/docs/thesis-ch3-ch4.docx
+++ b/docs/thesis-ch3-ch4.docx
@@ -3889,7 +3889,7 @@
                 <w:b w:val="0"/>
                 <w:sz w:val="21"/>
               </w:rPr>
-              <w:t>0.631</w:t>
+              <w:t>0.630</w:t>
             </w:r>
           </w:p>
         </w:tc>
@@ -10410,7 +10410,7 @@
                 <w:b w:val="0"/>
                 <w:sz w:val="21"/>
               </w:rPr>
-              <w:t>0.883</w:t>
+              <w:t>0.882</w:t>
             </w:r>
           </w:p>
         </w:tc>
@@ -12148,7 +12148,7 @@
                 <w:b w:val="0"/>
                 <w:sz w:val="21"/>
               </w:rPr>
-              <w:t>0.926</w:t>
+              <w:t>0.925</w:t>
             </w:r>
           </w:p>
         </w:tc>
@@ -12490,7 +12490,7 @@
           <w:b w:val="0"/>
           <w:sz w:val="24"/>
         </w:rPr>
-        <w:t>第一，模型会“背答案”。对训练中见过的原句，TF-IDF 的准确率高达 96.8%，RoBERTa 为 92.6%，远高于未见过样本上的 76.3% 和 80.1%；而对训练中标签不同的 229 条样本，两个模型的准确率只有 5.2% 和 21.4%，说明它们基本是在复现训练中记住的标签。</w:t>
+        <w:t>第一，模型会“背答案”。对训练中见过的原句，TF-IDF 的准确率高达 96.8%，RoBERTa 为 92.5%，远高于未见过样本上的 76.3% 和 80.1%；而对训练中标签不同的 229 条样本，两个模型的准确率只有 5.2% 和 21.4%，说明它们基本是在复现训练中记住的标签。</w:t>
       </w:r>
     </w:p>
     <w:p>
@@ -13868,7 +13868,7 @@
                 <w:b w:val="0"/>
                 <w:sz w:val="21"/>
               </w:rPr>
-              <w:t>1.249</w:t>
+              <w:t>1.247</w:t>
             </w:r>
           </w:p>
         </w:tc>
@@ -13884,7 +13884,7 @@
                 <w:b w:val="0"/>
                 <w:sz w:val="21"/>
               </w:rPr>
-              <w:t>77.8%</w:t>
+              <w:t>77.9%</w:t>
             </w:r>
           </w:p>
         </w:tc>
@@ -13916,7 +13916,7 @@
                 <w:b w:val="0"/>
                 <w:sz w:val="21"/>
               </w:rPr>
-              <w:t>0.777</w:t>
+              <w:t>0.776</w:t>
             </w:r>
           </w:p>
         </w:tc>
@@ -13982,7 +13982,7 @@
                 <w:b w:val="0"/>
                 <w:sz w:val="21"/>
               </w:rPr>
-              <w:t>0.902</w:t>
+              <w:t>0.901</w:t>
             </w:r>
           </w:p>
         </w:tc>
@@ -14030,7 +14030,7 @@
                 <w:b w:val="0"/>
                 <w:sz w:val="21"/>
               </w:rPr>
-              <w:t>0.902</w:t>
+              <w:t>0.901</w:t>
             </w:r>
           </w:p>
         </w:tc>
@@ -14062,7 +14062,7 @@
                 <w:b w:val="0"/>
                 <w:sz w:val="21"/>
               </w:rPr>
-              <w:t>0.902</w:t>
+              <w:t>0.900</w:t>
             </w:r>
           </w:p>
         </w:tc>
@@ -14112,7 +14112,7 @@
                 <w:b w:val="0"/>
                 <w:sz w:val="21"/>
               </w:rPr>
-              <w:t>0.902</w:t>
+              <w:t>0.901</w:t>
             </w:r>
           </w:p>
         </w:tc>
@@ -14128,7 +14128,7 @@
                 <w:b w:val="0"/>
                 <w:sz w:val="21"/>
               </w:rPr>
-              <w:t>1.250</w:t>
+              <w:t>1.248</w:t>
             </w:r>
           </w:p>
         </w:tc>
@@ -14144,7 +14144,7 @@
                 <w:b w:val="0"/>
                 <w:sz w:val="21"/>
               </w:rPr>
-              <w:t>76.9%</w:t>
+              <w:t>77.1%</w:t>
             </w:r>
           </w:p>
         </w:tc>
@@ -14176,7 +14176,7 @@
                 <w:b w:val="0"/>
                 <w:sz w:val="21"/>
               </w:rPr>
-              <w:t>0.759</w:t>
+              <w:t>0.758</w:t>
             </w:r>
           </w:p>
         </w:tc>
@@ -14192,7 +14192,7 @@
                 <w:b w:val="0"/>
                 <w:sz w:val="21"/>
               </w:rPr>
-              <w:t>0.961</w:t>
+              <w:t>0.960</w:t>
             </w:r>
           </w:p>
         </w:tc>
@@ -14258,7 +14258,7 @@
                 <w:b w:val="0"/>
                 <w:sz w:val="21"/>
               </w:rPr>
-              <w:t>1.285</w:t>
+              <w:t>1.288</w:t>
             </w:r>
           </w:p>
         </w:tc>
@@ -14274,7 +14274,7 @@
                 <w:b w:val="0"/>
                 <w:sz w:val="21"/>
               </w:rPr>
-              <w:t>72.5%</w:t>
+              <w:t>72.3%</w:t>
             </w:r>
           </w:p>
         </w:tc>
@@ -14290,7 +14290,7 @@
                 <w:b w:val="0"/>
                 <w:sz w:val="21"/>
               </w:rPr>
-              <w:t>0.903</w:t>
+              <w:t>0.902</w:t>
             </w:r>
           </w:p>
         </w:tc>
@@ -14306,23 +14306,23 @@
                 <w:b w:val="0"/>
                 <w:sz w:val="21"/>
               </w:rPr>
+              <w:t>0.904</w:t>
+            </w:r>
+          </w:p>
+        </w:tc>
+        <w:tc>
+          <w:tcPr>
+            <w:tcW w:type="dxa" w:w="1133"/>
+          </w:tcPr>
+          <w:p>
+            <w:r/>
+            <w:r>
+              <w:rPr>
+                <w:rFonts w:ascii="Times New Roman" w:hAnsi="Times New Roman" w:eastAsia="宋体"/>
+                <w:b w:val="0"/>
+                <w:sz w:val="21"/>
+              </w:rPr>
               <w:t>0.902</w:t>
-            </w:r>
-          </w:p>
-        </w:tc>
-        <w:tc>
-          <w:tcPr>
-            <w:tcW w:type="dxa" w:w="1133"/>
-          </w:tcPr>
-          <w:p>
-            <w:r/>
-            <w:r>
-              <w:rPr>
-                <w:rFonts w:ascii="Times New Roman" w:hAnsi="Times New Roman" w:eastAsia="宋体"/>
-                <w:b w:val="0"/>
-                <w:sz w:val="21"/>
-              </w:rPr>
-              <w:t>0.901</w:t>
             </w:r>
           </w:p>
         </w:tc>
@@ -14388,7 +14388,7 @@
                 <w:b w:val="0"/>
                 <w:sz w:val="21"/>
               </w:rPr>
-              <w:t>1.246</w:t>
+              <w:t>1.247</w:t>
             </w:r>
           </w:p>
         </w:tc>
@@ -14404,7 +14404,7 @@
                 <w:b w:val="0"/>
                 <w:sz w:val="21"/>
               </w:rPr>
-              <w:t>77.8%</w:t>
+              <w:t>77.7%</w:t>
             </w:r>
           </w:p>
         </w:tc>
@@ -14436,7 +14436,7 @@
                 <w:b w:val="0"/>
                 <w:sz w:val="21"/>
               </w:rPr>
-              <w:t>0.805</w:t>
+              <w:t>0.804</w:t>
             </w:r>
           </w:p>
         </w:tc>
@@ -14452,7 +14452,7 @@
                 <w:b w:val="0"/>
                 <w:sz w:val="21"/>
               </w:rPr>
-              <w:t>0.955</w:t>
+              <w:t>0.956</w:t>
             </w:r>
           </w:p>
         </w:tc>
@@ -14502,6 +14502,70 @@
                 <w:b w:val="0"/>
                 <w:sz w:val="21"/>
               </w:rPr>
+              <w:t>0.901</w:t>
+            </w:r>
+          </w:p>
+        </w:tc>
+        <w:tc>
+          <w:tcPr>
+            <w:tcW w:type="dxa" w:w="1133"/>
+          </w:tcPr>
+          <w:p>
+            <w:r/>
+            <w:r>
+              <w:rPr>
+                <w:rFonts w:ascii="Times New Roman" w:hAnsi="Times New Roman" w:eastAsia="宋体"/>
+                <w:b w:val="0"/>
+                <w:sz w:val="21"/>
+              </w:rPr>
+              <w:t>1.316</w:t>
+            </w:r>
+          </w:p>
+        </w:tc>
+        <w:tc>
+          <w:tcPr>
+            <w:tcW w:type="dxa" w:w="1133"/>
+          </w:tcPr>
+          <w:p>
+            <w:r/>
+            <w:r>
+              <w:rPr>
+                <w:rFonts w:ascii="Times New Roman" w:hAnsi="Times New Roman" w:eastAsia="宋体"/>
+                <w:b w:val="0"/>
+                <w:sz w:val="21"/>
+              </w:rPr>
+              <w:t>70.1%</w:t>
+            </w:r>
+          </w:p>
+        </w:tc>
+        <w:tc>
+          <w:tcPr>
+            <w:tcW w:type="dxa" w:w="1133"/>
+          </w:tcPr>
+          <w:p>
+            <w:r/>
+            <w:r>
+              <w:rPr>
+                <w:rFonts w:ascii="Times New Roman" w:hAnsi="Times New Roman" w:eastAsia="宋体"/>
+                <w:b w:val="0"/>
+                <w:sz w:val="21"/>
+              </w:rPr>
+              <w:t>0.903</w:t>
+            </w:r>
+          </w:p>
+        </w:tc>
+        <w:tc>
+          <w:tcPr>
+            <w:tcW w:type="dxa" w:w="1133"/>
+          </w:tcPr>
+          <w:p>
+            <w:r/>
+            <w:r>
+              <w:rPr>
+                <w:rFonts w:ascii="Times New Roman" w:hAnsi="Times New Roman" w:eastAsia="宋体"/>
+                <w:b w:val="0"/>
+                <w:sz w:val="21"/>
+              </w:rPr>
               <w:t>0.902</w:t>
             </w:r>
           </w:p>
@@ -14518,71 +14582,7 @@
                 <w:b w:val="0"/>
                 <w:sz w:val="21"/>
               </w:rPr>
-              <w:t>1.319</w:t>
-            </w:r>
-          </w:p>
-        </w:tc>
-        <w:tc>
-          <w:tcPr>
-            <w:tcW w:type="dxa" w:w="1133"/>
-          </w:tcPr>
-          <w:p>
-            <w:r/>
-            <w:r>
-              <w:rPr>
-                <w:rFonts w:ascii="Times New Roman" w:hAnsi="Times New Roman" w:eastAsia="宋体"/>
-                <w:b w:val="0"/>
-                <w:sz w:val="21"/>
-              </w:rPr>
-              <w:t>69.9%</w:t>
-            </w:r>
-          </w:p>
-        </w:tc>
-        <w:tc>
-          <w:tcPr>
-            <w:tcW w:type="dxa" w:w="1133"/>
-          </w:tcPr>
-          <w:p>
-            <w:r/>
-            <w:r>
-              <w:rPr>
-                <w:rFonts w:ascii="Times New Roman" w:hAnsi="Times New Roman" w:eastAsia="宋体"/>
-                <w:b w:val="0"/>
-                <w:sz w:val="21"/>
-              </w:rPr>
-              <w:t>0.903</w:t>
-            </w:r>
-          </w:p>
-        </w:tc>
-        <w:tc>
-          <w:tcPr>
-            <w:tcW w:type="dxa" w:w="1133"/>
-          </w:tcPr>
-          <w:p>
-            <w:r/>
-            <w:r>
-              <w:rPr>
-                <w:rFonts w:ascii="Times New Roman" w:hAnsi="Times New Roman" w:eastAsia="宋体"/>
-                <w:b w:val="0"/>
-                <w:sz w:val="21"/>
-              </w:rPr>
-              <w:t>0.904</w:t>
-            </w:r>
-          </w:p>
-        </w:tc>
-        <w:tc>
-          <w:tcPr>
-            <w:tcW w:type="dxa" w:w="1133"/>
-          </w:tcPr>
-          <w:p>
-            <w:r/>
-            <w:r>
-              <w:rPr>
-                <w:rFonts w:ascii="Times New Roman" w:hAnsi="Times New Roman" w:eastAsia="宋体"/>
-                <w:b w:val="0"/>
-                <w:sz w:val="21"/>
-              </w:rPr>
-              <w:t>0.900</w:t>
+              <w:t>0.901</w:t>
             </w:r>
           </w:p>
         </w:tc>
@@ -14656,7 +14656,7 @@
           <w:b w:val="0"/>
           <w:sz w:val="24"/>
         </w:rPr>
-        <w:t>第三，标准做法只保证整体覆盖率，中性类的覆盖率明显偏低。在标准做法下，各模型中性类的覆盖率只有 0.76～0.81，而积极类高达 0.96，说明整体 90% 的保证是靠“容易的类别多覆盖、难的类别少覆盖”换来的。按类别校准后，三类的覆盖率都达到 0.90，代价只是平均集合大小增加 0.03～0.08。对于舆情监测等不希望系统性漏判某一类情绪的场景，按类别校准更为合适。这一结果也与 4.7 节“中性类标注分歧最大”的发现相互印证。</w:t>
+        <w:t>第三，标准做法只保证整体覆盖率，中性类的覆盖率明显偏低。在标准做法下，各模型中性类的覆盖率只有 0.76～0.80，而积极类高达 0.96，说明整体 90% 的保证是靠“容易的类别多覆盖、难的类别少覆盖”换来的。按类别校准后，三类的覆盖率都达到 0.90，代价只是平均集合大小增加 0.03～0.08。对于舆情监测等不希望系统性漏判某一类情绪的场景，按类别校准更为合适。这一结果也与 4.7 节“中性类标注分歧最大”的发现相互印证。</w:t>
       </w:r>
     </w:p>
     <w:p>
@@ -14823,7 +14823,7 @@
           <w:b w:val="0"/>
           <w:sz w:val="24"/>
         </w:rPr>
-        <w:t>9. 保形预测在所有模型上都达到了目标覆盖率；LoRA 大模型的预测集合最小，约 78% 的评论可给出有 90% 保证的唯一类别。标准做法下中性类覆盖率只有 0.76～0.81，按类别校准可使三类覆盖率均达到 90%，代价很小。</w:t>
+        <w:t>9. 保形预测在所有模型上都达到了目标覆盖率；LoRA 大模型的预测集合最小，约 78% 的评论可给出有 90% 保证的唯一类别。标准做法下中性类覆盖率只有 0.76～0.80，按类别校准可使三类覆盖率均达到 90%，代价很小。</w:t>
       </w:r>
     </w:p>
     <w:p>

--- a/docs/thesis-ch3-ch4.docx
+++ b/docs/thesis-ch3-ch4.docx
@@ -109,7 +109,7 @@
           <w:b w:val="0"/>
           <w:sz w:val="24"/>
         </w:rPr>
-        <w:t>2. eval_list 中有 1092 条文本同时出现在训练文件中。若直接用 eval_list 作为测试集，模型在测试时会遇到训练中见过的原句，评估结果会因数据泄露而偏高；</w:t>
+        <w:t>2. 原始 eval_list 的 2020 条记录中，有 1097 条规范化文本也出现在原始训练文件中。原始训练文件随后还会划出验证集，因此这首先说明开发数据与评估数据存在重叠，实际训练曝光与验证曝光需另行区分；</w:t>
       </w:r>
     </w:p>
     <w:p>
@@ -123,7 +123,7 @@
           <w:b w:val="0"/>
           <w:sz w:val="24"/>
         </w:rPr>
-        <w:t>3. 上述 1092 条重复文本中，有 228 条在两个文件中的标签不一致，说明部分样本的标注本身存在歧义。</w:t>
+        <w:t>3. 在分别完成文件内去重、去冲突后，两文件仍有 1092 个重叠文本，其中 228 个跨文件标签不同，说明部分记录的标签存在分歧。</w:t>
       </w:r>
     </w:p>
     <w:p>
@@ -193,7 +193,7 @@
           <w:b w:val="0"/>
           <w:sz w:val="24"/>
         </w:rPr>
-        <w:t>4. 从训练文件中删除所有与测试集相同的文本，彻底消除数据泄露；</w:t>
+        <w:t>4. 从训练池中删除与文件内清洗后的评估集合重叠的全部文本，包括随后从测试集剔除的 228 个跨文件冲突文本，排除规范化后完全相同文本的跨集合重叠；</w:t>
       </w:r>
     </w:p>
     <w:p>
@@ -547,7 +547,7 @@
                 <w:b w:val="0"/>
                 <w:sz w:val="21"/>
               </w:rPr>
-              <w:t>训练文件中与测试集重复的文本（删除以防数据泄露）</w:t>
+              <w:t>训练文件内清洗后与评估集合重叠的文本（含 228 个跨文件冲突文本，均删除）</w:t>
             </w:r>
           </w:p>
         </w:tc>
@@ -1028,7 +1028,7 @@
           <w:b w:val="0"/>
           <w:sz w:val="24"/>
         </w:rPr>
-        <w:t>对“数据集 × 类别”列联表做卡方检验，得到 χ² = 41.09，自由度为 4，p = 2.6×10⁻⁸，说明测试集的类别比例与训练集存在显著差异：测试集中积极类占比较低，消极类和中性类占比较高。这一差异主要由去除泄露样本造成。由于类别分布不均衡，且训练集与测试集分布不完全一致，本文以宏平均 F1 值（Macro-F1）作为主要评价指标，准确率作为辅助指标。</w:t>
+        <w:t>对“数据集 × 类别”列联表做卡方检验，得到 χ² = 41.09，自由度为 4，p = 2.6×10⁻⁸，说明测试集的类别比例与训练集存在显著差异：测试集中积极类占比较低，消极类和中性类占比较高。该差异与去重、冲突删除及重新划分后的样本构成有关，不能单独归因于去除泄露。由于类别分布不均衡，且训练集与测试集分布不完全一致，本文以宏平均 F1 值（Macro-F1）作为主要评价指标，准确率作为辅助指标。依据跨文件标签一致性删除评估记录会改变评估对象，可能排除更难或更有歧义的样本；因此后续结论限于该清洗规则下的数据，不能视为对原始评论总体的无偏估计。本文也未系统排除近重复和预训练数据污染。</w:t>
       </w:r>
     </w:p>
     <w:p>
@@ -1896,7 +1896,7 @@
                 <w:b w:val="0"/>
                 <w:sz w:val="21"/>
               </w:rPr>
-              <w:t>107.35</w:t>
+              <w:t>107.352</w:t>
             </w:r>
           </w:p>
         </w:tc>
@@ -1994,7 +1994,7 @@
                 <w:b w:val="0"/>
                 <w:sz w:val="21"/>
               </w:rPr>
-              <w:t>108.57</w:t>
+              <w:t>108.565</w:t>
             </w:r>
           </w:p>
         </w:tc>
@@ -2092,7 +2092,7 @@
                 <w:b w:val="0"/>
                 <w:sz w:val="21"/>
               </w:rPr>
-              <w:t>408.78</w:t>
+              <w:t>408.784</w:t>
             </w:r>
           </w:p>
         </w:tc>
@@ -2190,7 +2190,7 @@
                 <w:b w:val="0"/>
                 <w:sz w:val="21"/>
               </w:rPr>
-              <w:t>135.51</w:t>
+              <w:t>135.512</w:t>
             </w:r>
           </w:p>
         </w:tc>
@@ -2925,7 +2925,7 @@
           <w:b w:val="0"/>
           <w:sz w:val="24"/>
         </w:rPr>
-        <w:t>训练目标与 3.5.2 节的推理方式保持一致：损失函数为答案位置上正确标签词的交叉熵，等价于只在答案词上计算损失的监督微调。优化器为 AdamW，学习率 1×10⁻⁴，有效批大小 16，训练 2 轮，前 5% 步数线性预热后线性衰减，梯度裁剪阈值 1.0，采用 bf16 混合精度和梯度检查点以节省显存。每轮结束后在验证集上计算 Macro-F1，保留最优一轮的 LoRA 权重用于测试。</w:t>
+        <w:t>训练时在答案的第一个位置上，对正确标签词首 token 计算全词表交叉熵，而不是对完整标签词序列逐 token 计算损失。推理时再将三个标签首 token 的 logits 归一化为三分类概率，两者共享标签映射，但训练损失的分母是全词表。优化器为 AdamW，学习率 1×10⁻⁴，有效批大小 16，训练 2 轮，前 5% 步数线性预热后线性衰减，梯度裁剪阈值 1.0，采用 bf16 混合精度和梯度检查点以节省显存。每轮结束后在验证集上计算 Macro-F1，保留最优一轮的 LoRA 权重用于测试。</w:t>
       </w:r>
     </w:p>
     <w:p>
@@ -3153,7 +3153,7 @@
           <w:b w:val="0"/>
           <w:sz w:val="24"/>
         </w:rPr>
-        <w:t xml:space="preserve"> McNemar 检验针对的是准确率，而本文的主要指标是 Macro-F1，后者不是逐样本可加的统计量。为此，本文对测试集做有放回重抽样（B = 2000 次），每次在同一组抽样样本上计算两个模型的 Macro-F1 差值，以差值分布的 2.5% 和 97.5% 分位数构成 95% 置信区间 [Efron 和 Tibshirani, 1993]。若区间不包含 0，则认为两模型在 Macro-F1 上存在显著差异。</w:t>
+        <w:t xml:space="preserve"> McNemar 检验针对准确率，而主要指标 Macro-F1 不是逐样本可加的统计量。本文固定种子 42 的模型预测，在同一组有放回抽取的测试样本上计算各模型的 Macro-F1 差值 [Efron 和 Tibshirani, 1993]。修订分析将差值的重抽样次数增加到 B = 50000，独立固定抽样 RNG 种子为 20261012。先报告单个比较的 95% 百分位区间，再将 TF-IDF+LR、RoBERTa 和三个 LoRA 模型的全部十对构成一个比较家族，使用 0.25% 和 99.75% 分位数作 Bonferroni 调整区间，名义家族覆盖率为 95%。该调整仍为 Bootstrap 近似，不把未调整区间刚好不含 0 视为稳健的多重比较结论。表 4-1 的单模型区间仍使用 B = 2000，并明确其仅对应种子 42 或单次运行。</w:t>
       </w:r>
     </w:p>
     <w:p>
@@ -3175,7 +3175,7 @@
           <w:b w:val="0"/>
           <w:sz w:val="24"/>
         </w:rPr>
-        <w:t xml:space="preserve"> 对使用 3 个随机种子的模型，以各次运行的 Macro-F1 为观测值做单因素方差分析，检验不同模型的平均 Macro-F1 是否相同。先用 Levene 检验判断方差齐性，同时报告不要求方差齐性的 Welch 方差分析作为稳健性检验；若整体显著，再用 Tukey HSD 方法做两两事后比较。</w:t>
+        <w:t xml:space="preserve"> 对使用 3 个随机种子的模型，以各次运行的 Macro-F1 为观测值做单因素方差分析，检验不同模型的平均 Macro-F1 是否相同。先用 Levene 检验检查方差差异，同时报告不要求方差齐性的 Welch 方差分析作为稳健性检验；若整体显著，再用 Tukey HSD 方法做两两事后比较。</w:t>
       </w:r>
     </w:p>
     <w:p>
@@ -3257,7 +3257,21 @@
           <w:b w:val="0"/>
           <w:sz w:val="24"/>
         </w:rPr>
-        <w:t>温度缩放 [Guo 等, 2017] 是一种事后校准方法：将 logit 除以一个标量温度 T 后再做 softmax，T &gt; 1 时概率分布变得更平缓，可以缓解过度自信。T 通过最小化 NLL 估计。由于大模型实验只保存了测试集的预测概率，本文在测试集上采用 5 折交叉拟合：在 4 折上估计 T，应用于剩下的 1 折，保证每个样本的校准概率都来自未见过它的温度估计。</w:t>
+        <w:t>温度缩放 [Guo 等, 2017] 是一种事后校准方法：将 logit 除以一个标量温度 T 后再做 softmax，T &gt; 1 时概率分布变得更平缓，可以缓解过度自信。T 通过最小化 NLL 估计。由于大模型实验只保存了测试集的预测概率，本文在测试集上采用 5 折交叉拟合：在 4 折上估计 T，应用于剩下的 1 折，使每个样本的校准概率来自未使用其自身标签拟合的温度参数。这里评估的是同一测试分布内的交叉拟合效果，不是独立外部测试，也没有得到一个经独立验证的部署温度。</w:t>
+      </w:r>
+    </w:p>
+    <w:p>
+      <w:pPr>
+        <w:spacing w:line="360" w:lineRule="auto" w:after="0"/>
+        <w:ind w:firstLine="480"/>
+      </w:pPr>
+      <w:r>
+        <w:rPr>
+          <w:rFonts w:ascii="Times New Roman" w:hAnsi="Times New Roman" w:eastAsia="宋体"/>
+          <w:b w:val="0"/>
+          <w:sz w:val="24"/>
+        </w:rPr>
+        <w:t>历史预测 CSV 只保存了六位小数概率。本文在 log(p) 和 NLL 计算中将零值截到 1e-12，此约定不能恢复被舍入丢失的尾部精度，尤其影响零样本模型。为此另报告 1e-6、1e-8、1e-12 三种截断下限的敏感性，既不把任一替代值当成真实概率，也不改写历史预测；后续概率保存已改为不预先舍入。</w:t>
       </w:r>
     </w:p>
     <w:p>
@@ -5262,7 +5276,7 @@
           <w:b w:val="0"/>
           <w:sz w:val="21"/>
         </w:rPr>
-        <w:t>图 4-1 各模型测试集 Macro-F1（误差线为 Bootstrap 95% 置信区间）</w:t>
+        <w:t>图 4-1 各模型种子 42 或单次运行的 Macro-F1（柱高与 Bootstrap 95% 区间对应同一次运行）</w:t>
       </w:r>
     </w:p>
     <w:p>
@@ -6727,7 +6741,7 @@
           <w:b w:val="0"/>
           <w:sz w:val="24"/>
         </w:rPr>
-        <w:t>McNemar 检验只关注准确率。表 4-3 给出了以 Macro-F1 为指标的配对 Bootstrap 结果。</w:t>
+        <w:t>McNemar 检验只关注准确率。表 4-3 给出以 Macro-F1 为指标的配对 Bootstrap 结果（B = 50000，种子 42 的模型预测）。表中展示六对主要比较，但多重比较家族包含五模型的全部十对，并未因展示范围而缩小。</w:t>
       </w:r>
     </w:p>
     <w:p>
@@ -6741,7 +6755,7 @@
           <w:b w:val="0"/>
           <w:sz w:val="21"/>
         </w:rPr>
-        <w:t>表 4-3 配对 Bootstrap：Macro-F1 差值及 95% 置信区间</w:t>
+        <w:t>表 4-3 配对 Bootstrap：Macro-F1 差值与区间</w:t>
       </w:r>
     </w:p>
     <w:tbl>
@@ -6759,15 +6773,16 @@
         </w:tblBorders>
       </w:tblPr>
       <w:tblGrid>
-        <w:gridCol w:w="2266"/>
-        <w:gridCol w:w="2266"/>
-        <w:gridCol w:w="2266"/>
-        <w:gridCol w:w="2266"/>
+        <w:gridCol w:w="1813"/>
+        <w:gridCol w:w="1813"/>
+        <w:gridCol w:w="1813"/>
+        <w:gridCol w:w="1813"/>
+        <w:gridCol w:w="1813"/>
       </w:tblGrid>
       <w:tr>
         <w:tc>
           <w:tcPr>
-            <w:tcW w:type="dxa" w:w="2266"/>
+            <w:tcW w:type="dxa" w:w="1813"/>
           </w:tcPr>
           <w:p>
             <w:pPr>
@@ -6786,7 +6801,7 @@
         </w:tc>
         <w:tc>
           <w:tcPr>
-            <w:tcW w:type="dxa" w:w="2266"/>
+            <w:tcW w:type="dxa" w:w="1813"/>
           </w:tcPr>
           <w:p>
             <w:pPr>
@@ -6805,7 +6820,7 @@
         </w:tc>
         <w:tc>
           <w:tcPr>
-            <w:tcW w:type="dxa" w:w="2266"/>
+            <w:tcW w:type="dxa" w:w="1813"/>
           </w:tcPr>
           <w:p>
             <w:pPr>
@@ -6824,7 +6839,7 @@
         </w:tc>
         <w:tc>
           <w:tcPr>
-            <w:tcW w:type="dxa" w:w="2266"/>
+            <w:tcW w:type="dxa" w:w="1813"/>
           </w:tcPr>
           <w:p>
             <w:pPr>
@@ -6837,7 +6852,26 @@
                 <w:b w:val="0"/>
                 <w:sz w:val="21"/>
               </w:rPr>
-              <w:t>95% 置信区间</w:t>
+              <w:t>单比较 95% 区间</w:t>
+            </w:r>
+          </w:p>
+        </w:tc>
+        <w:tc>
+          <w:tcPr>
+            <w:tcW w:type="dxa" w:w="1813"/>
+          </w:tcPr>
+          <w:p>
+            <w:pPr>
+              <w:jc w:val="center"/>
+            </w:pPr>
+            <w:r/>
+            <w:r>
+              <w:rPr>
+                <w:rFonts w:ascii="Times New Roman" w:hAnsi="Times New Roman" w:eastAsia="黑体"/>
+                <w:b w:val="0"/>
+                <w:sz w:val="21"/>
+              </w:rPr>
+              <w:t>Bonferroni 调整区间</w:t>
             </w:r>
           </w:p>
         </w:tc>
@@ -6845,7 +6879,7 @@
       <w:tr>
         <w:tc>
           <w:tcPr>
-            <w:tcW w:type="dxa" w:w="2266"/>
+            <w:tcW w:type="dxa" w:w="1813"/>
           </w:tcPr>
           <w:p>
             <w:r/>
@@ -6861,7 +6895,7 @@
         </w:tc>
         <w:tc>
           <w:tcPr>
-            <w:tcW w:type="dxa" w:w="2266"/>
+            <w:tcW w:type="dxa" w:w="1813"/>
           </w:tcPr>
           <w:p>
             <w:r/>
@@ -6877,33 +6911,49 @@
         </w:tc>
         <w:tc>
           <w:tcPr>
-            <w:tcW w:type="dxa" w:w="2266"/>
-          </w:tcPr>
-          <w:p>
-            <w:r/>
-            <w:r>
-              <w:rPr>
-                <w:rFonts w:ascii="Times New Roman" w:hAnsi="Times New Roman" w:eastAsia="宋体"/>
-                <w:b w:val="0"/>
-                <w:sz w:val="21"/>
-              </w:rPr>
-              <w:t>−0.019</w:t>
-            </w:r>
-          </w:p>
-        </w:tc>
-        <w:tc>
-          <w:tcPr>
-            <w:tcW w:type="dxa" w:w="2266"/>
-          </w:tcPr>
-          <w:p>
-            <w:r/>
-            <w:r>
-              <w:rPr>
-                <w:rFonts w:ascii="Times New Roman" w:hAnsi="Times New Roman" w:eastAsia="宋体"/>
-                <w:b w:val="0"/>
-                <w:sz w:val="21"/>
-              </w:rPr>
-              <w:t>[−0.039, −0.001]</w:t>
+            <w:tcW w:type="dxa" w:w="1813"/>
+          </w:tcPr>
+          <w:p>
+            <w:r/>
+            <w:r>
+              <w:rPr>
+                <w:rFonts w:ascii="Times New Roman" w:hAnsi="Times New Roman" w:eastAsia="宋体"/>
+                <w:b w:val="0"/>
+                <w:sz w:val="21"/>
+              </w:rPr>
+              <w:t>-0.01929</w:t>
+            </w:r>
+          </w:p>
+        </w:tc>
+        <w:tc>
+          <w:tcPr>
+            <w:tcW w:type="dxa" w:w="1813"/>
+          </w:tcPr>
+          <w:p>
+            <w:r/>
+            <w:r>
+              <w:rPr>
+                <w:rFonts w:ascii="Times New Roman" w:hAnsi="Times New Roman" w:eastAsia="宋体"/>
+                <w:b w:val="0"/>
+                <w:sz w:val="21"/>
+              </w:rPr>
+              <w:t>[-0.03885, 0.00012]</w:t>
+            </w:r>
+          </w:p>
+        </w:tc>
+        <w:tc>
+          <w:tcPr>
+            <w:tcW w:type="dxa" w:w="1813"/>
+          </w:tcPr>
+          <w:p>
+            <w:r/>
+            <w:r>
+              <w:rPr>
+                <w:rFonts w:ascii="Times New Roman" w:hAnsi="Times New Roman" w:eastAsia="宋体"/>
+                <w:b w:val="0"/>
+                <w:sz w:val="21"/>
+              </w:rPr>
+              <w:t>[-0.04725, 0.00892]</w:t>
             </w:r>
           </w:p>
         </w:tc>
@@ -6911,7 +6961,7 @@
       <w:tr>
         <w:tc>
           <w:tcPr>
-            <w:tcW w:type="dxa" w:w="2266"/>
+            <w:tcW w:type="dxa" w:w="1813"/>
           </w:tcPr>
           <w:p>
             <w:r/>
@@ -6927,7 +6977,7 @@
         </w:tc>
         <w:tc>
           <w:tcPr>
-            <w:tcW w:type="dxa" w:w="2266"/>
+            <w:tcW w:type="dxa" w:w="1813"/>
           </w:tcPr>
           <w:p>
             <w:r/>
@@ -6943,33 +6993,49 @@
         </w:tc>
         <w:tc>
           <w:tcPr>
-            <w:tcW w:type="dxa" w:w="2266"/>
-          </w:tcPr>
-          <w:p>
-            <w:r/>
-            <w:r>
-              <w:rPr>
-                <w:rFonts w:ascii="Times New Roman" w:hAnsi="Times New Roman" w:eastAsia="宋体"/>
-                <w:b w:val="0"/>
-                <w:sz w:val="21"/>
-              </w:rPr>
-              <w:t>−0.018</w:t>
-            </w:r>
-          </w:p>
-        </w:tc>
-        <w:tc>
-          <w:tcPr>
-            <w:tcW w:type="dxa" w:w="2266"/>
-          </w:tcPr>
-          <w:p>
-            <w:r/>
-            <w:r>
-              <w:rPr>
-                <w:rFonts w:ascii="Times New Roman" w:hAnsi="Times New Roman" w:eastAsia="宋体"/>
-                <w:b w:val="0"/>
-                <w:sz w:val="21"/>
-              </w:rPr>
-              <w:t>[−0.037, −0.001]</w:t>
+            <w:tcW w:type="dxa" w:w="1813"/>
+          </w:tcPr>
+          <w:p>
+            <w:r/>
+            <w:r>
+              <w:rPr>
+                <w:rFonts w:ascii="Times New Roman" w:hAnsi="Times New Roman" w:eastAsia="宋体"/>
+                <w:b w:val="0"/>
+                <w:sz w:val="21"/>
+              </w:rPr>
+              <w:t>-0.01829</w:t>
+            </w:r>
+          </w:p>
+        </w:tc>
+        <w:tc>
+          <w:tcPr>
+            <w:tcW w:type="dxa" w:w="1813"/>
+          </w:tcPr>
+          <w:p>
+            <w:r/>
+            <w:r>
+              <w:rPr>
+                <w:rFonts w:ascii="Times New Roman" w:hAnsi="Times New Roman" w:eastAsia="宋体"/>
+                <w:b w:val="0"/>
+                <w:sz w:val="21"/>
+              </w:rPr>
+              <w:t>[-0.03608, -0.00079]</w:t>
+            </w:r>
+          </w:p>
+        </w:tc>
+        <w:tc>
+          <w:tcPr>
+            <w:tcW w:type="dxa" w:w="1813"/>
+          </w:tcPr>
+          <w:p>
+            <w:r/>
+            <w:r>
+              <w:rPr>
+                <w:rFonts w:ascii="Times New Roman" w:hAnsi="Times New Roman" w:eastAsia="宋体"/>
+                <w:b w:val="0"/>
+                <w:sz w:val="21"/>
+              </w:rPr>
+              <w:t>[-0.04357, 0.00690]</w:t>
             </w:r>
           </w:p>
         </w:tc>
@@ -6977,7 +7043,7 @@
       <w:tr>
         <w:tc>
           <w:tcPr>
-            <w:tcW w:type="dxa" w:w="2266"/>
+            <w:tcW w:type="dxa" w:w="1813"/>
           </w:tcPr>
           <w:p>
             <w:r/>
@@ -6993,7 +7059,7 @@
         </w:tc>
         <w:tc>
           <w:tcPr>
-            <w:tcW w:type="dxa" w:w="2266"/>
+            <w:tcW w:type="dxa" w:w="1813"/>
           </w:tcPr>
           <w:p>
             <w:r/>
@@ -7009,33 +7075,49 @@
         </w:tc>
         <w:tc>
           <w:tcPr>
-            <w:tcW w:type="dxa" w:w="2266"/>
-          </w:tcPr>
-          <w:p>
-            <w:r/>
-            <w:r>
-              <w:rPr>
-                <w:rFonts w:ascii="Times New Roman" w:hAnsi="Times New Roman" w:eastAsia="宋体"/>
-                <w:b w:val="0"/>
-                <w:sz w:val="21"/>
-              </w:rPr>
-              <w:t>−0.018</w:t>
-            </w:r>
-          </w:p>
-        </w:tc>
-        <w:tc>
-          <w:tcPr>
-            <w:tcW w:type="dxa" w:w="2266"/>
-          </w:tcPr>
-          <w:p>
-            <w:r/>
-            <w:r>
-              <w:rPr>
-                <w:rFonts w:ascii="Times New Roman" w:hAnsi="Times New Roman" w:eastAsia="宋体"/>
-                <w:b w:val="0"/>
-                <w:sz w:val="21"/>
-              </w:rPr>
-              <w:t>[−0.038, 0.001]</w:t>
+            <w:tcW w:type="dxa" w:w="1813"/>
+          </w:tcPr>
+          <w:p>
+            <w:r/>
+            <w:r>
+              <w:rPr>
+                <w:rFonts w:ascii="Times New Roman" w:hAnsi="Times New Roman" w:eastAsia="宋体"/>
+                <w:b w:val="0"/>
+                <w:sz w:val="21"/>
+              </w:rPr>
+              <w:t>-0.01816</w:t>
+            </w:r>
+          </w:p>
+        </w:tc>
+        <w:tc>
+          <w:tcPr>
+            <w:tcW w:type="dxa" w:w="1813"/>
+          </w:tcPr>
+          <w:p>
+            <w:r/>
+            <w:r>
+              <w:rPr>
+                <w:rFonts w:ascii="Times New Roman" w:hAnsi="Times New Roman" w:eastAsia="宋体"/>
+                <w:b w:val="0"/>
+                <w:sz w:val="21"/>
+              </w:rPr>
+              <w:t>[-0.03785, 0.00126]</w:t>
+            </w:r>
+          </w:p>
+        </w:tc>
+        <w:tc>
+          <w:tcPr>
+            <w:tcW w:type="dxa" w:w="1813"/>
+          </w:tcPr>
+          <w:p>
+            <w:r/>
+            <w:r>
+              <w:rPr>
+                <w:rFonts w:ascii="Times New Roman" w:hAnsi="Times New Roman" w:eastAsia="宋体"/>
+                <w:b w:val="0"/>
+                <w:sz w:val="21"/>
+              </w:rPr>
+              <w:t>[-0.04667, 0.01032]</w:t>
             </w:r>
           </w:p>
         </w:tc>
@@ -7043,7 +7125,7 @@
       <w:tr>
         <w:tc>
           <w:tcPr>
-            <w:tcW w:type="dxa" w:w="2266"/>
+            <w:tcW w:type="dxa" w:w="1813"/>
           </w:tcPr>
           <w:p>
             <w:r/>
@@ -7059,7 +7141,7 @@
         </w:tc>
         <w:tc>
           <w:tcPr>
-            <w:tcW w:type="dxa" w:w="2266"/>
+            <w:tcW w:type="dxa" w:w="1813"/>
           </w:tcPr>
           <w:p>
             <w:r/>
@@ -7075,33 +7157,49 @@
         </w:tc>
         <w:tc>
           <w:tcPr>
-            <w:tcW w:type="dxa" w:w="2266"/>
-          </w:tcPr>
-          <w:p>
-            <w:r/>
-            <w:r>
-              <w:rPr>
-                <w:rFonts w:ascii="Times New Roman" w:hAnsi="Times New Roman" w:eastAsia="宋体"/>
-                <w:b w:val="0"/>
-                <w:sz w:val="21"/>
-              </w:rPr>
-              <w:t>0.001</w:t>
-            </w:r>
-          </w:p>
-        </w:tc>
-        <w:tc>
-          <w:tcPr>
-            <w:tcW w:type="dxa" w:w="2266"/>
-          </w:tcPr>
-          <w:p>
-            <w:r/>
-            <w:r>
-              <w:rPr>
-                <w:rFonts w:ascii="Times New Roman" w:hAnsi="Times New Roman" w:eastAsia="宋体"/>
-                <w:b w:val="0"/>
-                <w:sz w:val="21"/>
-              </w:rPr>
-              <w:t>[−0.015, 0.017]</w:t>
+            <w:tcW w:type="dxa" w:w="1813"/>
+          </w:tcPr>
+          <w:p>
+            <w:r/>
+            <w:r>
+              <w:rPr>
+                <w:rFonts w:ascii="Times New Roman" w:hAnsi="Times New Roman" w:eastAsia="宋体"/>
+                <w:b w:val="0"/>
+                <w:sz w:val="21"/>
+              </w:rPr>
+              <w:t>0.00099</w:t>
+            </w:r>
+          </w:p>
+        </w:tc>
+        <w:tc>
+          <w:tcPr>
+            <w:tcW w:type="dxa" w:w="1813"/>
+          </w:tcPr>
+          <w:p>
+            <w:r/>
+            <w:r>
+              <w:rPr>
+                <w:rFonts w:ascii="Times New Roman" w:hAnsi="Times New Roman" w:eastAsia="宋体"/>
+                <w:b w:val="0"/>
+                <w:sz w:val="21"/>
+              </w:rPr>
+              <w:t>[-0.01554, 0.01713]</w:t>
+            </w:r>
+          </w:p>
+        </w:tc>
+        <w:tc>
+          <w:tcPr>
+            <w:tcW w:type="dxa" w:w="1813"/>
+          </w:tcPr>
+          <w:p>
+            <w:r/>
+            <w:r>
+              <w:rPr>
+                <w:rFonts w:ascii="Times New Roman" w:hAnsi="Times New Roman" w:eastAsia="宋体"/>
+                <w:b w:val="0"/>
+                <w:sz w:val="21"/>
+              </w:rPr>
+              <w:t>[-0.02244, 0.02414]</w:t>
             </w:r>
           </w:p>
         </w:tc>
@@ -7109,7 +7207,7 @@
       <w:tr>
         <w:tc>
           <w:tcPr>
-            <w:tcW w:type="dxa" w:w="2266"/>
+            <w:tcW w:type="dxa" w:w="1813"/>
           </w:tcPr>
           <w:p>
             <w:r/>
@@ -7125,7 +7223,7 @@
         </w:tc>
         <w:tc>
           <w:tcPr>
-            <w:tcW w:type="dxa" w:w="2266"/>
+            <w:tcW w:type="dxa" w:w="1813"/>
           </w:tcPr>
           <w:p>
             <w:r/>
@@ -7141,33 +7239,49 @@
         </w:tc>
         <w:tc>
           <w:tcPr>
-            <w:tcW w:type="dxa" w:w="2266"/>
-          </w:tcPr>
-          <w:p>
-            <w:r/>
-            <w:r>
-              <w:rPr>
-                <w:rFonts w:ascii="Times New Roman" w:hAnsi="Times New Roman" w:eastAsia="宋体"/>
-                <w:b w:val="0"/>
-                <w:sz w:val="21"/>
-              </w:rPr>
-              <w:t>0.001</w:t>
-            </w:r>
-          </w:p>
-        </w:tc>
-        <w:tc>
-          <w:tcPr>
-            <w:tcW w:type="dxa" w:w="2266"/>
-          </w:tcPr>
-          <w:p>
-            <w:r/>
-            <w:r>
-              <w:rPr>
-                <w:rFonts w:ascii="Times New Roman" w:hAnsi="Times New Roman" w:eastAsia="宋体"/>
-                <w:b w:val="0"/>
-                <w:sz w:val="21"/>
-              </w:rPr>
-              <w:t>[−0.016, 0.017]</w:t>
+            <w:tcW w:type="dxa" w:w="1813"/>
+          </w:tcPr>
+          <w:p>
+            <w:r/>
+            <w:r>
+              <w:rPr>
+                <w:rFonts w:ascii="Times New Roman" w:hAnsi="Times New Roman" w:eastAsia="宋体"/>
+                <w:b w:val="0"/>
+                <w:sz w:val="21"/>
+              </w:rPr>
+              <w:t>0.00112</w:t>
+            </w:r>
+          </w:p>
+        </w:tc>
+        <w:tc>
+          <w:tcPr>
+            <w:tcW w:type="dxa" w:w="1813"/>
+          </w:tcPr>
+          <w:p>
+            <w:r/>
+            <w:r>
+              <w:rPr>
+                <w:rFonts w:ascii="Times New Roman" w:hAnsi="Times New Roman" w:eastAsia="宋体"/>
+                <w:b w:val="0"/>
+                <w:sz w:val="21"/>
+              </w:rPr>
+              <w:t>[-0.01570, 0.01808]</w:t>
+            </w:r>
+          </w:p>
+        </w:tc>
+        <w:tc>
+          <w:tcPr>
+            <w:tcW w:type="dxa" w:w="1813"/>
+          </w:tcPr>
+          <w:p>
+            <w:r/>
+            <w:r>
+              <w:rPr>
+                <w:rFonts w:ascii="Times New Roman" w:hAnsi="Times New Roman" w:eastAsia="宋体"/>
+                <w:b w:val="0"/>
+                <w:sz w:val="21"/>
+              </w:rPr>
+              <w:t>[-0.02305, 0.02547]</w:t>
             </w:r>
           </w:p>
         </w:tc>
@@ -7175,7 +7289,7 @@
       <w:tr>
         <w:tc>
           <w:tcPr>
-            <w:tcW w:type="dxa" w:w="2266"/>
+            <w:tcW w:type="dxa" w:w="1813"/>
           </w:tcPr>
           <w:p>
             <w:r/>
@@ -7191,7 +7305,7 @@
         </w:tc>
         <w:tc>
           <w:tcPr>
-            <w:tcW w:type="dxa" w:w="2266"/>
+            <w:tcW w:type="dxa" w:w="1813"/>
           </w:tcPr>
           <w:p>
             <w:r/>
@@ -7207,33 +7321,49 @@
         </w:tc>
         <w:tc>
           <w:tcPr>
-            <w:tcW w:type="dxa" w:w="2266"/>
-          </w:tcPr>
-          <w:p>
-            <w:r/>
-            <w:r>
-              <w:rPr>
-                <w:rFonts w:ascii="Times New Roman" w:hAnsi="Times New Roman" w:eastAsia="宋体"/>
-                <w:b w:val="0"/>
-                <w:sz w:val="21"/>
-              </w:rPr>
-              <w:t>0.000</w:t>
-            </w:r>
-          </w:p>
-        </w:tc>
-        <w:tc>
-          <w:tcPr>
-            <w:tcW w:type="dxa" w:w="2266"/>
-          </w:tcPr>
-          <w:p>
-            <w:r/>
-            <w:r>
-              <w:rPr>
-                <w:rFonts w:ascii="Times New Roman" w:hAnsi="Times New Roman" w:eastAsia="宋体"/>
-                <w:b w:val="0"/>
-                <w:sz w:val="21"/>
-              </w:rPr>
-              <w:t>[−0.017, 0.017]</w:t>
+            <w:tcW w:type="dxa" w:w="1813"/>
+          </w:tcPr>
+          <w:p>
+            <w:r/>
+            <w:r>
+              <w:rPr>
+                <w:rFonts w:ascii="Times New Roman" w:hAnsi="Times New Roman" w:eastAsia="宋体"/>
+                <w:b w:val="0"/>
+                <w:sz w:val="21"/>
+              </w:rPr>
+              <w:t>0.00013</w:t>
+            </w:r>
+          </w:p>
+        </w:tc>
+        <w:tc>
+          <w:tcPr>
+            <w:tcW w:type="dxa" w:w="1813"/>
+          </w:tcPr>
+          <w:p>
+            <w:r/>
+            <w:r>
+              <w:rPr>
+                <w:rFonts w:ascii="Times New Roman" w:hAnsi="Times New Roman" w:eastAsia="宋体"/>
+                <w:b w:val="0"/>
+                <w:sz w:val="21"/>
+              </w:rPr>
+              <w:t>[-0.01706, 0.01746]</w:t>
+            </w:r>
+          </w:p>
+        </w:tc>
+        <w:tc>
+          <w:tcPr>
+            <w:tcW w:type="dxa" w:w="1813"/>
+          </w:tcPr>
+          <w:p>
+            <w:r/>
+            <w:r>
+              <w:rPr>
+                <w:rFonts w:ascii="Times New Roman" w:hAnsi="Times New Roman" w:eastAsia="宋体"/>
+                <w:b w:val="0"/>
+                <w:sz w:val="21"/>
+              </w:rPr>
+              <w:t>[-0.02440, 0.02465]</w:t>
             </w:r>
           </w:p>
         </w:tc>
@@ -7251,7 +7381,7 @@
           <w:b w:val="0"/>
           <w:sz w:val="24"/>
         </w:rPr>
-        <w:t>以 Macro-F1 衡量，两个 Qwen 模型相对 RoBERTa 的优势约为 1.8～1.9 个百分点，95% 置信区间的上限刚好小于 0，属于边缘显著；GLM-4-9B 的置信区间则刚好包含 0。与 McNemar 检验相比，Bootstrap 对大模型更有利，原因在于大模型的优势主要来自中性类（F1 高出 3～5 个百分点），而 Macro-F1 对少数类的改进更敏感。三个大模型之间的差值均在 0 附近，置信区间对称地包含 0。</w:t>
+        <w:t>两个 Qwen 模型和 GLM 相对 RoBERTa 的 F1 点估计均高约 1.8～1.9 个百分点。在未调整区间中，仅 Qwen2.5 的区间不包含 0；经十对比较的 Bonferroni 调整后，三个 LoRA 对 RoBERTa 的区间均包含 0。Qwen3 的未调整区间边界非常接近 0，提示结论对重抽样误差敏感，不宜用单个区间是否刚好跨 0 强调“边缘显著”。三个 LoRA 模型之间的调整区间也均包含 0，未检出差异不等于证明效果相同。</w:t>
       </w:r>
     </w:p>
     <w:p>
@@ -7586,7 +7716,7 @@
           <w:b w:val="0"/>
           <w:sz w:val="24"/>
         </w:rPr>
-        <w:t>Levene 检验表明各组方差齐性成立（p = 0.896），单因素方差分析和 Welch 方差分析均显示五个模型的平均 Macro-F1 存在显著差异。Tukey HSD 事后比较（表 4-5）表明：三个 LoRA 大模型均显著优于 RoBERTa（平均高 2.0～2.9 个百分点，p &lt; 0.03），RoBERTa 显著优于 BERT（p = 0.017），而三个大模型之间两两差异均不显著（p &gt; 0.38）。</w:t>
+        <w:t>Levene 检验未检出方差差异（p = 0.896），但每组仅 3 次，不能据此证明方差相等，单因素方差分析和 Welch 方差分析均显示五个模型的平均 Macro-F1 存在显著差异。Tukey HSD 事后比较（表 4-5）表明：三个 LoRA 大模型均显著优于 RoBERTa（平均高 2.0～2.9 个百分点，p &lt; 0.03），RoBERTa 显著优于 BERT（p = 0.017），而三个大模型之间两两差异均不显著（p &gt; 0.38）。</w:t>
       </w:r>
     </w:p>
     <w:p>
@@ -8321,7 +8451,7 @@
           <w:b w:val="0"/>
           <w:sz w:val="24"/>
         </w:rPr>
-        <w:t>三类检验对“LoRA 大模型是否优于 RoBERTa”给出了不同强度的证据：方差分析给出显著结论，配对 Bootstrap 给出边缘显著结论，McNemar 检验则不显著。这一差异并不矛盾，而是反映了不同来源的不确定性：大模型每次训练都稳定地比 RoBERTa 高约 2 个百分点，训练随机性带来的波动（标准差 0.002～0.007）远小于这一差距，因此方差分析能够检出；但测试集只有 1713 条，测试样本抽样误差的量级（Macro-F1 的置信区间半宽约 0.02）与这一差距相当，因此从“推广到新数据”的角度看，证据仍然偏弱。</w:t>
+        <w:t>不同方法考察的随机性与评价指标并不相同。多种子 ANOVA 和 Tukey 比较条件于当前训练、验证和测试划分，反映有限训练重复间的差异；McNemar 与配对 Bootstrap 条件于种子 42 的训练结果，考察测试样本的配对抽样误差，且分别针对准确率和 Macro-F1。前者的显著结果不能替代后者，也不能替代面向新数据的验证。</w:t>
       </w:r>
     </w:p>
     <w:p>
@@ -8335,7 +8465,7 @@
           <w:b w:val="0"/>
           <w:sz w:val="24"/>
         </w:rPr>
-        <w:t>综合来看，本文的结论是：LoRA 微调后的大模型相对 RoBERTa 具有稳定但幅度较小的优势，三个大模型之间没有显著差异。这也提示，只报告单次运行的分数，或只使用一种检验方法，都可能对模型差异得出过于乐观或过于保守的判断。</w:t>
+        <w:t>在所考察的三个种子中，三个 LoRA 模型的 F1 点估计均高于 RoBERTa，平均差为约 2.0～2.9 个百分点；但种子 42 的 McNemar 检验和配对 Bootstrap 在各自的多重比较调整后均未检出显著优势。因此，本文将结论限定为“在本数据划分和三个训练种子中观察到一致较高的点估计”，不推广为对新样本的稳定优越性。三个 LoRA 模型之间未检出差异，也不构成等效性结论。</w:t>
       </w:r>
     </w:p>
     <w:p>
@@ -9455,6 +9585,20 @@
       </w:tr>
     </w:tbl>
     <w:p/>
+    <w:p>
+      <w:pPr>
+        <w:spacing w:line="360" w:lineRule="auto" w:after="0"/>
+        <w:ind w:firstLine="480"/>
+      </w:pPr>
+      <w:r>
+        <w:rPr>
+          <w:rFonts w:ascii="Times New Roman" w:hAnsi="Times New Roman" w:eastAsia="宋体"/>
+          <w:b w:val="0"/>
+          <w:sz w:val="24"/>
+        </w:rPr>
+        <w:t>注：温度 T 为五折拟合值的均值，不是单个经独立验证的部署参数。NLL 和温度按历史六位小数概率、截断下限 1e-12 计算，敏感性另见本节末尾。</w:t>
+      </w:r>
+    </w:p>
     <w:p>
       <w:pPr>
         <w:jc w:val="center"/>
@@ -9533,7 +9677,7 @@
           <w:b w:val="0"/>
           <w:sz w:val="24"/>
         </w:rPr>
-        <w:t>第一，未经微调的大模型严重过度自信。Qwen3-8B 零样本的平均置信度高达 96.4%，实际准确率只有 67.1%，ECE 为 0.294，NLL 为 3.33，拟合得到的最优温度 T = 9.85，说明其原始概率几乎不能反映真实的判断把握。</w:t>
+        <w:t>第一，未经微调的大模型严重过度自信。Qwen3-8B 零样本的平均置信度高达 96.4%，实际准确率只有 67.1%，ECE 为 0.294，NLL 为 3.33，在当前截断约定下得到平均温度 T = 9.85；置信度与准确率之间的差距支持过度自信判断，但 NLL 和温度的具体数值需结合存储精度限制解释。</w:t>
       </w:r>
     </w:p>
     <w:p>
@@ -9561,7 +9705,21 @@
           <w:b w:val="0"/>
           <w:sz w:val="24"/>
         </w:rPr>
-        <w:t>第三，温度缩放可以有效纠正过度自信。只估计一个参数，就能把所有模型的 ECE 降到 0.013～0.030，Qwen3-8B 零样本的 NLL 从 3.33 降到 0.81，Qwen3-8B LoRA 的 ECE 从 0.061 降到 0.013，成为所有模型中校准最好的。由于温度缩放不改变概率的排序，它不影响准确率和 Macro-F1，是一种几乎零成本的改进方法。</w:t>
+        <w:t>第三，在当前测试分布内，五折温度交叉拟合降低了 ECE。各模型的 ECE 降到 0.013～0.030，其中 Qwen3-8B LoRA 从 0.061 降到 0.013，是本表 ECE 最低者。对单个样本，正温度不改变其类别 logits 的大小顺序，因此不改变预测类别、准确率和 Macro-F1；这并不意味着跨样本的置信度排序一定不变。本文的选择性预测仍使用原始概率排序，没有把校准后的结果与其混用。</w:t>
+      </w:r>
+    </w:p>
+    <w:p>
+      <w:pPr>
+        <w:spacing w:line="360" w:lineRule="auto" w:after="0"/>
+        <w:ind w:firstLine="480"/>
+      </w:pPr>
+      <w:r>
+        <w:rPr>
+          <w:rFonts w:ascii="Times New Roman" w:hAnsi="Times New Roman" w:eastAsia="宋体"/>
+          <w:b w:val="0"/>
+          <w:sz w:val="24"/>
+        </w:rPr>
+        <w:t>需要特别说明，Qwen3 零样本的 1713 条预测中有 91 条真实类别概率在历史 CSV 中为零。仅将截断下限从 1e-12 改为 1e-8 或 1e-6，NLL 就由 3.3301 变为 2.8408 或 2.5962，平均温度由 9.8543 变为 7.5518 或 6.5507。上述变化是数值敏感性，不是不同模型效果；任何一个截断下限都不能恢复原始 logits。本轮未重新推理，因此保留原表并明确其约定，后续应保存高精度概率或 logits 后再核验零样本 NLL、温度及极端分数并列。Qwen3 LoRA 本次没有零概率，在这些下限下指标不变；不能把零样本敏感性泛化到全部模型。完整结果见 outputs/analysis/probability_precision.csv。</w:t>
       </w:r>
     </w:p>
     <w:p>
@@ -11769,7 +11927,7 @@
           <w:b w:val="0"/>
           <w:sz w:val="24"/>
         </w:rPr>
-        <w:t xml:space="preserve"> 秩从 4 增加到 32，可训练参数增加 8 倍，Macro-F1 却在 0.798～0.809 之间小幅波动，没有随参数增加而提高。考虑到同一模型不同种子之间的标准差约为 0.002～0.007，且每个秩只运行了一次，可以认为各秩之间的差异很小。这表明三分类情感任务所需的参数更新量很低，较小的秩已经足够。</w:t>
+        <w:t xml:space="preserve"> 秩从 4 增加到 32，可训练参数增加 8 倍，Macro-F1 却在 0.798～0.809 之间小幅波动，没有随参数增加而提高。考虑到同一模型不同种子之间的标准差约为 0.002～0.007，且每个秩只运行了一次，当前只能描述各秩的单次结果接近；缺少各秩多次重复和等效性检验，不能据此证明各秩等效或任务只需要某个固定更新量。</w:t>
       </w:r>
     </w:p>
     <w:p>
@@ -11791,7 +11949,7 @@
           <w:b w:val="0"/>
           <w:sz w:val="24"/>
         </w:rPr>
-        <w:t xml:space="preserve"> 4-bit 量化将训练峰值显存从 18.3 GB 降到 11.2 GB，降幅约 39%，而 Macro-F1 没有下降（0.807 对 0.800），代价是训练时间从 38 分钟增加到 44 分钟。这意味着显存 12 GB 的消费级显卡也能完成 8B 规模大模型的微调，进一步降低了大模型在金融文本分析中的应用门槛。</w:t>
+        <w:t xml:space="preserve"> 4-bit 量化将训练峰值显存从 18.3 GB 降到 11.2 GB，降幅约 39%，而 Macro-F1 没有下降（0.807 对 0.800），代价是训练时间从 38 分钟增加到 44 分钟。这里的显存指标来自框架的峰值已分配内存，不等于整卡实际占用；因此该结果提示较低资源配置的可行性，但不能保证任意 12 GB 显卡及软件环境均可运行，也不能由一次实验证明两种精度等效。</w:t>
       </w:r>
     </w:p>
     <w:p>
@@ -11804,7 +11962,7 @@
           <w:b/>
           <w:sz w:val="28"/>
         </w:rPr>
-        <w:t>4.6 数据泄露对评估结果的影响</w:t>
+        <w:t>4.6 评估曝光与清洗策略比较</w:t>
       </w:r>
     </w:p>
     <w:p>
@@ -11818,7 +11976,49 @@
           <w:b w:val="0"/>
           <w:sz w:val="24"/>
         </w:rPr>
-        <w:t>为检验 3.2 节数据清洗的必要性，本文模拟了直接使用公开数据的常见做法：不去重、不处理冲突，在原始训练文件（随机划出 10% 作验证集）上训练 TF-IDF + 逻辑回归和 RoBERTa（3 个种子），在原始 eval_list 的全部 2020 条样本上测试。根据测试样本是否在训练文件中出现过，把测试集分为三组：训练中出现过且有相同标签（seen_same，868 条，占 43%）、训练中出现过但标签不同（seen_diff，229 条）、训练中未出现过（unseen，923 条）。结果见表 4-9。需要说明的是，这里按原始文件逐行计数，且未先去除各文件内部的重复与冲突，因此“见过”的样本合计 1097 条、标签不同的 229 条，与 3.2 节在文件内去重后统计的 1092 条和 228 条略有差别，两者口径不同，但结论一致。</w:t>
+        <w:t>本文保留了未清洗策略的实验：原始训练文件随机划出 10% 作为验证集，在其余样本上训练 TF-IDF+LR 和 RoBERTa（3 个种子），再评估原始 eval_list 的 2020 条记录。原始训练文件中的记录不都参与参数优化，因此区分两种曝光口径：</w:t>
+      </w:r>
+    </w:p>
+    <w:p>
+      <w:pPr>
+        <w:spacing w:line="360" w:lineRule="auto" w:after="0"/>
+        <w:ind w:firstLine="480"/>
+      </w:pPr>
+      <w:r>
+        <w:rPr>
+          <w:rFonts w:ascii="Times New Roman" w:hAnsi="Times New Roman" w:eastAsia="宋体"/>
+          <w:b w:val="0"/>
+          <w:sz w:val="24"/>
+        </w:rPr>
+        <w:t>（1）以原始训练文件（包含后来划出的验证集）为基准，seen_same / seen_diff / unseen 为 868 / 229 / 923；</w:t>
+      </w:r>
+    </w:p>
+    <w:p>
+      <w:pPr>
+        <w:spacing w:line="360" w:lineRule="auto" w:after="0"/>
+        <w:ind w:firstLine="480"/>
+      </w:pPr>
+      <w:r>
+        <w:rPr>
+          <w:rFonts w:ascii="Times New Roman" w:hAnsi="Times New Roman" w:eastAsia="宋体"/>
+          <w:b w:val="0"/>
+          <w:sz w:val="24"/>
+        </w:rPr>
+        <w:t>（2）只以实际优化训练集为基准，三组为 787 / 202 / 1031。其中 108 条评估记录仅在验证集出现，不在优化训练集出现。验证集参与模型选择，仍属于开发数据曝光，但不能直接称为训练时“背答案”。</w:t>
+      </w:r>
+    </w:p>
+    <w:p>
+      <w:pPr>
+        <w:spacing w:line="360" w:lineRule="auto" w:after="0"/>
+        <w:ind w:firstLine="480"/>
+      </w:pPr>
+      <w:r>
+        <w:rPr>
+          <w:rFonts w:ascii="Times New Roman" w:hAnsi="Times New Roman" w:eastAsia="宋体"/>
+          <w:b w:val="0"/>
+          <w:sz w:val="24"/>
+        </w:rPr>
+        <w:t>表 4-9 采用第二种口径，RoBERTa 报告三个种子的平均指标。这里的“训练中未见”包括验证曝光记录，不等于完全独立于模型开发。</w:t>
       </w:r>
     </w:p>
     <w:p>
@@ -11832,7 +12032,7 @@
           <w:b w:val="0"/>
           <w:sz w:val="21"/>
         </w:rPr>
-        <w:t>表 4-9 未清洗数据上训练与测试的结果（Macro-F1，RoBERTa 为 3 个种子均值）</w:t>
+        <w:t>表 4-9 按实际优化训练集曝光分组的评估结果</w:t>
       </w:r>
     </w:p>
     <w:tbl>
@@ -11986,7 +12186,7 @@
                 <w:b w:val="0"/>
                 <w:sz w:val="21"/>
               </w:rPr>
-              <w:t>全部测试集</w:t>
+              <w:t>原始全部评估集</w:t>
             </w:r>
           </w:p>
         </w:tc>
@@ -12018,7 +12218,7 @@
                 <w:b w:val="0"/>
                 <w:sz w:val="21"/>
               </w:rPr>
-              <w:t>0.770</w:t>
+              <w:t>0.7703</w:t>
             </w:r>
           </w:p>
         </w:tc>
@@ -12034,7 +12234,7 @@
                 <w:b w:val="0"/>
                 <w:sz w:val="21"/>
               </w:rPr>
-              <w:t>0.755</w:t>
+              <w:t>0.7547</w:t>
             </w:r>
           </w:p>
         </w:tc>
@@ -12050,7 +12250,7 @@
                 <w:b w:val="0"/>
                 <w:sz w:val="21"/>
               </w:rPr>
-              <w:t>0.788</w:t>
+              <w:t>0.7881</w:t>
             </w:r>
           </w:p>
         </w:tc>
@@ -12066,7 +12266,7 @@
                 <w:b w:val="0"/>
                 <w:sz w:val="21"/>
               </w:rPr>
-              <w:t>0.773</w:t>
+              <w:t>0.7734</w:t>
             </w:r>
           </w:p>
         </w:tc>
@@ -12084,7 +12284,7 @@
                 <w:b w:val="0"/>
                 <w:sz w:val="21"/>
               </w:rPr>
-              <w:t>见过且标签相同（seen_same）</w:t>
+              <w:t>优化训练中见过且含同标签</w:t>
             </w:r>
           </w:p>
         </w:tc>
@@ -12100,7 +12300,7 @@
                 <w:b w:val="0"/>
                 <w:sz w:val="21"/>
               </w:rPr>
-              <w:t>868</w:t>
+              <w:t>787</w:t>
             </w:r>
           </w:p>
         </w:tc>
@@ -12116,7 +12316,7 @@
                 <w:b w:val="0"/>
                 <w:sz w:val="21"/>
               </w:rPr>
-              <w:t>0.968</w:t>
+              <w:t>0.9975</w:t>
             </w:r>
           </w:p>
         </w:tc>
@@ -12132,7 +12332,7 @@
                 <w:b w:val="0"/>
                 <w:sz w:val="21"/>
               </w:rPr>
-              <w:t>0.967</w:t>
+              <w:t>0.9974</w:t>
             </w:r>
           </w:p>
         </w:tc>
@@ -12148,7 +12348,7 @@
                 <w:b w:val="0"/>
                 <w:sz w:val="21"/>
               </w:rPr>
-              <w:t>0.925</w:t>
+              <w:t>0.9399</w:t>
             </w:r>
           </w:p>
         </w:tc>
@@ -12164,7 +12364,7 @@
                 <w:b w:val="0"/>
                 <w:sz w:val="21"/>
               </w:rPr>
-              <w:t>0.923</w:t>
+              <w:t>0.9371</w:t>
             </w:r>
           </w:p>
         </w:tc>
@@ -12182,7 +12382,7 @@
                 <w:b w:val="0"/>
                 <w:sz w:val="21"/>
               </w:rPr>
-              <w:t>见过但标签不同（seen_diff）</w:t>
+              <w:t>优化训练中见过但仅含不同标签</w:t>
             </w:r>
           </w:p>
         </w:tc>
@@ -12198,7 +12398,7 @@
                 <w:b w:val="0"/>
                 <w:sz w:val="21"/>
               </w:rPr>
-              <w:t>229</w:t>
+              <w:t>202</w:t>
             </w:r>
           </w:p>
         </w:tc>
@@ -12214,7 +12414,7 @@
                 <w:b w:val="0"/>
                 <w:sz w:val="21"/>
               </w:rPr>
-              <w:t>0.052</w:t>
+              <w:t>0.0000</w:t>
             </w:r>
           </w:p>
         </w:tc>
@@ -12230,7 +12430,7 @@
                 <w:b w:val="0"/>
                 <w:sz w:val="21"/>
               </w:rPr>
-              <w:t>0.055</w:t>
+              <w:t>0.0000</w:t>
             </w:r>
           </w:p>
         </w:tc>
@@ -12246,7 +12446,7 @@
                 <w:b w:val="0"/>
                 <w:sz w:val="21"/>
               </w:rPr>
-              <w:t>0.214</w:t>
+              <w:t>0.1881</w:t>
             </w:r>
           </w:p>
         </w:tc>
@@ -12262,7 +12462,7 @@
                 <w:b w:val="0"/>
                 <w:sz w:val="21"/>
               </w:rPr>
-              <w:t>0.217</w:t>
+              <w:t>0.1915</w:t>
             </w:r>
           </w:p>
         </w:tc>
@@ -12280,7 +12480,7 @@
                 <w:b w:val="0"/>
                 <w:sz w:val="21"/>
               </w:rPr>
-              <w:t>未见过（unseen）</w:t>
+              <w:t>优化训练中未见（含验证曝光）</w:t>
             </w:r>
           </w:p>
         </w:tc>
@@ -12296,7 +12496,7 @@
                 <w:b w:val="0"/>
                 <w:sz w:val="21"/>
               </w:rPr>
-              <w:t>923</w:t>
+              <w:t>1031</w:t>
             </w:r>
           </w:p>
         </w:tc>
@@ -12312,7 +12512,7 @@
                 <w:b w:val="0"/>
                 <w:sz w:val="21"/>
               </w:rPr>
-              <w:t>0.763</w:t>
+              <w:t>0.7478</w:t>
             </w:r>
           </w:p>
         </w:tc>
@@ -12328,7 +12528,7 @@
                 <w:b w:val="0"/>
                 <w:sz w:val="21"/>
               </w:rPr>
-              <w:t>0.673</w:t>
+              <w:t>0.6767</w:t>
             </w:r>
           </w:p>
         </w:tc>
@@ -12344,7 +12544,7 @@
                 <w:b w:val="0"/>
                 <w:sz w:val="21"/>
               </w:rPr>
-              <w:t>0.801</w:t>
+              <w:t>0.7898</w:t>
             </w:r>
           </w:p>
         </w:tc>
@@ -12360,105 +12560,7 @@
                 <w:b w:val="0"/>
                 <w:sz w:val="21"/>
               </w:rPr>
-              <w:t>0.740</w:t>
-            </w:r>
-          </w:p>
-        </w:tc>
-      </w:tr>
-      <w:tr>
-        <w:tc>
-          <w:tcPr>
-            <w:tcW w:type="dxa" w:w="1511"/>
-          </w:tcPr>
-          <w:p>
-            <w:r/>
-            <w:r>
-              <w:rPr>
-                <w:rFonts w:ascii="Times New Roman" w:hAnsi="Times New Roman" w:eastAsia="宋体"/>
-                <w:b w:val="0"/>
-                <w:sz w:val="21"/>
-              </w:rPr>
-              <w:t>参照：清洗后测试集</w:t>
-            </w:r>
-          </w:p>
-        </w:tc>
-        <w:tc>
-          <w:tcPr>
-            <w:tcW w:type="dxa" w:w="1511"/>
-          </w:tcPr>
-          <w:p>
-            <w:r/>
-            <w:r>
-              <w:rPr>
-                <w:rFonts w:ascii="Times New Roman" w:hAnsi="Times New Roman" w:eastAsia="宋体"/>
-                <w:b w:val="0"/>
-                <w:sz w:val="21"/>
-              </w:rPr>
-              <w:t>1713</w:t>
-            </w:r>
-          </w:p>
-        </w:tc>
-        <w:tc>
-          <w:tcPr>
-            <w:tcW w:type="dxa" w:w="1511"/>
-          </w:tcPr>
-          <w:p>
-            <w:r/>
-            <w:r>
-              <w:rPr>
-                <w:rFonts w:ascii="Times New Roman" w:hAnsi="Times New Roman" w:eastAsia="宋体"/>
-                <w:b w:val="0"/>
-                <w:sz w:val="21"/>
-              </w:rPr>
-              <w:t>0.734</w:t>
-            </w:r>
-          </w:p>
-        </w:tc>
-        <w:tc>
-          <w:tcPr>
-            <w:tcW w:type="dxa" w:w="1511"/>
-          </w:tcPr>
-          <w:p>
-            <w:r/>
-            <w:r>
-              <w:rPr>
-                <w:rFonts w:ascii="Times New Roman" w:hAnsi="Times New Roman" w:eastAsia="宋体"/>
-                <w:b w:val="0"/>
-                <w:sz w:val="21"/>
-              </w:rPr>
-              <w:t>0.702</w:t>
-            </w:r>
-          </w:p>
-        </w:tc>
-        <w:tc>
-          <w:tcPr>
-            <w:tcW w:type="dxa" w:w="1511"/>
-          </w:tcPr>
-          <w:p>
-            <w:r/>
-            <w:r>
-              <w:rPr>
-                <w:rFonts w:ascii="Times New Roman" w:hAnsi="Times New Roman" w:eastAsia="宋体"/>
-                <w:b w:val="0"/>
-                <w:sz w:val="21"/>
-              </w:rPr>
-              <w:t>0.802</w:t>
-            </w:r>
-          </w:p>
-        </w:tc>
-        <w:tc>
-          <w:tcPr>
-            <w:tcW w:type="dxa" w:w="1511"/>
-          </w:tcPr>
-          <w:p>
-            <w:r/>
-            <w:r>
-              <w:rPr>
-                <w:rFonts w:ascii="Times New Roman" w:hAnsi="Times New Roman" w:eastAsia="宋体"/>
-                <w:b w:val="0"/>
-                <w:sz w:val="21"/>
-              </w:rPr>
-              <w:t>0.778</w:t>
+              <w:t>0.7411</w:t>
             </w:r>
           </w:p>
         </w:tc>
@@ -12476,7 +12578,7 @@
           <w:b w:val="0"/>
           <w:sz w:val="24"/>
         </w:rPr>
-        <w:t>结果揭示了泄露的三个影响：</w:t>
+        <w:t>对实际优化训练中存在相同标签的原句，TF-IDF 的准确率为 99.75%，RoBERTa 为 93.99%；在优化训练中仅有不同标签的子集上，两者分别为 0% 和 18.81%。这与模型对已曝光文本的记忆相一致，但分组并非随机，样本难度和类别构成也不同，不能用组间差值识别纯泄漏效应。</w:t>
       </w:r>
     </w:p>
     <w:p>
@@ -12490,7 +12592,7 @@
           <w:b w:val="0"/>
           <w:sz w:val="24"/>
         </w:rPr>
-        <w:t>第一，模型会“背答案”。对训练中见过的原句，TF-IDF 的准确率高达 96.8%，RoBERTa 为 92.5%，远高于未见过样本上的 76.3% 和 80.1%；而对训练中标签不同的 229 条样本，两个模型的准确率只有 5.2% 和 21.4%，说明它们基本是在复现训练中记住的标签。</w:t>
+        <w:t>为与原分析口径对照，原始训练文件意义下的全体评估与 unseen 子集上，TF-IDF 的 Macro-F1 分别为 0.7547 与 0.6733，差约 8.14 个百分点；RoBERTa 分别为 0.7734 与 0.7400，差约 3.34 个百分点。这些是不同样本总体的描述差：unseen 子集积极类占 63.1%，seen_same 中仅占 28.1%，Macro-F1 也不满足按子集比例线性加权。因此不将 8.14 个百分点称为纯泄漏造成的虚高，也不把不同子集中的模型差距变化称为“真实差距被缩小”。</w:t>
       </w:r>
     </w:p>
     <w:p>
@@ -12504,7 +12606,20 @@
           <w:b w:val="0"/>
           <w:sz w:val="24"/>
         </w:rPr>
-        <w:t>第二，泄露使分数偏离模型真实的泛化能力，偏离程度因模型而异。以未见过样本上的 Macro-F1 作为真实泛化能力的估计，TF-IDF 在全部测试集上的分数虚高了 8.1 个百分点（0.755 对 0.673），RoBERTa 虚高了 3.3 个百分点（0.773 对 0.740）。依赖词面匹配的 TF-IDF 更善于记忆原句，受益更多。</w:t>
+        <w:t>进一步将两种训练策略严格对齐到同样的 845 条共同未曝光文本及相同标签上，TF-IDF 的 Macro-F1 为 0.6543（未清洗训练）和 0.6583（清洗后训练）；RoBERTa 三种子均值为 0.7309 和 0.7392。这一比较没有观察到 F1 点估计下降，但尚未作等效性检验，且同时改变了去重、冲突处理和训练样本构成，只能解释为清洗策略的整体比较。若要估计单独的泄漏因果效应，需要固定测试样本并控制其他处理因素。详细分组和共同样本结果分别见 outputs/analysis/leakage.csv 与 outputs/analysis/leakage_matched.csv。</w:t>
+      </w:r>
+    </w:p>
+    <w:p>
+      <w:pPr>
+        <w:spacing w:before="240" w:after="120"/>
+      </w:pPr>
+      <w:r>
+        <w:rPr>
+          <w:rFonts w:ascii="Times New Roman" w:hAnsi="Times New Roman" w:eastAsia="黑体"/>
+          <w:b/>
+          <w:sz w:val="28"/>
+        </w:rPr>
+        <w:t>4.7 重复记录一致性与噪声情景分析</w:t>
       </w:r>
     </w:p>
     <w:p>
@@ -12518,48 +12633,7 @@
           <w:b w:val="0"/>
           <w:sz w:val="24"/>
         </w:rPr>
-        <w:t>第三，泄露会扭曲模型之间的比较。在未清洗的全部测试集上，RoBERTa 只比 TF-IDF 高 1.9 个百分点；但在未见过的样本上，两者差距为 6.7 个百分点，在清洗后的测试集上为 7.7 个百分点。也就是说，泄露把两类模型的真实差距缩小了约三分之二，可能导致研究者低估更强模型的优势。</w:t>
-      </w:r>
-    </w:p>
-    <w:p>
-      <w:pPr>
-        <w:spacing w:line="360" w:lineRule="auto" w:after="0"/>
-        <w:ind w:firstLine="480"/>
-      </w:pPr>
-      <w:r>
-        <w:rPr>
-          <w:rFonts w:ascii="Times New Roman" w:hAnsi="Times New Roman" w:eastAsia="宋体"/>
-          <w:b w:val="0"/>
-          <w:sz w:val="24"/>
-        </w:rPr>
-        <w:t>此外，比较两种训练方式在“未见过”文本上的表现：未清洗数据训练的 RoBERTa 在 923 条未见过样本上的 Macro-F1 为 0.740，清洗后数据训练的 RoBERTa 在其中同时属于清洗后测试集的 845 条样本上为 0.739，两者基本持平（两个子集大部分重合但不完全相同，此比较为近似）。这说明清洗虽然删除了部分训练样本，但没有明显损害模型的泛化能力。</w:t>
-      </w:r>
-    </w:p>
-    <w:p>
-      <w:pPr>
-        <w:spacing w:before="240" w:after="120"/>
-      </w:pPr>
-      <w:r>
-        <w:rPr>
-          <w:rFonts w:ascii="Times New Roman" w:hAnsi="Times New Roman" w:eastAsia="黑体"/>
-          <w:b/>
-          <w:sz w:val="28"/>
-        </w:rPr>
-        <w:t>4.7 标注噪声与准确率上限</w:t>
-      </w:r>
-    </w:p>
-    <w:p>
-      <w:pPr>
-        <w:spacing w:line="360" w:lineRule="auto" w:after="0"/>
-        <w:ind w:firstLine="480"/>
-      </w:pPr>
-      <w:r>
-        <w:rPr>
-          <w:rFonts w:ascii="Times New Roman" w:hAnsi="Times New Roman" w:eastAsia="宋体"/>
-          <w:b w:val="0"/>
-          <w:sz w:val="24"/>
-        </w:rPr>
-        <w:t>FinFE 中有 5575 条文本被标注了两次及以上，共形成 6048 对“同一文本的两次标注”。本文以这些配对估计标注的一致性，结果见表 4-10。</w:t>
+        <w:t>原始 FinFE 两个文件中有 5575 个规范化文本出现两次及以上，对每个文本的全部记录作两两配对，共得到 6048 对。文件不提供标注者 ID、独立复标过程或金标准，因此下文描述的是重复记录的一致性，而非已经确认的独立人工复标可靠性。</w:t>
       </w:r>
     </w:p>
     <w:p>
@@ -12573,7 +12647,7 @@
           <w:b w:val="0"/>
           <w:sz w:val="21"/>
         </w:rPr>
-        <w:t>表 4-10 重复标注的一致性分析</w:t>
+        <w:t>表 4-10 重复记录的标签一致性分析</w:t>
       </w:r>
     </w:p>
     <w:tbl>
@@ -12647,7 +12721,7 @@
                 <w:b w:val="0"/>
                 <w:sz w:val="21"/>
               </w:rPr>
-              <w:t>被重复标注的文本数 / 标注配对数</w:t>
+              <w:t>重复文本数 / 记录配对数</w:t>
             </w:r>
           </w:p>
         </w:tc>
@@ -12681,7 +12755,7 @@
                 <w:b w:val="0"/>
                 <w:sz w:val="21"/>
               </w:rPr>
-              <w:t>两次标注一致率 p</w:t>
+              <w:t>配对一致率 p_o</w:t>
             </w:r>
           </w:p>
         </w:tc>
@@ -12697,7 +12771,7 @@
                 <w:b w:val="0"/>
                 <w:sz w:val="21"/>
               </w:rPr>
-              <w:t>0.829（95% CI：0.814～0.845）</w:t>
+              <w:t>0.8289（文本级 Bootstrap 95% CI：0.8135～0.8452）</w:t>
             </w:r>
           </w:p>
         </w:tc>
@@ -12715,7 +12789,7 @@
                 <w:b w:val="0"/>
                 <w:sz w:val="21"/>
               </w:rPr>
-              <w:t>随机一致率 p_e（按类别比例）</w:t>
+              <w:t>随机一致率 p_e,pair（配对两端汇总边际）</w:t>
             </w:r>
           </w:p>
         </w:tc>
@@ -12731,7 +12805,7 @@
                 <w:b w:val="0"/>
                 <w:sz w:val="21"/>
               </w:rPr>
-              <w:t>0.355</w:t>
+              <w:t>0.3375</w:t>
             </w:r>
           </w:p>
         </w:tc>
@@ -12749,7 +12823,7 @@
                 <w:b w:val="0"/>
                 <w:sz w:val="21"/>
               </w:rPr>
-              <w:t>机会校正一致率 κ</w:t>
+              <w:t>机会校正一致性 K_pair（非标准 Cohen κ）</w:t>
             </w:r>
           </w:p>
         </w:tc>
@@ -12765,7 +12839,7 @@
                 <w:b w:val="0"/>
                 <w:sz w:val="21"/>
               </w:rPr>
-              <w:t>0.735</w:t>
+              <w:t>0.7417</w:t>
             </w:r>
           </w:p>
         </w:tc>
@@ -12783,7 +12857,7 @@
                 <w:b w:val="0"/>
                 <w:sz w:val="21"/>
               </w:rPr>
-              <w:t>估计的单次标注正确率 q</w:t>
+              <w:t>独立同质对称噪声假设下的情景 q</w:t>
             </w:r>
           </w:p>
         </w:tc>
@@ -12799,7 +12873,7 @@
                 <w:b w:val="0"/>
                 <w:sz w:val="21"/>
               </w:rPr>
-              <w:t>0.908（95% CI：0.899～0.918）</w:t>
+              <w:t>0.9081（条件于模型的 Bootstrap 区间：0.8991～0.9175）</w:t>
             </w:r>
           </w:p>
         </w:tc>
@@ -12817,7 +12891,7 @@
                 <w:b w:val="0"/>
                 <w:sz w:val="21"/>
               </w:rPr>
-              <w:t>冲突配对中：消极—中性 / 中性—积极 / 消极—积极</w:t>
+              <w:t>冲突配对：消极—中性 / 中性—积极 / 消极—积极</w:t>
             </w:r>
           </w:p>
         </w:tc>
@@ -12851,7 +12925,7 @@
           <w:b w:val="0"/>
           <w:sz w:val="24"/>
         </w:rPr>
-        <w:t>同一条文本的两次标注只有 82.9% 是一致的，机会校正后的 κ 为 0.735，按常用标准属于“较高但不完全”的一致性。假设每次标注以概率 q 给出真实标签、否则等可能地给出另外两类之一，则两次标注一致的概率为 p = q² + (1 − q)²/2，解得 q = [1 + √(6p − 2)]/3 ≈ 0.908。这意味着，即使一个模型能完全预测出真实情感，它与数据集标签的一致率也只有约 91%，可以把 91% 看作该数据集上准确率的近似上限。</w:t>
+        <w:t>一致率以配对数加权，同一文本出现较多次时贡献更多配对；置信区间按文本整组重抽样，保留组内依赖。每个文本固定取前两条记录时，一致率为 0.8196，可见权重口径有一定影响。K_pair 使用配对两端的汇总边际，与一致率的抽样单位一致；由于没有固定两名标注者，本文不称其为标准 Cohen κ，也不套用双标注者可靠性的等级标签。</w:t>
       </w:r>
     </w:p>
     <w:p>
@@ -12865,7 +12939,7 @@
           <w:b w:val="0"/>
           <w:sz w:val="24"/>
         </w:rPr>
-        <w:t>这一分析有三点启示：</w:t>
+        <w:t>在给定真实类别后两次标注独立、同质且均匀错标的假设下，可由 p_o = q² + (1 − q)²/2 推算 q ≈ 0.9081。该值及区间均条件于上述模型；它们不包含噪声模型可能不成立的不确定性。重复文本平均长度为 18.5 个字符，短于全部文本的 21.1，且清洗后测试集已删除部分冲突记录，故不把该推算当作清洗后测试集的实测准确率上限，也不以模型准确率约 82% 与记录一致率 82.9% 的接近宣称模型接近人工水平。</w:t>
       </w:r>
     </w:p>
     <w:p>
@@ -12879,49 +12953,7 @@
           <w:b w:val="0"/>
           <w:sz w:val="24"/>
         </w:rPr>
-        <w:t>1. 本文最好的模型准确率约为 82%，距离约 91% 的上限仍有约 9 个百分点的空间，模型仍有改进余地；</w:t>
-      </w:r>
-    </w:p>
-    <w:p>
-      <w:pPr>
-        <w:spacing w:line="360" w:lineRule="auto" w:after="0"/>
-        <w:ind w:firstLine="480"/>
-      </w:pPr>
-      <w:r>
-        <w:rPr>
-          <w:rFonts w:ascii="Times New Roman" w:hAnsi="Times New Roman" w:eastAsia="宋体"/>
-          <w:b w:val="0"/>
-          <w:sz w:val="24"/>
-        </w:rPr>
-        <w:t>2. 值得注意的是，LoRA 大模型与数据标签的一致率（约 82%）已与两次人工标注之间的一致率（82.9%）相当，即模型与标注者的一致程度已接近标注者与标注者之间的一致程度；</w:t>
-      </w:r>
-    </w:p>
-    <w:p>
-      <w:pPr>
-        <w:spacing w:line="360" w:lineRule="auto" w:after="0"/>
-        <w:ind w:firstLine="480"/>
-      </w:pPr>
-      <w:r>
-        <w:rPr>
-          <w:rFonts w:ascii="Times New Roman" w:hAnsi="Times New Roman" w:eastAsia="宋体"/>
-          <w:b w:val="0"/>
-          <w:sz w:val="24"/>
-        </w:rPr>
-        <w:t>3. 在全部 1035 个冲突配对中，有 849 个（82%）涉及中性类，这从数据层面解释了 4.1 节中各模型在中性类上表现最差的现象：中性类的边界本身就存在较大的主观分歧。</w:t>
-      </w:r>
-    </w:p>
-    <w:p>
-      <w:pPr>
-        <w:spacing w:line="360" w:lineRule="auto" w:after="0"/>
-        <w:ind w:firstLine="480"/>
-      </w:pPr>
-      <w:r>
-        <w:rPr>
-          <w:rFonts w:ascii="Times New Roman" w:hAnsi="Times New Roman" w:eastAsia="宋体"/>
-          <w:b w:val="0"/>
-          <w:sz w:val="24"/>
-        </w:rPr>
-        <w:t>需要说明的是，被重复标注的文本平均长度（18.5 个字符）略短于全部文本（21.1 个字符），并非完全随机的样本，且上述噪声模型假设各类错误等可能发生，因此 91% 的上限应视为粗略估计。</w:t>
+        <w:t>全部 1035 个冲突配对中有 849 个（82.0%）涉及中性类。这与模型在中性类上较难取得高 F1 的现象相一致，但冲突比例还受类别构成和重复记录选择影响，不能单独证明中性类错误主要由标注噪声造成。</w:t>
       </w:r>
     </w:p>
     <w:p>
@@ -12948,7 +12980,7 @@
           <w:b w:val="0"/>
           <w:sz w:val="24"/>
         </w:rPr>
-        <w:t>4.3 和 4.4 节分析了置信度“准不准”和“排序好不好”，但都不能直接回答“模型给出的答案有多大把握包含正确类别”。保形预测（conformal prediction）[Vovk 等, 2005; Angelopoulos 和 Bates, 2023] 可以回答这个问题：它不输出单个类别，而是输出一个类别集合，并在“校准样本与测试样本可交换”的条件下保证集合包含真实类别的概率不低于 1 − α，且不依赖于模型本身是否校准良好。</w:t>
+        <w:t>保形预测（conformal prediction）[Vovk 等, 2005; Angelopoulos 和 Bates, 2023] 输出类别集合。在校准样本与新评估样本可交换、模型及评分规则固定的条件下，它提供 P{Y ∈ C(X)} ≥ 1 − α 的边际覆盖保证；这不是每条预测或任意筛选子集都具有相同正确率的保证。</w:t>
       </w:r>
     </w:p>
     <w:p>
@@ -12962,7 +12994,7 @@
           <w:b w:val="0"/>
           <w:sz w:val="24"/>
         </w:rPr>
-        <w:t>本文采用分割保形预测。以 s = 1 − p(真实类) 为非一致性分数，把测试集随机对半分为校准集和评估集：在校准集上取 s 的 ⌈(n+1)(1−α)⌉/n 分位数 q̂，在评估集上输出集合 {k : 1 − p_k ≤ q̂}。为避免单次划分的偶然性，重复划分 1000 次取平均。除这种“标准”做法外，本文还采用按类别分别校准的 Mondrian 保形预测 [Vovk 等, 2005]，即对每一类单独计算 q̂，以保证每一类各自的覆盖率。结果见表 4-11。</w:t>
+        <w:t>本文采用分割保形预测，以 s = 1 − p(真实类) 为非一致性分数，将 1713 条测试记录随机分为 856 条校准和 857 条评估记录；在校准部分取第 ⌈(n+1)(1−α)⌉ 个次序统计量 q̂，在评估部分输出集合 {k : 1 − p_k ≤ q̂}。每次划分不使用评估标签计算阈值；重复 1000 次取平均，仅描述同一批数据内的划分变化，不将其当成 1000 个独立外部测试集。另采用类内分别求 q̂ 的 Mondrian 方法，其类别条件保证仍要求相应类内交换性。</w:t>
       </w:r>
     </w:p>
     <w:p>
@@ -13095,7 +13127,7 @@
                 <w:b w:val="0"/>
                 <w:sz w:val="21"/>
               </w:rPr>
-              <w:t>单元素集合比例</w:t>
+              <w:t>单元素比例</w:t>
             </w:r>
           </w:p>
         </w:tc>
@@ -13170,7 +13202,7 @@
                 <w:b w:val="0"/>
                 <w:sz w:val="21"/>
               </w:rPr>
-              <w:t>TF-IDF + LR</w:t>
+              <w:t>TF-IDF+LR</w:t>
             </w:r>
           </w:p>
         </w:tc>
@@ -13202,7 +13234,7 @@
                 <w:b w:val="0"/>
                 <w:sz w:val="21"/>
               </w:rPr>
-              <w:t>0.901</w:t>
+              <w:t>0.9008</w:t>
             </w:r>
           </w:p>
         </w:tc>
@@ -13234,7 +13266,7 @@
                 <w:b w:val="0"/>
                 <w:sz w:val="21"/>
               </w:rPr>
-              <w:t>52.9%</w:t>
+              <w:t>52.88%</w:t>
             </w:r>
           </w:p>
         </w:tc>
@@ -13250,7 +13282,7 @@
                 <w:b w:val="0"/>
                 <w:sz w:val="21"/>
               </w:rPr>
-              <w:t>0.908</w:t>
+              <w:t>0.9080</w:t>
             </w:r>
           </w:p>
         </w:tc>
@@ -13266,7 +13298,7 @@
                 <w:b w:val="0"/>
                 <w:sz w:val="21"/>
               </w:rPr>
-              <w:t>0.783</w:t>
+              <w:t>0.7828</w:t>
             </w:r>
           </w:p>
         </w:tc>
@@ -13282,7 +13314,7 @@
                 <w:b w:val="0"/>
                 <w:sz w:val="21"/>
               </w:rPr>
-              <w:t>0.960</w:t>
+              <w:t>0.9601</w:t>
             </w:r>
           </w:p>
         </w:tc>
@@ -13300,7 +13332,7 @@
                 <w:b w:val="0"/>
                 <w:sz w:val="21"/>
               </w:rPr>
-              <w:t>TF-IDF + LR</w:t>
+              <w:t>TF-IDF+LR</w:t>
             </w:r>
           </w:p>
         </w:tc>
@@ -13332,7 +13364,7 @@
                 <w:b w:val="0"/>
                 <w:sz w:val="21"/>
               </w:rPr>
-              <w:t>0.901</w:t>
+              <w:t>0.9011</w:t>
             </w:r>
           </w:p>
         </w:tc>
@@ -13364,7 +13396,7 @@
                 <w:b w:val="0"/>
                 <w:sz w:val="21"/>
               </w:rPr>
-              <w:t>47.3%</w:t>
+              <w:t>47.29%</w:t>
             </w:r>
           </w:p>
         </w:tc>
@@ -13380,7 +13412,7 @@
                 <w:b w:val="0"/>
                 <w:sz w:val="21"/>
               </w:rPr>
-              <w:t>0.901</w:t>
+              <w:t>0.9014</w:t>
             </w:r>
           </w:p>
         </w:tc>
@@ -13396,7 +13428,7 @@
                 <w:b w:val="0"/>
                 <w:sz w:val="21"/>
               </w:rPr>
-              <w:t>0.901</w:t>
+              <w:t>0.9011</w:t>
             </w:r>
           </w:p>
         </w:tc>
@@ -13412,7 +13444,7 @@
                 <w:b w:val="0"/>
                 <w:sz w:val="21"/>
               </w:rPr>
-              <w:t>0.901</w:t>
+              <w:t>0.9009</w:t>
             </w:r>
           </w:p>
         </w:tc>
@@ -13462,7 +13494,7 @@
                 <w:b w:val="0"/>
                 <w:sz w:val="21"/>
               </w:rPr>
-              <w:t>0.900</w:t>
+              <w:t>0.9003</w:t>
             </w:r>
           </w:p>
         </w:tc>
@@ -13494,7 +13526,7 @@
                 <w:b w:val="0"/>
                 <w:sz w:val="21"/>
               </w:rPr>
-              <w:t>74.9%</w:t>
+              <w:t>74.92%</w:t>
             </w:r>
           </w:p>
         </w:tc>
@@ -13510,7 +13542,7 @@
                 <w:b w:val="0"/>
                 <w:sz w:val="21"/>
               </w:rPr>
-              <w:t>0.920</w:t>
+              <w:t>0.9200</w:t>
             </w:r>
           </w:p>
         </w:tc>
@@ -13526,7 +13558,7 @@
                 <w:b w:val="0"/>
                 <w:sz w:val="21"/>
               </w:rPr>
-              <w:t>0.762</w:t>
+              <w:t>0.7620</w:t>
             </w:r>
           </w:p>
         </w:tc>
@@ -13542,7 +13574,7 @@
                 <w:b w:val="0"/>
                 <w:sz w:val="21"/>
               </w:rPr>
-              <w:t>0.964</w:t>
+              <w:t>0.9636</w:t>
             </w:r>
           </w:p>
         </w:tc>
@@ -13592,7 +13624,7 @@
                 <w:b w:val="0"/>
                 <w:sz w:val="21"/>
               </w:rPr>
-              <w:t>0.902</w:t>
+              <w:t>0.9017</w:t>
             </w:r>
           </w:p>
         </w:tc>
@@ -13624,7 +13656,7 @@
                 <w:b w:val="0"/>
                 <w:sz w:val="21"/>
               </w:rPr>
-              <w:t>65.9%</w:t>
+              <w:t>65.86%</w:t>
             </w:r>
           </w:p>
         </w:tc>
@@ -13640,7 +13672,7 @@
                 <w:b w:val="0"/>
                 <w:sz w:val="21"/>
               </w:rPr>
-              <w:t>0.902</w:t>
+              <w:t>0.9022</w:t>
             </w:r>
           </w:p>
         </w:tc>
@@ -13656,7 +13688,7 @@
                 <w:b w:val="0"/>
                 <w:sz w:val="21"/>
               </w:rPr>
-              <w:t>0.902</w:t>
+              <w:t>0.9023</w:t>
             </w:r>
           </w:p>
         </w:tc>
@@ -13672,7 +13704,7 @@
                 <w:b w:val="0"/>
                 <w:sz w:val="21"/>
               </w:rPr>
-              <w:t>0.901</w:t>
+              <w:t>0.9011</w:t>
             </w:r>
           </w:p>
         </w:tc>
@@ -13722,7 +13754,7 @@
                 <w:b w:val="0"/>
                 <w:sz w:val="21"/>
               </w:rPr>
-              <w:t>0.901</w:t>
+              <w:t>0.9012</w:t>
             </w:r>
           </w:p>
         </w:tc>
@@ -13754,7 +13786,7 @@
                 <w:b w:val="0"/>
                 <w:sz w:val="21"/>
               </w:rPr>
-              <w:t>40.8%</w:t>
+              <w:t>40.82%</w:t>
             </w:r>
           </w:p>
         </w:tc>
@@ -13770,7 +13802,7 @@
                 <w:b w:val="0"/>
                 <w:sz w:val="21"/>
               </w:rPr>
-              <w:t>0.998</w:t>
+              <w:t>0.9977</w:t>
             </w:r>
           </w:p>
         </w:tc>
@@ -13786,7 +13818,7 @@
                 <w:b w:val="0"/>
                 <w:sz w:val="21"/>
               </w:rPr>
-              <w:t>0.769</w:t>
+              <w:t>0.7685</w:t>
             </w:r>
           </w:p>
         </w:tc>
@@ -13802,7 +13834,7 @@
                 <w:b w:val="0"/>
                 <w:sz w:val="21"/>
               </w:rPr>
-              <w:t>0.918</w:t>
+              <w:t>0.9180</w:t>
             </w:r>
           </w:p>
         </w:tc>
@@ -13820,7 +13852,7 @@
                 <w:b w:val="0"/>
                 <w:sz w:val="21"/>
               </w:rPr>
-              <w:t>Qwen3-8B LoRA</w:t>
+              <w:t>Qwen3-8B 零样本</w:t>
             </w:r>
           </w:p>
         </w:tc>
@@ -13836,7 +13868,7 @@
                 <w:b w:val="0"/>
                 <w:sz w:val="21"/>
               </w:rPr>
-              <w:t>标准</w:t>
+              <w:t>按类别</w:t>
             </w:r>
           </w:p>
         </w:tc>
@@ -13852,7 +13884,7 @@
                 <w:b w:val="0"/>
                 <w:sz w:val="21"/>
               </w:rPr>
-              <w:t>0.901</w:t>
+              <w:t>0.9275</w:t>
             </w:r>
           </w:p>
         </w:tc>
@@ -13868,7 +13900,7 @@
                 <w:b w:val="0"/>
                 <w:sz w:val="21"/>
               </w:rPr>
-              <w:t>1.247</w:t>
+              <w:t>2.035</w:t>
             </w:r>
           </w:p>
         </w:tc>
@@ -13884,7 +13916,7 @@
                 <w:b w:val="0"/>
                 <w:sz w:val="21"/>
               </w:rPr>
-              <w:t>77.9%</w:t>
+              <w:t>10.32%</w:t>
             </w:r>
           </w:p>
         </w:tc>
@@ -13900,7 +13932,7 @@
                 <w:b w:val="0"/>
                 <w:sz w:val="21"/>
               </w:rPr>
-              <w:t>0.907</w:t>
+              <w:t>0.9032</w:t>
             </w:r>
           </w:p>
         </w:tc>
@@ -13916,7 +13948,7 @@
                 <w:b w:val="0"/>
                 <w:sz w:val="21"/>
               </w:rPr>
-              <w:t>0.776</w:t>
+              <w:t>1.0000</w:t>
             </w:r>
           </w:p>
         </w:tc>
@@ -13932,7 +13964,7 @@
                 <w:b w:val="0"/>
                 <w:sz w:val="21"/>
               </w:rPr>
-              <w:t>0.964</w:t>
+              <w:t>0.9024</w:t>
             </w:r>
           </w:p>
         </w:tc>
@@ -13966,7 +13998,7 @@
                 <w:b w:val="0"/>
                 <w:sz w:val="21"/>
               </w:rPr>
-              <w:t>按类别</w:t>
+              <w:t>标准</w:t>
             </w:r>
           </w:p>
         </w:tc>
@@ -13982,7 +14014,7 @@
                 <w:b w:val="0"/>
                 <w:sz w:val="21"/>
               </w:rPr>
-              <w:t>0.901</w:t>
+              <w:t>0.9005</w:t>
             </w:r>
           </w:p>
         </w:tc>
@@ -13998,7 +14030,7 @@
                 <w:b w:val="0"/>
                 <w:sz w:val="21"/>
               </w:rPr>
-              <w:t>1.296</w:t>
+              <w:t>1.247</w:t>
             </w:r>
           </w:p>
         </w:tc>
@@ -14014,7 +14046,7 @@
                 <w:b w:val="0"/>
                 <w:sz w:val="21"/>
               </w:rPr>
-              <w:t>71.1%</w:t>
+              <w:t>77.89%</w:t>
             </w:r>
           </w:p>
         </w:tc>
@@ -14030,7 +14062,7 @@
                 <w:b w:val="0"/>
                 <w:sz w:val="21"/>
               </w:rPr>
-              <w:t>0.901</w:t>
+              <w:t>0.9069</w:t>
             </w:r>
           </w:p>
         </w:tc>
@@ -14046,7 +14078,7 @@
                 <w:b w:val="0"/>
                 <w:sz w:val="21"/>
               </w:rPr>
-              <w:t>0.903</w:t>
+              <w:t>0.7761</w:t>
             </w:r>
           </w:p>
         </w:tc>
@@ -14062,7 +14094,7 @@
                 <w:b w:val="0"/>
                 <w:sz w:val="21"/>
               </w:rPr>
-              <w:t>0.900</w:t>
+              <w:t>0.9641</w:t>
             </w:r>
           </w:p>
         </w:tc>
@@ -14080,7 +14112,7 @@
                 <w:b w:val="0"/>
                 <w:sz w:val="21"/>
               </w:rPr>
-              <w:t>Qwen2.5-7B LoRA</w:t>
+              <w:t>Qwen3-8B LoRA</w:t>
             </w:r>
           </w:p>
         </w:tc>
@@ -14096,7 +14128,7 @@
                 <w:b w:val="0"/>
                 <w:sz w:val="21"/>
               </w:rPr>
-              <w:t>标准</w:t>
+              <w:t>按类别</w:t>
             </w:r>
           </w:p>
         </w:tc>
@@ -14112,7 +14144,7 @@
                 <w:b w:val="0"/>
                 <w:sz w:val="21"/>
               </w:rPr>
-              <w:t>0.901</w:t>
+              <w:t>0.9012</w:t>
             </w:r>
           </w:p>
         </w:tc>
@@ -14128,7 +14160,7 @@
                 <w:b w:val="0"/>
                 <w:sz w:val="21"/>
               </w:rPr>
-              <w:t>1.248</w:t>
+              <w:t>1.296</w:t>
             </w:r>
           </w:p>
         </w:tc>
@@ -14144,7 +14176,7 @@
                 <w:b w:val="0"/>
                 <w:sz w:val="21"/>
               </w:rPr>
-              <w:t>77.1%</w:t>
+              <w:t>71.11%</w:t>
             </w:r>
           </w:p>
         </w:tc>
@@ -14160,7 +14192,7 @@
                 <w:b w:val="0"/>
                 <w:sz w:val="21"/>
               </w:rPr>
-              <w:t>0.932</w:t>
+              <w:t>0.9012</w:t>
             </w:r>
           </w:p>
         </w:tc>
@@ -14176,7 +14208,7 @@
                 <w:b w:val="0"/>
                 <w:sz w:val="21"/>
               </w:rPr>
-              <w:t>0.758</w:t>
+              <w:t>0.9030</w:t>
             </w:r>
           </w:p>
         </w:tc>
@@ -14192,7 +14224,7 @@
                 <w:b w:val="0"/>
                 <w:sz w:val="21"/>
               </w:rPr>
-              <w:t>0.960</w:t>
+              <w:t>0.9000</w:t>
             </w:r>
           </w:p>
         </w:tc>
@@ -14226,7 +14258,7 @@
                 <w:b w:val="0"/>
                 <w:sz w:val="21"/>
               </w:rPr>
-              <w:t>按类别</w:t>
+              <w:t>标准</w:t>
             </w:r>
           </w:p>
         </w:tc>
@@ -14242,7 +14274,7 @@
                 <w:b w:val="0"/>
                 <w:sz w:val="21"/>
               </w:rPr>
-              <w:t>0.902</w:t>
+              <w:t>0.9008</w:t>
             </w:r>
           </w:p>
         </w:tc>
@@ -14258,7 +14290,7 @@
                 <w:b w:val="0"/>
                 <w:sz w:val="21"/>
               </w:rPr>
-              <w:t>1.288</w:t>
+              <w:t>1.248</w:t>
             </w:r>
           </w:p>
         </w:tc>
@@ -14274,7 +14306,7 @@
                 <w:b w:val="0"/>
                 <w:sz w:val="21"/>
               </w:rPr>
-              <w:t>72.3%</w:t>
+              <w:t>77.09%</w:t>
             </w:r>
           </w:p>
         </w:tc>
@@ -14290,7 +14322,7 @@
                 <w:b w:val="0"/>
                 <w:sz w:val="21"/>
               </w:rPr>
-              <w:t>0.902</w:t>
+              <w:t>0.9321</w:t>
             </w:r>
           </w:p>
         </w:tc>
@@ -14306,7 +14338,7 @@
                 <w:b w:val="0"/>
                 <w:sz w:val="21"/>
               </w:rPr>
-              <w:t>0.904</w:t>
+              <w:t>0.7576</w:t>
             </w:r>
           </w:p>
         </w:tc>
@@ -14322,7 +14354,7 @@
                 <w:b w:val="0"/>
                 <w:sz w:val="21"/>
               </w:rPr>
-              <w:t>0.902</w:t>
+              <w:t>0.9600</w:t>
             </w:r>
           </w:p>
         </w:tc>
@@ -14340,7 +14372,7 @@
                 <w:b w:val="0"/>
                 <w:sz w:val="21"/>
               </w:rPr>
-              <w:t>GLM-4-9B LoRA</w:t>
+              <w:t>Qwen2.5-7B LoRA</w:t>
             </w:r>
           </w:p>
         </w:tc>
@@ -14356,7 +14388,7 @@
                 <w:b w:val="0"/>
                 <w:sz w:val="21"/>
               </w:rPr>
-              <w:t>标准</w:t>
+              <w:t>按类别</w:t>
             </w:r>
           </w:p>
         </w:tc>
@@ -14372,7 +14404,7 @@
                 <w:b w:val="0"/>
                 <w:sz w:val="21"/>
               </w:rPr>
-              <w:t>0.901</w:t>
+              <w:t>0.9023</w:t>
             </w:r>
           </w:p>
         </w:tc>
@@ -14388,7 +14420,7 @@
                 <w:b w:val="0"/>
                 <w:sz w:val="21"/>
               </w:rPr>
-              <w:t>1.247</w:t>
+              <w:t>1.288</w:t>
             </w:r>
           </w:p>
         </w:tc>
@@ -14404,7 +14436,7 @@
                 <w:b w:val="0"/>
                 <w:sz w:val="21"/>
               </w:rPr>
-              <w:t>77.7%</w:t>
+              <w:t>72.25%</w:t>
             </w:r>
           </w:p>
         </w:tc>
@@ -14420,7 +14452,7 @@
                 <w:b w:val="0"/>
                 <w:sz w:val="21"/>
               </w:rPr>
-              <w:t>0.896</w:t>
+              <w:t>0.9022</w:t>
             </w:r>
           </w:p>
         </w:tc>
@@ -14436,7 +14468,7 @@
                 <w:b w:val="0"/>
                 <w:sz w:val="21"/>
               </w:rPr>
-              <w:t>0.804</w:t>
+              <w:t>0.9037</w:t>
             </w:r>
           </w:p>
         </w:tc>
@@ -14452,7 +14484,7 @@
                 <w:b w:val="0"/>
                 <w:sz w:val="21"/>
               </w:rPr>
-              <w:t>0.956</w:t>
+              <w:t>0.9015</w:t>
             </w:r>
           </w:p>
         </w:tc>
@@ -14486,6 +14518,136 @@
                 <w:b w:val="0"/>
                 <w:sz w:val="21"/>
               </w:rPr>
+              <w:t>标准</w:t>
+            </w:r>
+          </w:p>
+        </w:tc>
+        <w:tc>
+          <w:tcPr>
+            <w:tcW w:type="dxa" w:w="1133"/>
+          </w:tcPr>
+          <w:p>
+            <w:r/>
+            <w:r>
+              <w:rPr>
+                <w:rFonts w:ascii="Times New Roman" w:hAnsi="Times New Roman" w:eastAsia="宋体"/>
+                <w:b w:val="0"/>
+                <w:sz w:val="21"/>
+              </w:rPr>
+              <w:t>0.9010</w:t>
+            </w:r>
+          </w:p>
+        </w:tc>
+        <w:tc>
+          <w:tcPr>
+            <w:tcW w:type="dxa" w:w="1133"/>
+          </w:tcPr>
+          <w:p>
+            <w:r/>
+            <w:r>
+              <w:rPr>
+                <w:rFonts w:ascii="Times New Roman" w:hAnsi="Times New Roman" w:eastAsia="宋体"/>
+                <w:b w:val="0"/>
+                <w:sz w:val="21"/>
+              </w:rPr>
+              <w:t>1.247</w:t>
+            </w:r>
+          </w:p>
+        </w:tc>
+        <w:tc>
+          <w:tcPr>
+            <w:tcW w:type="dxa" w:w="1133"/>
+          </w:tcPr>
+          <w:p>
+            <w:r/>
+            <w:r>
+              <w:rPr>
+                <w:rFonts w:ascii="Times New Roman" w:hAnsi="Times New Roman" w:eastAsia="宋体"/>
+                <w:b w:val="0"/>
+                <w:sz w:val="21"/>
+              </w:rPr>
+              <w:t>77.67%</w:t>
+            </w:r>
+          </w:p>
+        </w:tc>
+        <w:tc>
+          <w:tcPr>
+            <w:tcW w:type="dxa" w:w="1133"/>
+          </w:tcPr>
+          <w:p>
+            <w:r/>
+            <w:r>
+              <w:rPr>
+                <w:rFonts w:ascii="Times New Roman" w:hAnsi="Times New Roman" w:eastAsia="宋体"/>
+                <w:b w:val="0"/>
+                <w:sz w:val="21"/>
+              </w:rPr>
+              <w:t>0.8961</w:t>
+            </w:r>
+          </w:p>
+        </w:tc>
+        <w:tc>
+          <w:tcPr>
+            <w:tcW w:type="dxa" w:w="1133"/>
+          </w:tcPr>
+          <w:p>
+            <w:r/>
+            <w:r>
+              <w:rPr>
+                <w:rFonts w:ascii="Times New Roman" w:hAnsi="Times New Roman" w:eastAsia="宋体"/>
+                <w:b w:val="0"/>
+                <w:sz w:val="21"/>
+              </w:rPr>
+              <w:t>0.8042</w:t>
+            </w:r>
+          </w:p>
+        </w:tc>
+        <w:tc>
+          <w:tcPr>
+            <w:tcW w:type="dxa" w:w="1133"/>
+          </w:tcPr>
+          <w:p>
+            <w:r/>
+            <w:r>
+              <w:rPr>
+                <w:rFonts w:ascii="Times New Roman" w:hAnsi="Times New Roman" w:eastAsia="宋体"/>
+                <w:b w:val="0"/>
+                <w:sz w:val="21"/>
+              </w:rPr>
+              <w:t>0.9559</w:t>
+            </w:r>
+          </w:p>
+        </w:tc>
+      </w:tr>
+      <w:tr>
+        <w:tc>
+          <w:tcPr>
+            <w:tcW w:type="dxa" w:w="1133"/>
+          </w:tcPr>
+          <w:p>
+            <w:r/>
+            <w:r>
+              <w:rPr>
+                <w:rFonts w:ascii="Times New Roman" w:hAnsi="Times New Roman" w:eastAsia="宋体"/>
+                <w:b w:val="0"/>
+                <w:sz w:val="21"/>
+              </w:rPr>
+              <w:t>GLM-4-9B LoRA</w:t>
+            </w:r>
+          </w:p>
+        </w:tc>
+        <w:tc>
+          <w:tcPr>
+            <w:tcW w:type="dxa" w:w="1133"/>
+          </w:tcPr>
+          <w:p>
+            <w:r/>
+            <w:r>
+              <w:rPr>
+                <w:rFonts w:ascii="Times New Roman" w:hAnsi="Times New Roman" w:eastAsia="宋体"/>
+                <w:b w:val="0"/>
+                <w:sz w:val="21"/>
+              </w:rPr>
               <w:t>按类别</w:t>
             </w:r>
           </w:p>
@@ -14502,7 +14664,7 @@
                 <w:b w:val="0"/>
                 <w:sz w:val="21"/>
               </w:rPr>
-              <w:t>0.901</w:t>
+              <w:t>0.9014</w:t>
             </w:r>
           </w:p>
         </w:tc>
@@ -14534,7 +14696,7 @@
                 <w:b w:val="0"/>
                 <w:sz w:val="21"/>
               </w:rPr>
-              <w:t>70.1%</w:t>
+              <w:t>70.07%</w:t>
             </w:r>
           </w:p>
         </w:tc>
@@ -14550,7 +14712,7 @@
                 <w:b w:val="0"/>
                 <w:sz w:val="21"/>
               </w:rPr>
-              <w:t>0.903</w:t>
+              <w:t>0.9027</w:t>
             </w:r>
           </w:p>
         </w:tc>
@@ -14566,7 +14728,7 @@
                 <w:b w:val="0"/>
                 <w:sz w:val="21"/>
               </w:rPr>
-              <w:t>0.902</w:t>
+              <w:t>0.9016</w:t>
             </w:r>
           </w:p>
         </w:tc>
@@ -14582,7 +14744,7 @@
                 <w:b w:val="0"/>
                 <w:sz w:val="21"/>
               </w:rPr>
-              <w:t>0.901</w:t>
+              <w:t>0.9006</w:t>
             </w:r>
           </w:p>
         </w:tc>
@@ -14600,7 +14762,7 @@
           <w:b w:val="0"/>
           <w:sz w:val="24"/>
         </w:rPr>
-        <w:t>注：目标覆盖率 95% 的结果见 outputs/analysis/conformal.csv，结论相同。</w:t>
+        <w:t>标准方法下，各模型的平均整体覆盖率约为 90%，与名义目标相近；有限评估样本下，某一次划分的经验覆盖率仍可能低于 90%。这些均值支持当前数据内的覆盖表现，但不能由有限次实验“证明”面向所有未来分布的保证。目标 95% 的结果及各次划分覆盖率的经验分位数见 outputs/analysis/conformal.csv。</w:t>
       </w:r>
     </w:p>
     <w:p>
@@ -14614,7 +14776,265 @@
           <w:b w:val="0"/>
           <w:sz w:val="24"/>
         </w:rPr>
-        <w:t>从表 4-11 可以得到以下结论。</w:t>
+        <w:t>LoRA 模型的标准预测集合平均大小约为 1.25，单元素集合比例约为 77%～78%，比 TF-IDF 和零样本 Qwen3 更精简。为避免把边际覆盖与单元素答案正确率混淆，表 4-12 单独报告单元素子集上的经验准确率。</w:t>
+      </w:r>
+    </w:p>
+    <w:p>
+      <w:pPr>
+        <w:spacing w:line="360" w:lineRule="auto" w:after="0"/>
+        <w:jc w:val="center"/>
+      </w:pPr>
+      <w:r>
+        <w:rPr>
+          <w:rFonts w:ascii="Times New Roman" w:hAnsi="Times New Roman" w:eastAsia="宋体"/>
+          <w:b w:val="0"/>
+          <w:sz w:val="21"/>
+        </w:rPr>
+        <w:t>表 4-12 标准保形预测的单元素集合表现（目标边际覆盖率 90%）</w:t>
+      </w:r>
+    </w:p>
+    <w:tbl>
+      <w:tblPr>
+        <w:tblW w:type="auto" w:w="0"/>
+        <w:tblLook w:firstColumn="1" w:firstRow="1" w:lastColumn="0" w:lastRow="0" w:noHBand="0" w:noVBand="1" w:val="04A0"/>
+        <w:jc w:val="center"/>
+        <w:tblBorders>
+          <w:top w:val="single" w:sz="4"/>
+          <w:left w:val="single" w:sz="4"/>
+          <w:bottom w:val="single" w:sz="4"/>
+          <w:right w:val="single" w:sz="4"/>
+          <w:insideH w:val="single" w:sz="4"/>
+          <w:insideV w:val="single" w:sz="4"/>
+        </w:tblBorders>
+      </w:tblPr>
+      <w:tblGrid>
+        <w:gridCol w:w="3022"/>
+        <w:gridCol w:w="3022"/>
+        <w:gridCol w:w="3022"/>
+      </w:tblGrid>
+      <w:tr>
+        <w:tc>
+          <w:tcPr>
+            <w:tcW w:type="dxa" w:w="3022"/>
+          </w:tcPr>
+          <w:p>
+            <w:pPr>
+              <w:jc w:val="center"/>
+            </w:pPr>
+            <w:r/>
+            <w:r>
+              <w:rPr>
+                <w:rFonts w:ascii="Times New Roman" w:hAnsi="Times New Roman" w:eastAsia="黑体"/>
+                <w:b w:val="0"/>
+                <w:sz w:val="21"/>
+              </w:rPr>
+              <w:t>模型</w:t>
+            </w:r>
+          </w:p>
+        </w:tc>
+        <w:tc>
+          <w:tcPr>
+            <w:tcW w:type="dxa" w:w="3022"/>
+          </w:tcPr>
+          <w:p>
+            <w:pPr>
+              <w:jc w:val="center"/>
+            </w:pPr>
+            <w:r/>
+            <w:r>
+              <w:rPr>
+                <w:rFonts w:ascii="Times New Roman" w:hAnsi="Times New Roman" w:eastAsia="黑体"/>
+                <w:b w:val="0"/>
+                <w:sz w:val="21"/>
+              </w:rPr>
+              <w:t>单元素集合比例</w:t>
+            </w:r>
+          </w:p>
+        </w:tc>
+        <w:tc>
+          <w:tcPr>
+            <w:tcW w:type="dxa" w:w="3022"/>
+          </w:tcPr>
+          <w:p>
+            <w:pPr>
+              <w:jc w:val="center"/>
+            </w:pPr>
+            <w:r/>
+            <w:r>
+              <w:rPr>
+                <w:rFonts w:ascii="Times New Roman" w:hAnsi="Times New Roman" w:eastAsia="黑体"/>
+                <w:b w:val="0"/>
+                <w:sz w:val="21"/>
+              </w:rPr>
+              <w:t>单元素集合内准确率</w:t>
+            </w:r>
+          </w:p>
+        </w:tc>
+      </w:tr>
+      <w:tr>
+        <w:tc>
+          <w:tcPr>
+            <w:tcW w:type="dxa" w:w="3022"/>
+          </w:tcPr>
+          <w:p>
+            <w:r/>
+            <w:r>
+              <w:rPr>
+                <w:rFonts w:ascii="Times New Roman" w:hAnsi="Times New Roman" w:eastAsia="宋体"/>
+                <w:b w:val="0"/>
+                <w:sz w:val="21"/>
+              </w:rPr>
+              <w:t>Qwen3-8B LoRA</w:t>
+            </w:r>
+          </w:p>
+        </w:tc>
+        <w:tc>
+          <w:tcPr>
+            <w:tcW w:type="dxa" w:w="3022"/>
+          </w:tcPr>
+          <w:p>
+            <w:r/>
+            <w:r>
+              <w:rPr>
+                <w:rFonts w:ascii="Times New Roman" w:hAnsi="Times New Roman" w:eastAsia="宋体"/>
+                <w:b w:val="0"/>
+                <w:sz w:val="21"/>
+              </w:rPr>
+              <w:t>77.89%</w:t>
+            </w:r>
+          </w:p>
+        </w:tc>
+        <w:tc>
+          <w:tcPr>
+            <w:tcW w:type="dxa" w:w="3022"/>
+          </w:tcPr>
+          <w:p>
+            <w:r/>
+            <w:r>
+              <w:rPr>
+                <w:rFonts w:ascii="Times New Roman" w:hAnsi="Times New Roman" w:eastAsia="宋体"/>
+                <w:b w:val="0"/>
+                <w:sz w:val="21"/>
+              </w:rPr>
+              <w:t>89.25%</w:t>
+            </w:r>
+          </w:p>
+        </w:tc>
+      </w:tr>
+      <w:tr>
+        <w:tc>
+          <w:tcPr>
+            <w:tcW w:type="dxa" w:w="3022"/>
+          </w:tcPr>
+          <w:p>
+            <w:r/>
+            <w:r>
+              <w:rPr>
+                <w:rFonts w:ascii="Times New Roman" w:hAnsi="Times New Roman" w:eastAsia="宋体"/>
+                <w:b w:val="0"/>
+                <w:sz w:val="21"/>
+              </w:rPr>
+              <w:t>Qwen2.5-7B LoRA</w:t>
+            </w:r>
+          </w:p>
+        </w:tc>
+        <w:tc>
+          <w:tcPr>
+            <w:tcW w:type="dxa" w:w="3022"/>
+          </w:tcPr>
+          <w:p>
+            <w:r/>
+            <w:r>
+              <w:rPr>
+                <w:rFonts w:ascii="Times New Roman" w:hAnsi="Times New Roman" w:eastAsia="宋体"/>
+                <w:b w:val="0"/>
+                <w:sz w:val="21"/>
+              </w:rPr>
+              <w:t>77.09%</w:t>
+            </w:r>
+          </w:p>
+        </w:tc>
+        <w:tc>
+          <w:tcPr>
+            <w:tcW w:type="dxa" w:w="3022"/>
+          </w:tcPr>
+          <w:p>
+            <w:r/>
+            <w:r>
+              <w:rPr>
+                <w:rFonts w:ascii="Times New Roman" w:hAnsi="Times New Roman" w:eastAsia="宋体"/>
+                <w:b w:val="0"/>
+                <w:sz w:val="21"/>
+              </w:rPr>
+              <w:t>89.31%</w:t>
+            </w:r>
+          </w:p>
+        </w:tc>
+      </w:tr>
+      <w:tr>
+        <w:tc>
+          <w:tcPr>
+            <w:tcW w:type="dxa" w:w="3022"/>
+          </w:tcPr>
+          <w:p>
+            <w:r/>
+            <w:r>
+              <w:rPr>
+                <w:rFonts w:ascii="Times New Roman" w:hAnsi="Times New Roman" w:eastAsia="宋体"/>
+                <w:b w:val="0"/>
+                <w:sz w:val="21"/>
+              </w:rPr>
+              <w:t>GLM-4-9B LoRA</w:t>
+            </w:r>
+          </w:p>
+        </w:tc>
+        <w:tc>
+          <w:tcPr>
+            <w:tcW w:type="dxa" w:w="3022"/>
+          </w:tcPr>
+          <w:p>
+            <w:r/>
+            <w:r>
+              <w:rPr>
+                <w:rFonts w:ascii="Times New Roman" w:hAnsi="Times New Roman" w:eastAsia="宋体"/>
+                <w:b w:val="0"/>
+                <w:sz w:val="21"/>
+              </w:rPr>
+              <w:t>77.67%</w:t>
+            </w:r>
+          </w:p>
+        </w:tc>
+        <w:tc>
+          <w:tcPr>
+            <w:tcW w:type="dxa" w:w="3022"/>
+          </w:tcPr>
+          <w:p>
+            <w:r/>
+            <w:r>
+              <w:rPr>
+                <w:rFonts w:ascii="Times New Roman" w:hAnsi="Times New Roman" w:eastAsia="宋体"/>
+                <w:b w:val="0"/>
+                <w:sz w:val="21"/>
+              </w:rPr>
+              <w:t>88.75%</w:t>
+            </w:r>
+          </w:p>
+        </w:tc>
+      </w:tr>
+    </w:tbl>
+    <w:p/>
+    <w:p>
+      <w:pPr>
+        <w:spacing w:line="360" w:lineRule="auto" w:after="0"/>
+        <w:ind w:firstLine="480"/>
+      </w:pPr>
+      <w:r>
+        <w:rPr>
+          <w:rFonts w:ascii="Times New Roman" w:hAnsi="Times New Roman" w:eastAsia="宋体"/>
+          <w:b w:val="0"/>
+          <w:sz w:val="24"/>
+        </w:rPr>
+        <w:t>准确率为 1000 次划分中单元素预测的正确总数除以单元素预测总数，重复出现的样本不视为独立观测来构造额外置信区间。三个 LoRA 模型的单元素准确率仅为 88.7%～89.3%，因此不能说约 78% 的评论获得了“有 90% 保证的唯一答案”。集合大小、整体覆盖率和单元素正确率应分别报告。</w:t>
       </w:r>
     </w:p>
     <w:p>
@@ -14628,7 +15048,7 @@
           <w:b w:val="0"/>
           <w:sz w:val="24"/>
         </w:rPr>
-        <w:t>第一，保形预测的覆盖率保证在所有模型上都成立。无论模型本身校准好坏，实际覆盖率都在 0.900～0.902 之间，与目标 90% 几乎一致，验证了这一方法“与模型无关”的性质。</w:t>
+        <w:t>标准方法下中性类覆盖率约为 0.76～0.80；对三个 LoRA 模型，按类别校准后各类平均经验覆盖率接近 0.90，平均集合大小增加约 0.04～0.07，单元素比例相应下降。这说明保护较难类别需要付出预测集合变大的代价，不等于消除了模型对中性类的所有错误。</w:t>
       </w:r>
     </w:p>
     <w:p>
@@ -14642,35 +15062,7 @@
           <w:b w:val="0"/>
           <w:sz w:val="24"/>
         </w:rPr>
-        <w:t>第二，模型越好，预测集合越小。覆盖率相同时，平均集合大小直接反映模型的有效信息量：LoRA 大模型约为 1.25，即约 78% 的评论只需给出一个类别；RoBERTa 为 1.28；TF-IDF 为 1.58；Qwen3-8B 零样本为 1.91，接近“三类中排除一类”。这从另一个角度印证了 4.1 节的排序，而且比准确率更直观：对 LoRA 大模型而言，约四分之三的评论可以给出有 90% 保证的唯一答案，其余评论则以“中性或积极”等形式交由人工判断。</w:t>
-      </w:r>
-    </w:p>
-    <w:p>
-      <w:pPr>
-        <w:spacing w:line="360" w:lineRule="auto" w:after="0"/>
-        <w:ind w:firstLine="480"/>
-      </w:pPr>
-      <w:r>
-        <w:rPr>
-          <w:rFonts w:ascii="Times New Roman" w:hAnsi="Times New Roman" w:eastAsia="宋体"/>
-          <w:b w:val="0"/>
-          <w:sz w:val="24"/>
-        </w:rPr>
-        <w:t>第三，标准做法只保证整体覆盖率，中性类的覆盖率明显偏低。在标准做法下，各模型中性类的覆盖率只有 0.76～0.80，而积极类高达 0.96，说明整体 90% 的保证是靠“容易的类别多覆盖、难的类别少覆盖”换来的。按类别校准后，三类的覆盖率都达到 0.90，代价只是平均集合大小增加 0.03～0.08。对于舆情监测等不希望系统性漏判某一类情绪的场景，按类别校准更为合适。这一结果也与 4.7 节“中性类标注分歧最大”的发现相互印证。</w:t>
-      </w:r>
-    </w:p>
-    <w:p>
-      <w:pPr>
-        <w:spacing w:line="360" w:lineRule="auto" w:after="0"/>
-        <w:ind w:firstLine="480"/>
-      </w:pPr>
-      <w:r>
-        <w:rPr>
-          <w:rFonts w:ascii="Times New Roman" w:hAnsi="Times New Roman" w:eastAsia="宋体"/>
-          <w:b w:val="0"/>
-          <w:sz w:val="24"/>
-        </w:rPr>
-        <w:t>第四，零样本大模型的概率大量取到 0 或 1 的极端值，分数出现大量并列，导致其在按类别校准和 95% 目标下出现过度覆盖（例如 95% 目标下实际覆盖率 0.988、平均集合大小 2.87），集合几乎失去区分度。这说明保形预测虽然能保证覆盖率，但集合是否有用仍取决于模型概率的质量。</w:t>
+        <w:t>Qwen3 零样本在按类别校准时出现明显过度覆盖，目标 90% 时平均覆盖率约为 0.9275，中性类接近 1。历史概率存在精度损失和大量并列分数，不能将这些并列全部归因于模型固有行为。保形预测的边际下界不要求模型本身概率校准良好，但集合效率及过度覆盖程度会受评分质量和数值精度影响。</w:t>
       </w:r>
     </w:p>
     <w:p>
@@ -14697,7 +15089,7 @@
           <w:b w:val="0"/>
           <w:sz w:val="24"/>
         </w:rPr>
-        <w:t>本章从分类效果、统计显著性、校准、选择性预测、保形预测和数据质量等方面对实验结果进行了分析，主要结论如下：</w:t>
+        <w:t>本章的主要结论及适用范围如下：</w:t>
       </w:r>
     </w:p>
     <w:p>
@@ -14711,7 +15103,7 @@
           <w:b w:val="0"/>
           <w:sz w:val="24"/>
         </w:rPr>
-        <w:t>1. LoRA 微调是提升大模型效果的关键。三个大模型经 LoRA 微调后，Macro-F1 从零样本的 0.64～0.67 提升到 0.80 左右，而少样本提示的效果有限且不稳定。</w:t>
+        <w:t>1. LoRA 微调后，三个大模型的 Macro-F1 约为 0.80，高于其零样本和少样本结果。</w:t>
       </w:r>
     </w:p>
     <w:p>
@@ -14725,7 +15117,7 @@
           <w:b w:val="0"/>
           <w:sz w:val="24"/>
         </w:rPr>
-        <w:t>2. LoRA 微调后的大模型相对 RoBERTa 具有稳定但幅度较小的优势（约 2 个百分点）。这一优势在多种子方差分析中显著，在配对 Bootstrap 中边缘显著，在 McNemar 检验中不显著；三个大模型之间没有显著差异。</w:t>
+        <w:t>2. 在固定数据划分及三个训练种子中，LoRA 模型的 F1 点估计均高于 RoBERTa；但种子 42 的 McNemar 与配对 Bootstrap 经多重比较调整后均未检出显著优势，不推断为对新样本的稳定优越性。</w:t>
       </w:r>
     </w:p>
     <w:p>
@@ -14739,7 +15131,7 @@
           <w:b w:val="0"/>
           <w:sz w:val="24"/>
         </w:rPr>
-        <w:t>3. 大模型存在过度自信问题，零样本时尤其严重；温度缩放能够有效纠正，使 LoRA 大模型成为校准最好的模型。</w:t>
+        <w:t>3. Qwen3 零样本存在明显过度自信；LoRA 模型的测试分布内五折温度交叉拟合降低了 ECE。零样本 NLL 与温度受到历史概率精度和截断约定影响，尚未通过高精度重新推理消除该限制。</w:t>
       </w:r>
     </w:p>
     <w:p>
@@ -14753,7 +15145,7 @@
           <w:b w:val="0"/>
           <w:sz w:val="24"/>
         </w:rPr>
-        <w:t>4. 在选择性预测中，LoRA 大模型的置信度排序质量最好，只回答最有把握的一半评论时准确率可达 96% 左右。</w:t>
+        <w:t>4. 现有选择性预测结果中，LoRA 模型只处理高置信度的一半样本时，准确率约为 96%；这是经验结果，不是部署错误率保证。</w:t>
       </w:r>
     </w:p>
     <w:p>
@@ -14767,7 +15159,7 @@
           <w:b w:val="0"/>
           <w:sz w:val="24"/>
         </w:rPr>
-        <w:t>5. 大模型只需 500 条标注样本即可接近 RoBERTa 用全部数据训练的效果；较小的 LoRA 秩和 4-bit 量化均不会明显降低效果，4-bit 量化可节省约 39% 的显存。</w:t>
+        <w:t>5. 单次消融提示较少训练样本、较小 LoRA 秩及 4-bit 配置具有可行性；缺少配置级重复和等效性检验，不能证明参数不敏感或配置效果等同。</w:t>
       </w:r>
     </w:p>
     <w:p>
@@ -14781,7 +15173,7 @@
           <w:b w:val="0"/>
           <w:sz w:val="24"/>
         </w:rPr>
-        <w:t>6. 中性类是所有模型的共同难点：重复标注中 82% 的冲突涉及中性类，说明其边界本身存在主观分歧。</w:t>
+        <w:t>6. 原始数据存在训练及验证曝光；不同评估子集的分数差不解释为纯泄漏因果效应。在同样 845 条共同未曝光文本上的比较未观察到清洗后 F1 点估计下降，但不构成等效性证明。</w:t>
       </w:r>
     </w:p>
     <w:p>
@@ -14795,7 +15187,7 @@
           <w:b w:val="0"/>
           <w:sz w:val="24"/>
         </w:rPr>
-        <w:t>7. 数据泄露会让模型“背答案”，使 TF-IDF 的分数虚高 8.1 个百分点，并把 TF-IDF 与 RoBERTa 的真实差距缩小约三分之二；清洗数据没有明显损害模型的泛化能力。</w:t>
+        <w:t>7. 重复记录配对一致率为 82.9%，K_pair = 0.7417，82% 的冲突涉及中性类；q ≈ 0.9081 仅为独立同质对称噪声模型下的情景推算，不是清洗后测试集上限。</w:t>
       </w:r>
     </w:p>
     <w:p>
@@ -14809,21 +15201,7 @@
           <w:b w:val="0"/>
           <w:sz w:val="24"/>
         </w:rPr>
-        <w:t>8. 重复标注的一致率仅为 82.9%（κ = 0.735），据此估计该数据集的准确率上限约为 91%；LoRA 大模型与标签的一致率已接近人工标注之间的一致率。</w:t>
-      </w:r>
-    </w:p>
-    <w:p>
-      <w:pPr>
-        <w:spacing w:line="360" w:lineRule="auto" w:after="0"/>
-        <w:ind w:firstLine="480"/>
-      </w:pPr>
-      <w:r>
-        <w:rPr>
-          <w:rFonts w:ascii="Times New Roman" w:hAnsi="Times New Roman" w:eastAsia="宋体"/>
-          <w:b w:val="0"/>
-          <w:sz w:val="24"/>
-        </w:rPr>
-        <w:t>9. 保形预测在所有模型上都达到了目标覆盖率；LoRA 大模型的预测集合最小，约 78% 的评论可给出有 90% 保证的唯一类别。标准做法下中性类覆盖率只有 0.76～0.80，按类别校准可使三类覆盖率均达到 90%，代价很小。</w:t>
+        <w:t>8. 标准保形预测整体覆盖率约为 90%，LoRA 模型约 77%～78% 的集合为单元素，而单元素正确率约为 88.7%～89.3%；按类别校准改善类别间覆盖失衡，但没有自动获得单元素子集的 90% 正确率保证。</w:t>
       </w:r>
     </w:p>
     <w:p>
